--- a/交付成果/第4轮朗读优化版/朗读优化4周版/读书会02_慈心禅修习_4周资料包（朗读优化版）/Word版/第1周_慈心的意义与对自己散播慈爱_主持人版.docx
+++ b/交付成果/第4轮朗读优化版/朗读优化4周版/读书会02_慈心禅修习_4周资料包（朗读优化版）/Word版/第1周_慈心的意义与对自己散播慈爱_主持人版.docx
@@ -4,72 +4,88 @@
   <w:body>
     <w:p>
       <w:pPr>
-        <w:spacing w:before="160" w:after="80"/>
+        <w:jc w:val="right"/>
       </w:pPr>
       <w:r>
         <w:rPr>
-          <w:rFonts w:ascii="Microsoft YaHei" w:hAnsi="Microsoft YaHei" w:eastAsia="Microsoft YaHei"/>
-          <w:b/>
-          <w:color w:val="1F3864"/>
-          <w:sz w:val="34"/>
-        </w:rPr>
-        <w:t>第1周：慈心的意义与对自己散播慈爱（主持人版）</w:t>
+          <w:color w:val="888888"/>
+          <w:sz w:val="16"/>
+        </w:rPr>
+        <w:t>📅 最近更新：2026-09-22 17:16　|　第三版修订（4周版）：连续两周合并为9环节、单讲120分钟；共读原文一字未改；学员版去除主持人专属内容</w:t>
       </w:r>
     </w:p>
     <w:p>
       <w:pPr>
-        <w:spacing w:before="40" w:after="80"/>
-        <w:ind w:left="283"/>
-        <w:shd w:val="clear" w:color="auto" w:fill="EEF2F8"/>
-        <w:pBdr>
-          <w:left w:val="single" w:sz="20" w:space="6" w:color="1F3864"/>
-        </w:pBdr>
+        <w:jc w:val="center"/>
       </w:pPr>
       <w:r>
         <w:rPr>
-          <w:sz w:val="20"/>
-        </w:rPr>
-        <w:t xml:space="preserve">⭐ </w:t>
-      </w:r>
-      <w:r>
-        <w:rPr>
           <w:b/>
-          <w:sz w:val="20"/>
-        </w:rPr>
-        <w:t>本讲主持人速览</w:t>
-      </w:r>
-      <w:r>
-        <w:rPr>
-          <w:sz w:val="20"/>
-        </w:rPr>
-        <w:t>（新主持人必读，2分钟看完）</w:t>
+          <w:color w:val="1F3864"/>
+          <w:sz w:val="36"/>
+        </w:rPr>
+        <w:t>第1周：慈心的意义与对自己散播慈爱</w:t>
       </w:r>
     </w:p>
     <w:p>
       <w:pPr>
-        <w:spacing w:before="40" w:after="80"/>
-        <w:ind w:left="283"/>
-        <w:shd w:val="clear" w:color="auto" w:fill="EEF2F8"/>
+        <w:ind w:left="170"/>
         <w:pBdr>
-          <w:left w:val="single" w:sz="20" w:space="6" w:color="1F3864"/>
+          <w:left w:val="single" w:sz="18" w:space="4" w:color="1F3864"/>
         </w:pBdr>
+        <w:shd w:val="clear" w:fill="F2F5FA"/>
       </w:pPr>
       <w:r>
         <w:rPr>
-          <w:sz w:val="20"/>
-        </w:rPr>
-        <w:t xml:space="preserve">你不是老师，是"共学同行者"。你不需要提前懂内容，只需要按流程走。 </w:t>
+          <w:b w:val="0"/>
+        </w:rPr>
+        <w:t xml:space="preserve">⭐ </w:t>
       </w:r>
       <w:r>
         <w:rPr>
           <w:b/>
-          <w:sz w:val="20"/>
+        </w:rPr>
+        <w:t>本讲主持人速览</w:t>
+      </w:r>
+      <w:r>
+        <w:rPr>
+          <w:b w:val="0"/>
+        </w:rPr>
+        <w:t>（新主持人必读，2分钟看完）</w:t>
+      </w:r>
+    </w:p>
+    <w:p>
+      <w:pPr>
+        <w:ind w:left="170"/>
+        <w:pBdr>
+          <w:left w:val="single" w:sz="18" w:space="4" w:color="1F3864"/>
+        </w:pBdr>
+        <w:shd w:val="clear" w:fill="F2F5FA"/>
+      </w:pPr>
+      <w:r>
+        <w:rPr>
+          <w:b w:val="0"/>
+        </w:rPr>
+        <w:t>你不是老师，是"共学同行者"。你不需要提前懂内容，只需要按流程走。</w:t>
+      </w:r>
+    </w:p>
+    <w:p>
+      <w:pPr>
+        <w:ind w:left="170"/>
+        <w:pBdr>
+          <w:left w:val="single" w:sz="18" w:space="4" w:color="1F3864"/>
+        </w:pBdr>
+        <w:shd w:val="clear" w:fill="F2F5FA"/>
+      </w:pPr>
+      <w:r>
+        <w:rPr>
+          <w:b/>
         </w:rPr>
         <w:t>本周由连续两周内容合并</w:t>
       </w:r>
       <w:r>
         <w:rPr>
-          <w:sz w:val="20"/>
+          <w:b w:val="0"/>
         </w:rPr>
         <w:t>而成，含两段共读、两轮分享与两轮讨论，单讲 120 分钟。</w:t>
       </w:r>
@@ -78,7 +94,6 @@
       <w:tblPr>
         <w:tblStyle w:val="TableGrid"/>
         <w:tblW w:type="auto" w:w="0"/>
-        <w:jc w:val="center"/>
         <w:tblLook w:firstColumn="1" w:firstRow="1" w:lastColumn="0" w:lastRow="0" w:noHBand="0" w:noVBand="1" w:val="04A0"/>
       </w:tblPr>
       <w:tblGrid>
@@ -91,17 +106,20 @@
         <w:tc>
           <w:tcPr>
             <w:tcW w:type="dxa" w:w="2409"/>
-            <w:shd w:val="clear" w:color="auto" w:fill="1F3864"/>
+            <w:shd w:val="clear" w:fill="1F3864"/>
           </w:tcPr>
           <w:p>
-            <w:pPr>
-              <w:spacing w:after="20"/>
-            </w:pPr>
             <w:r>
               <w:rPr>
-                <w:b/>
                 <w:color w:val="FFFFFF"/>
-                <w:sz w:val="19"/>
+                <w:sz w:val="18"/>
+              </w:rPr>
+            </w:r>
+            <w:r>
+              <w:rPr>
+                <w:b w:val="0"/>
+                <w:color w:val="FFFFFF"/>
+                <w:sz w:val="18"/>
               </w:rPr>
               <w:t>环节</w:t>
             </w:r>
@@ -110,17 +128,20 @@
         <w:tc>
           <w:tcPr>
             <w:tcW w:type="dxa" w:w="2409"/>
-            <w:shd w:val="clear" w:color="auto" w:fill="1F3864"/>
+            <w:shd w:val="clear" w:fill="1F3864"/>
           </w:tcPr>
           <w:p>
-            <w:pPr>
-              <w:spacing w:after="20"/>
-            </w:pPr>
             <w:r>
               <w:rPr>
-                <w:b/>
                 <w:color w:val="FFFFFF"/>
-                <w:sz w:val="19"/>
+                <w:sz w:val="18"/>
+              </w:rPr>
+            </w:r>
+            <w:r>
+              <w:rPr>
+                <w:b w:val="0"/>
+                <w:color w:val="FFFFFF"/>
+                <w:sz w:val="18"/>
               </w:rPr>
               <w:t>标准时长</w:t>
             </w:r>
@@ -129,17 +150,20 @@
         <w:tc>
           <w:tcPr>
             <w:tcW w:type="dxa" w:w="2409"/>
-            <w:shd w:val="clear" w:color="auto" w:fill="1F3864"/>
+            <w:shd w:val="clear" w:fill="1F3864"/>
           </w:tcPr>
           <w:p>
-            <w:pPr>
-              <w:spacing w:after="20"/>
-            </w:pPr>
             <w:r>
               <w:rPr>
-                <w:b/>
                 <w:color w:val="FFFFFF"/>
-                <w:sz w:val="19"/>
+                <w:sz w:val="18"/>
+              </w:rPr>
+            </w:r>
+            <w:r>
+              <w:rPr>
+                <w:b w:val="0"/>
+                <w:color w:val="FFFFFF"/>
+                <w:sz w:val="18"/>
               </w:rPr>
               <w:t>⏱ 时间不够→</w:t>
             </w:r>
@@ -148,17 +172,20 @@
         <w:tc>
           <w:tcPr>
             <w:tcW w:type="dxa" w:w="2409"/>
-            <w:shd w:val="clear" w:color="auto" w:fill="1F3864"/>
+            <w:shd w:val="clear" w:fill="1F3864"/>
           </w:tcPr>
           <w:p>
-            <w:pPr>
-              <w:spacing w:after="20"/>
-            </w:pPr>
             <w:r>
               <w:rPr>
-                <w:b/>
                 <w:color w:val="FFFFFF"/>
-                <w:sz w:val="19"/>
+                <w:sz w:val="18"/>
+              </w:rPr>
+            </w:r>
+            <w:r>
+              <w:rPr>
+                <w:b w:val="0"/>
+                <w:color w:val="FFFFFF"/>
+                <w:sz w:val="18"/>
               </w:rPr>
               <w:t>⏱ 时间富余→</w:t>
             </w:r>
@@ -171,12 +198,15 @@
             <w:tcW w:type="dxa" w:w="2409"/>
           </w:tcPr>
           <w:p>
-            <w:pPr>
-              <w:spacing w:after="20"/>
-            </w:pPr>
             <w:r>
               <w:rPr>
-                <w:sz w:val="19"/>
+                <w:sz w:val="18"/>
+              </w:rPr>
+            </w:r>
+            <w:r>
+              <w:rPr>
+                <w:b w:val="0"/>
+                <w:sz w:val="18"/>
               </w:rPr>
               <w:t>🧘 静心开场</w:t>
             </w:r>
@@ -187,12 +217,15 @@
             <w:tcW w:type="dxa" w:w="2409"/>
           </w:tcPr>
           <w:p>
-            <w:pPr>
-              <w:spacing w:after="20"/>
-            </w:pPr>
             <w:r>
               <w:rPr>
-                <w:sz w:val="19"/>
+                <w:sz w:val="18"/>
+              </w:rPr>
+            </w:r>
+            <w:r>
+              <w:rPr>
+                <w:b w:val="0"/>
+                <w:sz w:val="18"/>
               </w:rPr>
               <w:t>10 min</w:t>
             </w:r>
@@ -203,12 +236,15 @@
             <w:tcW w:type="dxa" w:w="2409"/>
           </w:tcPr>
           <w:p>
-            <w:pPr>
-              <w:spacing w:after="20"/>
-            </w:pPr>
             <w:r>
               <w:rPr>
-                <w:sz w:val="19"/>
+                <w:sz w:val="18"/>
+              </w:rPr>
+            </w:r>
+            <w:r>
+              <w:rPr>
+                <w:b w:val="0"/>
+                <w:sz w:val="18"/>
               </w:rPr>
               <w:t>缩至5 min</w:t>
             </w:r>
@@ -219,12 +255,15 @@
             <w:tcW w:type="dxa" w:w="2409"/>
           </w:tcPr>
           <w:p>
-            <w:pPr>
-              <w:spacing w:after="20"/>
-            </w:pPr>
             <w:r>
               <w:rPr>
-                <w:sz w:val="19"/>
+                <w:sz w:val="18"/>
+              </w:rPr>
+            </w:r>
+            <w:r>
+              <w:rPr>
+                <w:b w:val="0"/>
+                <w:sz w:val="18"/>
               </w:rPr>
               <w:t>加2分钟静坐</w:t>
             </w:r>
@@ -235,15 +274,18 @@
         <w:tc>
           <w:tcPr>
             <w:tcW w:type="dxa" w:w="2409"/>
-            <w:shd w:val="clear" w:color="auto" w:fill="F2F2F2"/>
+            <w:shd w:val="clear" w:fill="F2F5FA"/>
           </w:tcPr>
           <w:p>
-            <w:pPr>
-              <w:spacing w:after="20"/>
-            </w:pPr>
             <w:r>
               <w:rPr>
-                <w:sz w:val="19"/>
+                <w:sz w:val="18"/>
+              </w:rPr>
+            </w:r>
+            <w:r>
+              <w:rPr>
+                <w:b w:val="0"/>
+                <w:sz w:val="18"/>
               </w:rPr>
               <w:t>📖 共读原文1</w:t>
             </w:r>
@@ -252,15 +294,18 @@
         <w:tc>
           <w:tcPr>
             <w:tcW w:type="dxa" w:w="2409"/>
-            <w:shd w:val="clear" w:color="auto" w:fill="F2F2F2"/>
+            <w:shd w:val="clear" w:fill="F2F5FA"/>
           </w:tcPr>
           <w:p>
-            <w:pPr>
-              <w:spacing w:after="20"/>
-            </w:pPr>
             <w:r>
               <w:rPr>
-                <w:sz w:val="19"/>
+                <w:sz w:val="18"/>
+              </w:rPr>
+            </w:r>
+            <w:r>
+              <w:rPr>
+                <w:b w:val="0"/>
+                <w:sz w:val="18"/>
               </w:rPr>
               <w:t>20 min</w:t>
             </w:r>
@@ -269,15 +314,18 @@
         <w:tc>
           <w:tcPr>
             <w:tcW w:type="dxa" w:w="2409"/>
-            <w:shd w:val="clear" w:color="auto" w:fill="F2F2F2"/>
+            <w:shd w:val="clear" w:fill="F2F5FA"/>
           </w:tcPr>
           <w:p>
-            <w:pPr>
-              <w:spacing w:after="20"/>
-            </w:pPr>
             <w:r>
               <w:rPr>
-                <w:sz w:val="19"/>
+                <w:sz w:val="18"/>
+              </w:rPr>
+            </w:r>
+            <w:r>
+              <w:rPr>
+                <w:b w:val="0"/>
+                <w:sz w:val="18"/>
               </w:rPr>
               <w:t>只读★核心段（约15 min）</w:t>
             </w:r>
@@ -286,15 +334,18 @@
         <w:tc>
           <w:tcPr>
             <w:tcW w:type="dxa" w:w="2409"/>
-            <w:shd w:val="clear" w:color="auto" w:fill="F2F2F2"/>
+            <w:shd w:val="clear" w:fill="F2F5FA"/>
           </w:tcPr>
           <w:p>
-            <w:pPr>
-              <w:spacing w:after="20"/>
-            </w:pPr>
             <w:r>
               <w:rPr>
-                <w:sz w:val="19"/>
+                <w:sz w:val="18"/>
+              </w:rPr>
+            </w:r>
+            <w:r>
+              <w:rPr>
+                <w:b w:val="0"/>
+                <w:sz w:val="18"/>
               </w:rPr>
               <w:t>加读◈扩展段</w:t>
             </w:r>
@@ -307,12 +358,15 @@
             <w:tcW w:type="dxa" w:w="2409"/>
           </w:tcPr>
           <w:p>
-            <w:pPr>
-              <w:spacing w:after="20"/>
-            </w:pPr>
             <w:r>
               <w:rPr>
-                <w:sz w:val="19"/>
+                <w:sz w:val="18"/>
+              </w:rPr>
+            </w:r>
+            <w:r>
+              <w:rPr>
+                <w:b w:val="0"/>
+                <w:sz w:val="18"/>
               </w:rPr>
               <w:t>💬 第一轮分享</w:t>
             </w:r>
@@ -323,12 +377,15 @@
             <w:tcW w:type="dxa" w:w="2409"/>
           </w:tcPr>
           <w:p>
-            <w:pPr>
-              <w:spacing w:after="20"/>
-            </w:pPr>
             <w:r>
               <w:rPr>
-                <w:sz w:val="19"/>
+                <w:sz w:val="18"/>
+              </w:rPr>
+            </w:r>
+            <w:r>
+              <w:rPr>
+                <w:b w:val="0"/>
+                <w:sz w:val="18"/>
               </w:rPr>
               <w:t>10 min</w:t>
             </w:r>
@@ -339,12 +396,15 @@
             <w:tcW w:type="dxa" w:w="2409"/>
           </w:tcPr>
           <w:p>
-            <w:pPr>
-              <w:spacing w:after="20"/>
-            </w:pPr>
             <w:r>
               <w:rPr>
-                <w:sz w:val="19"/>
+                <w:sz w:val="18"/>
+              </w:rPr>
+            </w:r>
+            <w:r>
+              <w:rPr>
+                <w:b w:val="0"/>
+                <w:sz w:val="18"/>
               </w:rPr>
               <w:t>每人1句话</w:t>
             </w:r>
@@ -355,12 +415,15 @@
             <w:tcW w:type="dxa" w:w="2409"/>
           </w:tcPr>
           <w:p>
-            <w:pPr>
-              <w:spacing w:after="20"/>
-            </w:pPr>
             <w:r>
               <w:rPr>
-                <w:sz w:val="19"/>
+                <w:sz w:val="18"/>
+              </w:rPr>
+            </w:r>
+            <w:r>
+              <w:rPr>
+                <w:b w:val="0"/>
+                <w:sz w:val="18"/>
               </w:rPr>
               <w:t>每人3分钟</w:t>
             </w:r>
@@ -371,15 +434,18 @@
         <w:tc>
           <w:tcPr>
             <w:tcW w:type="dxa" w:w="2409"/>
-            <w:shd w:val="clear" w:color="auto" w:fill="F2F2F2"/>
+            <w:shd w:val="clear" w:fill="F2F5FA"/>
           </w:tcPr>
           <w:p>
-            <w:pPr>
-              <w:spacing w:after="20"/>
-            </w:pPr>
             <w:r>
               <w:rPr>
-                <w:sz w:val="19"/>
+                <w:sz w:val="18"/>
+              </w:rPr>
+            </w:r>
+            <w:r>
+              <w:rPr>
+                <w:b w:val="0"/>
+                <w:sz w:val="18"/>
               </w:rPr>
               <w:t>🎯 第一轮主题讨论</w:t>
             </w:r>
@@ -388,15 +454,18 @@
         <w:tc>
           <w:tcPr>
             <w:tcW w:type="dxa" w:w="2409"/>
-            <w:shd w:val="clear" w:color="auto" w:fill="F2F2F2"/>
+            <w:shd w:val="clear" w:fill="F2F5FA"/>
           </w:tcPr>
           <w:p>
-            <w:pPr>
-              <w:spacing w:after="20"/>
-            </w:pPr>
             <w:r>
               <w:rPr>
-                <w:sz w:val="19"/>
+                <w:sz w:val="18"/>
+              </w:rPr>
+            </w:r>
+            <w:r>
+              <w:rPr>
+                <w:b w:val="0"/>
+                <w:sz w:val="18"/>
               </w:rPr>
               <w:t>10 min</w:t>
             </w:r>
@@ -405,15 +474,18 @@
         <w:tc>
           <w:tcPr>
             <w:tcW w:type="dxa" w:w="2409"/>
-            <w:shd w:val="clear" w:color="auto" w:fill="F2F2F2"/>
+            <w:shd w:val="clear" w:fill="F2F5FA"/>
           </w:tcPr>
           <w:p>
-            <w:pPr>
-              <w:spacing w:after="20"/>
-            </w:pPr>
             <w:r>
               <w:rPr>
-                <w:sz w:val="19"/>
+                <w:sz w:val="18"/>
+              </w:rPr>
+            </w:r>
+            <w:r>
+              <w:rPr>
+                <w:b w:val="0"/>
+                <w:sz w:val="18"/>
               </w:rPr>
               <w:t>只讨论问题①</w:t>
             </w:r>
@@ -422,15 +494,18 @@
         <w:tc>
           <w:tcPr>
             <w:tcW w:type="dxa" w:w="2409"/>
-            <w:shd w:val="clear" w:color="auto" w:fill="F2F2F2"/>
+            <w:shd w:val="clear" w:fill="F2F5FA"/>
           </w:tcPr>
           <w:p>
-            <w:pPr>
-              <w:spacing w:after="20"/>
-            </w:pPr>
             <w:r>
               <w:rPr>
-                <w:sz w:val="19"/>
+                <w:sz w:val="18"/>
+              </w:rPr>
+            </w:r>
+            <w:r>
+              <w:rPr>
+                <w:b w:val="0"/>
+                <w:sz w:val="18"/>
               </w:rPr>
               <w:t>讨论全部问题+扩展</w:t>
             </w:r>
@@ -443,12 +518,15 @@
             <w:tcW w:type="dxa" w:w="2409"/>
           </w:tcPr>
           <w:p>
-            <w:pPr>
-              <w:spacing w:after="20"/>
-            </w:pPr>
             <w:r>
               <w:rPr>
-                <w:sz w:val="19"/>
+                <w:sz w:val="18"/>
+              </w:rPr>
+            </w:r>
+            <w:r>
+              <w:rPr>
+                <w:b w:val="0"/>
+                <w:sz w:val="18"/>
               </w:rPr>
               <w:t>🧘 禅修练习</w:t>
             </w:r>
@@ -459,12 +537,15 @@
             <w:tcW w:type="dxa" w:w="2409"/>
           </w:tcPr>
           <w:p>
-            <w:pPr>
-              <w:spacing w:after="20"/>
-            </w:pPr>
             <w:r>
               <w:rPr>
-                <w:sz w:val="19"/>
+                <w:sz w:val="18"/>
+              </w:rPr>
+            </w:r>
+            <w:r>
+              <w:rPr>
+                <w:b w:val="0"/>
+                <w:sz w:val="18"/>
               </w:rPr>
               <w:t>15 min</w:t>
             </w:r>
@@ -475,12 +556,15 @@
             <w:tcW w:type="dxa" w:w="2409"/>
           </w:tcPr>
           <w:p>
-            <w:pPr>
-              <w:spacing w:after="20"/>
-            </w:pPr>
             <w:r>
               <w:rPr>
-                <w:sz w:val="19"/>
+                <w:sz w:val="18"/>
+              </w:rPr>
+            </w:r>
+            <w:r>
+              <w:rPr>
+                <w:b w:val="0"/>
+                <w:sz w:val="18"/>
               </w:rPr>
               <w:t>缩至8 min（只念引导词前半）</w:t>
             </w:r>
@@ -491,12 +575,15 @@
             <w:tcW w:type="dxa" w:w="2409"/>
           </w:tcPr>
           <w:p>
-            <w:pPr>
-              <w:spacing w:after="20"/>
-            </w:pPr>
             <w:r>
               <w:rPr>
-                <w:sz w:val="19"/>
+                <w:sz w:val="18"/>
+              </w:rPr>
+            </w:r>
+            <w:r>
+              <w:rPr>
+                <w:b w:val="0"/>
+                <w:sz w:val="18"/>
               </w:rPr>
               <w:t>延长至20 min</w:t>
             </w:r>
@@ -507,15 +594,18 @@
         <w:tc>
           <w:tcPr>
             <w:tcW w:type="dxa" w:w="2409"/>
-            <w:shd w:val="clear" w:color="auto" w:fill="F2F2F2"/>
+            <w:shd w:val="clear" w:fill="F2F5FA"/>
           </w:tcPr>
           <w:p>
-            <w:pPr>
-              <w:spacing w:after="20"/>
-            </w:pPr>
             <w:r>
               <w:rPr>
-                <w:sz w:val="19"/>
+                <w:sz w:val="18"/>
+              </w:rPr>
+            </w:r>
+            <w:r>
+              <w:rPr>
+                <w:b w:val="0"/>
+                <w:sz w:val="18"/>
               </w:rPr>
               <w:t>📖 共读原文2</w:t>
             </w:r>
@@ -524,15 +614,18 @@
         <w:tc>
           <w:tcPr>
             <w:tcW w:type="dxa" w:w="2409"/>
-            <w:shd w:val="clear" w:color="auto" w:fill="F2F2F2"/>
+            <w:shd w:val="clear" w:fill="F2F5FA"/>
           </w:tcPr>
           <w:p>
-            <w:pPr>
-              <w:spacing w:after="20"/>
-            </w:pPr>
             <w:r>
               <w:rPr>
-                <w:sz w:val="19"/>
+                <w:sz w:val="18"/>
+              </w:rPr>
+            </w:r>
+            <w:r>
+              <w:rPr>
+                <w:b w:val="0"/>
+                <w:sz w:val="18"/>
               </w:rPr>
               <w:t>20 min</w:t>
             </w:r>
@@ -541,15 +634,18 @@
         <w:tc>
           <w:tcPr>
             <w:tcW w:type="dxa" w:w="2409"/>
-            <w:shd w:val="clear" w:color="auto" w:fill="F2F2F2"/>
+            <w:shd w:val="clear" w:fill="F2F5FA"/>
           </w:tcPr>
           <w:p>
-            <w:pPr>
-              <w:spacing w:after="20"/>
-            </w:pPr>
             <w:r>
               <w:rPr>
-                <w:sz w:val="19"/>
+                <w:sz w:val="18"/>
+              </w:rPr>
+            </w:r>
+            <w:r>
+              <w:rPr>
+                <w:b w:val="0"/>
+                <w:sz w:val="18"/>
               </w:rPr>
               <w:t>只读★核心段</w:t>
             </w:r>
@@ -558,15 +654,18 @@
         <w:tc>
           <w:tcPr>
             <w:tcW w:type="dxa" w:w="2409"/>
-            <w:shd w:val="clear" w:color="auto" w:fill="F2F2F2"/>
+            <w:shd w:val="clear" w:fill="F2F5FA"/>
           </w:tcPr>
           <w:p>
-            <w:pPr>
-              <w:spacing w:after="20"/>
-            </w:pPr>
             <w:r>
               <w:rPr>
-                <w:sz w:val="19"/>
+                <w:sz w:val="18"/>
+              </w:rPr>
+            </w:r>
+            <w:r>
+              <w:rPr>
+                <w:b w:val="0"/>
+                <w:sz w:val="18"/>
               </w:rPr>
               <w:t>加读◈扩展段</w:t>
             </w:r>
@@ -579,12 +678,15 @@
             <w:tcW w:type="dxa" w:w="2409"/>
           </w:tcPr>
           <w:p>
-            <w:pPr>
-              <w:spacing w:after="20"/>
-            </w:pPr>
             <w:r>
               <w:rPr>
-                <w:sz w:val="19"/>
+                <w:sz w:val="18"/>
+              </w:rPr>
+            </w:r>
+            <w:r>
+              <w:rPr>
+                <w:b w:val="0"/>
+                <w:sz w:val="18"/>
               </w:rPr>
               <w:t>💬 第二轮分享</w:t>
             </w:r>
@@ -595,12 +697,15 @@
             <w:tcW w:type="dxa" w:w="2409"/>
           </w:tcPr>
           <w:p>
-            <w:pPr>
-              <w:spacing w:after="20"/>
-            </w:pPr>
             <w:r>
               <w:rPr>
-                <w:sz w:val="19"/>
+                <w:sz w:val="18"/>
+              </w:rPr>
+            </w:r>
+            <w:r>
+              <w:rPr>
+                <w:b w:val="0"/>
+                <w:sz w:val="18"/>
               </w:rPr>
               <w:t>10 min</w:t>
             </w:r>
@@ -611,12 +716,15 @@
             <w:tcW w:type="dxa" w:w="2409"/>
           </w:tcPr>
           <w:p>
-            <w:pPr>
-              <w:spacing w:after="20"/>
-            </w:pPr>
             <w:r>
               <w:rPr>
-                <w:sz w:val="19"/>
+                <w:sz w:val="18"/>
+              </w:rPr>
+            </w:r>
+            <w:r>
+              <w:rPr>
+                <w:b w:val="0"/>
+                <w:sz w:val="18"/>
               </w:rPr>
               <w:t>每人1句话</w:t>
             </w:r>
@@ -627,12 +735,15 @@
             <w:tcW w:type="dxa" w:w="2409"/>
           </w:tcPr>
           <w:p>
-            <w:pPr>
-              <w:spacing w:after="20"/>
-            </w:pPr>
             <w:r>
               <w:rPr>
-                <w:sz w:val="19"/>
+                <w:sz w:val="18"/>
+              </w:rPr>
+            </w:r>
+            <w:r>
+              <w:rPr>
+                <w:b w:val="0"/>
+                <w:sz w:val="18"/>
               </w:rPr>
               <w:t>每人3分钟</w:t>
             </w:r>
@@ -643,15 +754,18 @@
         <w:tc>
           <w:tcPr>
             <w:tcW w:type="dxa" w:w="2409"/>
-            <w:shd w:val="clear" w:color="auto" w:fill="F2F2F2"/>
+            <w:shd w:val="clear" w:fill="F2F5FA"/>
           </w:tcPr>
           <w:p>
-            <w:pPr>
-              <w:spacing w:after="20"/>
-            </w:pPr>
             <w:r>
               <w:rPr>
-                <w:sz w:val="19"/>
+                <w:sz w:val="18"/>
+              </w:rPr>
+            </w:r>
+            <w:r>
+              <w:rPr>
+                <w:b w:val="0"/>
+                <w:sz w:val="18"/>
               </w:rPr>
               <w:t>🎯 第二轮主题讨论</w:t>
             </w:r>
@@ -660,15 +774,18 @@
         <w:tc>
           <w:tcPr>
             <w:tcW w:type="dxa" w:w="2409"/>
-            <w:shd w:val="clear" w:color="auto" w:fill="F2F2F2"/>
+            <w:shd w:val="clear" w:fill="F2F5FA"/>
           </w:tcPr>
           <w:p>
-            <w:pPr>
-              <w:spacing w:after="20"/>
-            </w:pPr>
             <w:r>
               <w:rPr>
-                <w:sz w:val="19"/>
+                <w:sz w:val="18"/>
+              </w:rPr>
+            </w:r>
+            <w:r>
+              <w:rPr>
+                <w:b w:val="0"/>
+                <w:sz w:val="18"/>
               </w:rPr>
               <w:t>10 min</w:t>
             </w:r>
@@ -677,15 +794,18 @@
         <w:tc>
           <w:tcPr>
             <w:tcW w:type="dxa" w:w="2409"/>
-            <w:shd w:val="clear" w:color="auto" w:fill="F2F2F2"/>
+            <w:shd w:val="clear" w:fill="F2F5FA"/>
           </w:tcPr>
           <w:p>
-            <w:pPr>
-              <w:spacing w:after="20"/>
-            </w:pPr>
             <w:r>
               <w:rPr>
-                <w:sz w:val="19"/>
+                <w:sz w:val="18"/>
+              </w:rPr>
+            </w:r>
+            <w:r>
+              <w:rPr>
+                <w:b w:val="0"/>
+                <w:sz w:val="18"/>
               </w:rPr>
               <w:t>只讨论问题①</w:t>
             </w:r>
@@ -694,15 +814,18 @@
         <w:tc>
           <w:tcPr>
             <w:tcW w:type="dxa" w:w="2409"/>
-            <w:shd w:val="clear" w:color="auto" w:fill="F2F2F2"/>
+            <w:shd w:val="clear" w:fill="F2F5FA"/>
           </w:tcPr>
           <w:p>
-            <w:pPr>
-              <w:spacing w:after="20"/>
-            </w:pPr>
             <w:r>
               <w:rPr>
-                <w:sz w:val="19"/>
+                <w:sz w:val="18"/>
+              </w:rPr>
+            </w:r>
+            <w:r>
+              <w:rPr>
+                <w:b w:val="0"/>
+                <w:sz w:val="18"/>
               </w:rPr>
               <w:t>讨论全部问题+扩展</w:t>
             </w:r>
@@ -715,12 +838,15 @@
             <w:tcW w:type="dxa" w:w="2409"/>
           </w:tcPr>
           <w:p>
-            <w:pPr>
-              <w:spacing w:after="20"/>
-            </w:pPr>
             <w:r>
               <w:rPr>
-                <w:sz w:val="19"/>
+                <w:sz w:val="18"/>
+              </w:rPr>
+            </w:r>
+            <w:r>
+              <w:rPr>
+                <w:b w:val="0"/>
+                <w:sz w:val="18"/>
               </w:rPr>
               <w:t>🔚 收尾与回向</w:t>
             </w:r>
@@ -731,12 +857,15 @@
             <w:tcW w:type="dxa" w:w="2409"/>
           </w:tcPr>
           <w:p>
-            <w:pPr>
-              <w:spacing w:after="20"/>
-            </w:pPr>
             <w:r>
               <w:rPr>
-                <w:sz w:val="19"/>
+                <w:sz w:val="18"/>
+              </w:rPr>
+            </w:r>
+            <w:r>
+              <w:rPr>
+                <w:b w:val="0"/>
+                <w:sz w:val="18"/>
               </w:rPr>
               <w:t>15 min</w:t>
             </w:r>
@@ -747,12 +876,15 @@
             <w:tcW w:type="dxa" w:w="2409"/>
           </w:tcPr>
           <w:p>
-            <w:pPr>
-              <w:spacing w:after="20"/>
-            </w:pPr>
             <w:r>
               <w:rPr>
-                <w:sz w:val="19"/>
+                <w:sz w:val="18"/>
+              </w:rPr>
+            </w:r>
+            <w:r>
+              <w:rPr>
+                <w:b w:val="0"/>
+                <w:sz w:val="18"/>
               </w:rPr>
               <w:t>缩至10 min</w:t>
             </w:r>
@@ -763,12 +895,15 @@
             <w:tcW w:type="dxa" w:w="2409"/>
           </w:tcPr>
           <w:p>
-            <w:pPr>
-              <w:spacing w:after="20"/>
-            </w:pPr>
             <w:r>
               <w:rPr>
-                <w:sz w:val="19"/>
+                <w:sz w:val="18"/>
+              </w:rPr>
+            </w:r>
+            <w:r>
+              <w:rPr>
+                <w:b w:val="0"/>
+                <w:sz w:val="18"/>
               </w:rPr>
               <w:t>保持</w:t>
             </w:r>
@@ -778,86 +913,115 @@
     </w:tbl>
     <w:p>
       <w:pPr>
-        <w:spacing w:before="40" w:after="80"/>
-        <w:ind w:left="283"/>
-        <w:shd w:val="clear" w:color="auto" w:fill="EEF2F8"/>
+        <w:ind w:left="170"/>
         <w:pBdr>
-          <w:left w:val="single" w:sz="20" w:space="6" w:color="1F3864"/>
+          <w:left w:val="single" w:sz="18" w:space="4" w:color="1F3864"/>
         </w:pBdr>
+        <w:shd w:val="clear" w:fill="F2F5FA"/>
       </w:pPr>
       <w:r>
         <w:rPr>
           <w:b/>
-          <w:sz w:val="20"/>
         </w:rPr>
         <w:t>主持人10条守则（精简版）</w:t>
       </w:r>
       <w:r>
         <w:rPr>
-          <w:sz w:val="20"/>
-        </w:rPr>
-        <w:t>： ① 不讲解、不提供答案——让原文自己说话；② 有人问"正确答案"→说"先听听大家的看法"；③ 冷场→主持人先分享自己的真实感受；④ 跑题→温和拉回："这个有意思，我们回到今天的原文"；⑤ 争论→"两种看法都很好，大家保留自己的理解"；⑥ 确保人人发言；⑦ 不评判任何人的分享；⑧ 时间到了就推进；⑨ 禅修练习照读引导词即可；⑩ 结束一起回向。</w:t>
+          <w:b w:val="0"/>
+        </w:rPr>
+        <w:t>：</w:t>
       </w:r>
     </w:p>
     <w:p>
       <w:pPr>
-        <w:spacing w:before="40" w:after="80"/>
-        <w:ind w:left="283"/>
-        <w:shd w:val="clear" w:color="auto" w:fill="EEF2F8"/>
+        <w:ind w:left="170"/>
         <w:pBdr>
-          <w:left w:val="single" w:sz="20" w:space="6" w:color="1F3864"/>
+          <w:left w:val="single" w:sz="18" w:space="4" w:color="1F3864"/>
         </w:pBdr>
+        <w:shd w:val="clear" w:fill="F2F5FA"/>
       </w:pPr>
       <w:r>
         <w:rPr>
-          <w:b/>
-          <w:sz w:val="20"/>
-        </w:rPr>
-        <w:t>读书会02：慈心禅修习 · 第1周（4周版 · 连续两周合并）</w:t>
-      </w:r>
-      <w:r>
-        <w:rPr>
-          <w:sz w:val="20"/>
-        </w:rPr>
-        <w:t xml:space="preserve"> 主持人：你不需要提前懂内容，按本手册推进即可。 本周主题：了解慈心是什么、修慈心有什么好处。</w:t>
-      </w:r>
-      <w:r>
-        <w:rPr>
-          <w:b/>
-          <w:sz w:val="20"/>
-        </w:rPr>
-        <w:t>全部原文均为文字版（PDF/课件），可直接共读。</w:t>
-      </w:r>
-      <w:r>
-        <w:rPr>
-          <w:sz w:val="20"/>
-        </w:rPr>
-        <w:t>；修慈心的第一步——先学会对自己好（四句祝福语）。</w:t>
-      </w:r>
-      <w:r>
-        <w:rPr>
-          <w:b/>
-          <w:sz w:val="20"/>
-        </w:rPr>
-        <w:t>全部原文均为文字版（PDF/课件），可直接共读。</w:t>
-      </w:r>
-      <w:r>
-        <w:rPr>
-          <w:sz w:val="20"/>
-        </w:rPr>
-        <w:t>。</w:t>
+          <w:b w:val="0"/>
+        </w:rPr>
+        <w:t>① 不讲解、不提供答案——让原文自己说话；② 有人问"正确答案"→说"先听听大家的看法"；③ 冷场→主持人先分享自己的真实感受；④ 跑题→温和拉回："这个有意思，我们回到今天的原文"；⑤ 争论→"两种看法都很好，大家保留自己的理解"；⑥ 确保人人发言；⑦ 不评判任何人的分享；⑧ 时间到了就推进；⑨ 禅修练习照读引导词即可；⑩ 结束一起回向。</w:t>
       </w:r>
     </w:p>
     <w:p>
       <w:pPr>
-        <w:spacing w:before="160" w:after="80"/>
+        <w:ind w:left="170"/>
+        <w:pBdr>
+          <w:left w:val="single" w:sz="18" w:space="4" w:color="1F3864"/>
+        </w:pBdr>
+        <w:shd w:val="clear" w:fill="F2F5FA"/>
       </w:pPr>
       <w:r>
         <w:rPr>
-          <w:rFonts w:ascii="Microsoft YaHei" w:hAnsi="Microsoft YaHei" w:eastAsia="Microsoft YaHei"/>
+          <w:b/>
+        </w:rPr>
+        <w:t>读书会02：慈心禅修习 · 第1周（4周版 · 连续两周合并）</w:t>
+      </w:r>
+    </w:p>
+    <w:p>
+      <w:pPr>
+        <w:ind w:left="170"/>
+        <w:pBdr>
+          <w:left w:val="single" w:sz="18" w:space="4" w:color="1F3864"/>
+        </w:pBdr>
+        <w:shd w:val="clear" w:fill="F2F5FA"/>
+      </w:pPr>
+      <w:r>
+        <w:rPr>
+          <w:b w:val="0"/>
+        </w:rPr>
+        <w:t>主持人：你不需要提前懂内容，按本手册推进即可。</w:t>
+      </w:r>
+    </w:p>
+    <w:p>
+      <w:pPr>
+        <w:ind w:left="170"/>
+        <w:pBdr>
+          <w:left w:val="single" w:sz="18" w:space="4" w:color="1F3864"/>
+        </w:pBdr>
+        <w:shd w:val="clear" w:fill="F2F5FA"/>
+      </w:pPr>
+      <w:r>
+        <w:rPr>
+          <w:b w:val="0"/>
+        </w:rPr>
+        <w:t>本周主题：了解慈心是什么、修慈心有什么好处。</w:t>
+      </w:r>
+      <w:r>
+        <w:rPr>
+          <w:b/>
+        </w:rPr>
+        <w:t>全部原文均为文字版（PDF/课件），可直接共读。</w:t>
+      </w:r>
+      <w:r>
+        <w:rPr>
+          <w:b w:val="0"/>
+        </w:rPr>
+        <w:t>；修慈心的第一步——先学会对自己好（四句祝福语）。</w:t>
+      </w:r>
+      <w:r>
+        <w:rPr>
+          <w:b/>
+        </w:rPr>
+        <w:t>全部原文均为文字版（PDF/课件），可直接共读。</w:t>
+      </w:r>
+      <w:r>
+        <w:rPr>
+          <w:b w:val="0"/>
+        </w:rPr>
+        <w:t>。</w:t>
+      </w:r>
+    </w:p>
+    <w:p>
+      <w:r>
+        <w:rPr>
           <w:b/>
           <w:color w:val="1F3864"/>
-          <w:sz w:val="28"/>
+          <w:sz w:val="26"/>
         </w:rPr>
         <w:t>📋 本周信息卡</w:t>
       </w:r>
@@ -866,7 +1030,6 @@
       <w:tblPr>
         <w:tblStyle w:val="TableGrid"/>
         <w:tblW w:type="auto" w:w="0"/>
-        <w:jc w:val="center"/>
         <w:tblLook w:firstColumn="1" w:firstRow="1" w:lastColumn="0" w:lastRow="0" w:noHBand="0" w:noVBand="1" w:val="04A0"/>
       </w:tblPr>
       <w:tblGrid>
@@ -877,17 +1040,20 @@
         <w:tc>
           <w:tcPr>
             <w:tcW w:type="dxa" w:w="4819"/>
-            <w:shd w:val="clear" w:color="auto" w:fill="1F3864"/>
+            <w:shd w:val="clear" w:fill="1F3864"/>
           </w:tcPr>
           <w:p>
-            <w:pPr>
-              <w:spacing w:after="20"/>
-            </w:pPr>
             <w:r>
               <w:rPr>
-                <w:b/>
                 <w:color w:val="FFFFFF"/>
-                <w:sz w:val="19"/>
+                <w:sz w:val="18"/>
+              </w:rPr>
+            </w:r>
+            <w:r>
+              <w:rPr>
+                <w:b w:val="0"/>
+                <w:color w:val="FFFFFF"/>
+                <w:sz w:val="18"/>
               </w:rPr>
               <w:t>项目</w:t>
             </w:r>
@@ -896,17 +1062,20 @@
         <w:tc>
           <w:tcPr>
             <w:tcW w:type="dxa" w:w="4819"/>
-            <w:shd w:val="clear" w:color="auto" w:fill="1F3864"/>
+            <w:shd w:val="clear" w:fill="1F3864"/>
           </w:tcPr>
           <w:p>
-            <w:pPr>
-              <w:spacing w:after="20"/>
-            </w:pPr>
             <w:r>
               <w:rPr>
-                <w:b/>
                 <w:color w:val="FFFFFF"/>
-                <w:sz w:val="19"/>
+                <w:sz w:val="18"/>
+              </w:rPr>
+            </w:r>
+            <w:r>
+              <w:rPr>
+                <w:b w:val="0"/>
+                <w:color w:val="FFFFFF"/>
+                <w:sz w:val="18"/>
               </w:rPr>
               <w:t>内容</w:t>
             </w:r>
@@ -919,12 +1088,15 @@
             <w:tcW w:type="dxa" w:w="4819"/>
           </w:tcPr>
           <w:p>
-            <w:pPr>
-              <w:spacing w:after="20"/>
-            </w:pPr>
             <w:r>
               <w:rPr>
-                <w:sz w:val="19"/>
+                <w:sz w:val="18"/>
+              </w:rPr>
+            </w:r>
+            <w:r>
+              <w:rPr>
+                <w:b w:val="0"/>
+                <w:sz w:val="18"/>
               </w:rPr>
               <w:t>时长</w:t>
             </w:r>
@@ -935,12 +1107,15 @@
             <w:tcW w:type="dxa" w:w="4819"/>
           </w:tcPr>
           <w:p>
-            <w:pPr>
-              <w:spacing w:after="20"/>
-            </w:pPr>
             <w:r>
               <w:rPr>
-                <w:sz w:val="19"/>
+                <w:sz w:val="18"/>
+              </w:rPr>
+            </w:r>
+            <w:r>
+              <w:rPr>
+                <w:b w:val="0"/>
+                <w:sz w:val="18"/>
               </w:rPr>
               <w:t>120分钟（4周版 · 9环节）</w:t>
             </w:r>
@@ -951,15 +1126,18 @@
         <w:tc>
           <w:tcPr>
             <w:tcW w:type="dxa" w:w="4819"/>
-            <w:shd w:val="clear" w:color="auto" w:fill="F2F2F2"/>
+            <w:shd w:val="clear" w:fill="F2F5FA"/>
           </w:tcPr>
           <w:p>
-            <w:pPr>
-              <w:spacing w:after="20"/>
-            </w:pPr>
             <w:r>
               <w:rPr>
-                <w:sz w:val="19"/>
+                <w:sz w:val="18"/>
+              </w:rPr>
+            </w:r>
+            <w:r>
+              <w:rPr>
+                <w:b w:val="0"/>
+                <w:sz w:val="18"/>
               </w:rPr>
               <w:t>核心问题</w:t>
             </w:r>
@@ -968,15 +1146,18 @@
         <w:tc>
           <w:tcPr>
             <w:tcW w:type="dxa" w:w="4819"/>
-            <w:shd w:val="clear" w:color="auto" w:fill="F2F2F2"/>
+            <w:shd w:val="clear" w:fill="F2F5FA"/>
           </w:tcPr>
           <w:p>
-            <w:pPr>
-              <w:spacing w:after="20"/>
-            </w:pPr>
             <w:r>
               <w:rPr>
-                <w:sz w:val="19"/>
+                <w:sz w:val="18"/>
+              </w:rPr>
+            </w:r>
+            <w:r>
+              <w:rPr>
+                <w:b w:val="0"/>
+                <w:sz w:val="18"/>
               </w:rPr>
               <w:t>什么是慈心？修慈心有什么功德？慈心在四种护卫禅中处于什么位置？；为什么修慈心要从自己开始？四句祝福语（Averā…Sukhī…）怎么念？</w:t>
             </w:r>
@@ -989,12 +1170,15 @@
             <w:tcW w:type="dxa" w:w="4819"/>
           </w:tcPr>
           <w:p>
-            <w:pPr>
-              <w:spacing w:after="20"/>
-            </w:pPr>
             <w:r>
               <w:rPr>
-                <w:sz w:val="19"/>
+                <w:sz w:val="18"/>
+              </w:rPr>
+            </w:r>
+            <w:r>
+              <w:rPr>
+                <w:b w:val="0"/>
+                <w:sz w:val="18"/>
               </w:rPr>
               <w:t>共读原文</w:t>
             </w:r>
@@ -1005,12 +1189,15 @@
             <w:tcW w:type="dxa" w:w="4819"/>
           </w:tcPr>
           <w:p>
-            <w:pPr>
-              <w:spacing w:after="20"/>
-            </w:pPr>
             <w:r>
               <w:rPr>
-                <w:sz w:val="19"/>
+                <w:sz w:val="18"/>
+              </w:rPr>
+            </w:r>
+            <w:r>
+              <w:rPr>
+                <w:b w:val="0"/>
+                <w:sz w:val="18"/>
               </w:rPr>
               <w:t>共读原文1：① 第189讲·法念处·五盖(三)：慈心禅那的十一种利益（PDF课件）② 《增支部》十一集·慈心经（PDF经文）③ 四护卫禅总说与慈心居首（《智慧之光》）　｜　共读原文2：① 《应作慈爱经》全文（PDF课件）② 如来禅修学体系81·慈心所（PDF课件）③ 为何先对自己——推己及人与四句祝福语（第188讲）</w:t>
             </w:r>
@@ -1021,15 +1208,18 @@
         <w:tc>
           <w:tcPr>
             <w:tcW w:type="dxa" w:w="4819"/>
-            <w:shd w:val="clear" w:color="auto" w:fill="F2F2F2"/>
+            <w:shd w:val="clear" w:fill="F2F5FA"/>
           </w:tcPr>
           <w:p>
-            <w:pPr>
-              <w:spacing w:after="20"/>
-            </w:pPr>
             <w:r>
               <w:rPr>
-                <w:sz w:val="19"/>
+                <w:sz w:val="18"/>
+              </w:rPr>
+            </w:r>
+            <w:r>
+              <w:rPr>
+                <w:b w:val="0"/>
+                <w:sz w:val="18"/>
               </w:rPr>
               <w:t>本周作业</w:t>
             </w:r>
@@ -1038,15 +1228,18 @@
         <w:tc>
           <w:tcPr>
             <w:tcW w:type="dxa" w:w="4819"/>
-            <w:shd w:val="clear" w:color="auto" w:fill="F2F2F2"/>
+            <w:shd w:val="clear" w:fill="F2F5FA"/>
           </w:tcPr>
           <w:p>
-            <w:pPr>
-              <w:spacing w:after="20"/>
-            </w:pPr>
             <w:r>
               <w:rPr>
-                <w:sz w:val="19"/>
+                <w:sz w:val="18"/>
+              </w:rPr>
+            </w:r>
+            <w:r>
+              <w:rPr>
+                <w:b w:val="0"/>
+                <w:sz w:val="18"/>
               </w:rPr>
               <w:t>每天睡前对自己说四句祝福语</w:t>
             </w:r>
@@ -1055,15 +1248,11 @@
       </w:tr>
     </w:tbl>
     <w:p>
-      <w:pPr>
-        <w:spacing w:before="160" w:after="80"/>
-      </w:pPr>
-      <w:r>
-        <w:rPr>
-          <w:rFonts w:ascii="Microsoft YaHei" w:hAnsi="Microsoft YaHei" w:eastAsia="Microsoft YaHei"/>
+      <w:r>
+        <w:rPr>
           <w:b/>
           <w:color w:val="1F3864"/>
-          <w:sz w:val="28"/>
+          <w:sz w:val="26"/>
         </w:rPr>
         <w:t>⏱ 时间弹性指南（本讲通用）</w:t>
       </w:r>
@@ -1072,7 +1261,6 @@
       <w:tblPr>
         <w:tblStyle w:val="TableGrid"/>
         <w:tblW w:type="auto" w:w="0"/>
-        <w:jc w:val="center"/>
         <w:tblLook w:firstColumn="1" w:firstRow="1" w:lastColumn="0" w:lastRow="0" w:noHBand="0" w:noVBand="1" w:val="04A0"/>
       </w:tblPr>
       <w:tblGrid>
@@ -1083,17 +1271,20 @@
         <w:tc>
           <w:tcPr>
             <w:tcW w:type="dxa" w:w="4819"/>
-            <w:shd w:val="clear" w:color="auto" w:fill="1F3864"/>
+            <w:shd w:val="clear" w:fill="1F3864"/>
           </w:tcPr>
           <w:p>
-            <w:pPr>
-              <w:spacing w:after="20"/>
-            </w:pPr>
             <w:r>
               <w:rPr>
-                <w:b/>
                 <w:color w:val="FFFFFF"/>
-                <w:sz w:val="19"/>
+                <w:sz w:val="18"/>
+              </w:rPr>
+            </w:r>
+            <w:r>
+              <w:rPr>
+                <w:b w:val="0"/>
+                <w:color w:val="FFFFFF"/>
+                <w:sz w:val="18"/>
               </w:rPr>
               <w:t>情况</w:t>
             </w:r>
@@ -1102,17 +1293,20 @@
         <w:tc>
           <w:tcPr>
             <w:tcW w:type="dxa" w:w="4819"/>
-            <w:shd w:val="clear" w:color="auto" w:fill="1F3864"/>
+            <w:shd w:val="clear" w:fill="1F3864"/>
           </w:tcPr>
           <w:p>
-            <w:pPr>
-              <w:spacing w:after="20"/>
-            </w:pPr>
             <w:r>
               <w:rPr>
-                <w:b/>
                 <w:color w:val="FFFFFF"/>
-                <w:sz w:val="19"/>
+                <w:sz w:val="18"/>
+              </w:rPr>
+            </w:r>
+            <w:r>
+              <w:rPr>
+                <w:b w:val="0"/>
+                <w:color w:val="FFFFFF"/>
+                <w:sz w:val="18"/>
               </w:rPr>
               <w:t>应对方法</w:t>
             </w:r>
@@ -1125,19 +1319,22 @@
             <w:tcW w:type="dxa" w:w="4819"/>
           </w:tcPr>
           <w:p>
-            <w:pPr>
-              <w:spacing w:after="20"/>
-            </w:pPr>
+            <w:r>
+              <w:rPr>
+                <w:sz w:val="18"/>
+              </w:rPr>
+            </w:r>
             <w:r>
               <w:rPr>
                 <w:b/>
-                <w:sz w:val="19"/>
+                <w:sz w:val="18"/>
               </w:rPr>
               <w:t>时间不够</w:t>
             </w:r>
             <w:r>
               <w:rPr>
-                <w:sz w:val="19"/>
+                <w:b w:val="0"/>
+                <w:sz w:val="18"/>
               </w:rPr>
               <w:t>（共读太长／讨论超时）</w:t>
             </w:r>
@@ -1148,25 +1345,29 @@
             <w:tcW w:type="dxa" w:w="4819"/>
           </w:tcPr>
           <w:p>
-            <w:pPr>
-              <w:spacing w:after="20"/>
-            </w:pPr>
             <w:r>
               <w:rPr>
-                <w:sz w:val="19"/>
+                <w:sz w:val="18"/>
+              </w:rPr>
+            </w:r>
+            <w:r>
+              <w:rPr>
+                <w:b w:val="0"/>
+                <w:sz w:val="18"/>
               </w:rPr>
               <w:t xml:space="preserve">① 静心开场缩至5分钟；② 两段共读原文均只读标注 </w:t>
             </w:r>
             <w:r>
               <w:rPr>
                 <w:b/>
-                <w:sz w:val="19"/>
+                <w:sz w:val="18"/>
               </w:rPr>
               <w:t>★核心</w:t>
             </w:r>
             <w:r>
               <w:rPr>
-                <w:sz w:val="19"/>
+                <w:b w:val="0"/>
+                <w:sz w:val="18"/>
               </w:rPr>
               <w:t xml:space="preserve"> 的段落；③ 两轮分享每人只说一句话；④ 两轮主题讨论只讨论各自的问题①；⑤ 禅修练习缩至8分钟（只念引导词前半段）；⑥ 收尾回向缩至10分钟</w:t>
             </w:r>
@@ -1177,22 +1378,25 @@
         <w:tc>
           <w:tcPr>
             <w:tcW w:type="dxa" w:w="4819"/>
-            <w:shd w:val="clear" w:color="auto" w:fill="F2F2F2"/>
+            <w:shd w:val="clear" w:fill="F2F5FA"/>
           </w:tcPr>
           <w:p>
-            <w:pPr>
-              <w:spacing w:after="20"/>
-            </w:pPr>
+            <w:r>
+              <w:rPr>
+                <w:sz w:val="18"/>
+              </w:rPr>
+            </w:r>
             <w:r>
               <w:rPr>
                 <w:b/>
-                <w:sz w:val="19"/>
+                <w:sz w:val="18"/>
               </w:rPr>
               <w:t>时间富余</w:t>
             </w:r>
             <w:r>
               <w:rPr>
-                <w:sz w:val="19"/>
+                <w:b w:val="0"/>
+                <w:sz w:val="18"/>
               </w:rPr>
               <w:t>（共读快／讨论提前结束）</w:t>
             </w:r>
@@ -1201,15 +1405,18 @@
         <w:tc>
           <w:tcPr>
             <w:tcW w:type="dxa" w:w="4819"/>
-            <w:shd w:val="clear" w:color="auto" w:fill="F2F2F2"/>
+            <w:shd w:val="clear" w:fill="F2F5FA"/>
           </w:tcPr>
           <w:p>
-            <w:pPr>
-              <w:spacing w:after="20"/>
-            </w:pPr>
             <w:r>
               <w:rPr>
-                <w:sz w:val="19"/>
+                <w:sz w:val="18"/>
+              </w:rPr>
+            </w:r>
+            <w:r>
+              <w:rPr>
+                <w:b w:val="0"/>
+                <w:sz w:val="18"/>
               </w:rPr>
               <w:t>① 用"📚 扩展内容包"中的补充原文段落继续共读；② 增加扩展讨论问题；③ 延长禅修练习时间；④ 增加"每人分享一个生活实例"环节</w:t>
             </w:r>
@@ -1219,3120 +1426,2875 @@
     </w:tbl>
     <w:p>
       <w:pPr>
-        <w:spacing w:before="40" w:after="80"/>
-        <w:ind w:left="283"/>
-        <w:shd w:val="clear" w:color="auto" w:fill="EEF2F8"/>
+        <w:ind w:left="170"/>
         <w:pBdr>
-          <w:left w:val="single" w:sz="20" w:space="6" w:color="1F3864"/>
+          <w:left w:val="single" w:sz="18" w:space="4" w:color="1F3864"/>
         </w:pBdr>
+        <w:shd w:val="clear" w:fill="F2F5FA"/>
       </w:pPr>
       <w:r>
         <w:rPr>
-          <w:sz w:val="20"/>
+          <w:b w:val="0"/>
         </w:rPr>
         <w:t>💡 原则：</w:t>
       </w:r>
       <w:r>
         <w:rPr>
           <w:b/>
-          <w:sz w:val="20"/>
         </w:rPr>
         <w:t>讨论比读完重要，体验比讲完重要。</w:t>
       </w:r>
       <w:r>
         <w:rPr>
-          <w:sz w:val="20"/>
+          <w:b w:val="0"/>
         </w:rPr>
         <w:t xml:space="preserve"> 宁可跳过扩展原文，也要让每个人都有机会说话。</w:t>
+      </w:r>
+    </w:p>
+    <w:p>
+      <w:r>
+        <w:rPr>
+          <w:b/>
+          <w:color w:val="1F3864"/>
+          <w:sz w:val="26"/>
+        </w:rPr>
+        <w:t>🧘 静心开场（10 min）</w:t>
+      </w:r>
+    </w:p>
+    <w:p>
+      <w:r>
+        <w:rPr>
+          <w:b/>
+        </w:rPr>
+        <w:t>主持人引导语</w:t>
+      </w:r>
+      <w:r>
+        <w:rPr>
+          <w:b w:val="0"/>
+        </w:rPr>
+        <w:t>（照读即可）：</w:t>
       </w:r>
     </w:p>
     <w:p>
       <w:pPr>
-        <w:spacing w:before="160" w:after="80"/>
+        <w:ind w:left="170"/>
+        <w:pBdr>
+          <w:left w:val="single" w:sz="18" w:space="4" w:color="1F3864"/>
+        </w:pBdr>
+        <w:shd w:val="clear" w:fill="F2F5FA"/>
       </w:pPr>
       <w:r>
         <w:rPr>
-          <w:rFonts w:ascii="Microsoft YaHei" w:hAnsi="Microsoft YaHei" w:eastAsia="Microsoft YaHei"/>
-          <w:b/>
-          <w:color w:val="1F3864"/>
-          <w:sz w:val="28"/>
-        </w:rPr>
-        <w:t>🧘 静心开场（10 min）</w:t>
-      </w:r>
-    </w:p>
-    <w:p>
-      <w:r>
-        <w:rPr>
-          <w:b/>
-          <w:sz w:val="21"/>
-        </w:rPr>
-        <w:t>主持人引导语</w:t>
-      </w:r>
-      <w:r>
-        <w:rPr>
-          <w:sz w:val="21"/>
-        </w:rPr>
-        <w:t>（照读即可）：</w:t>
+          <w:b w:val="0"/>
+        </w:rPr>
+        <w:t>我们先静坐一分钟。闭上眼睛，感受自己的呼吸，让心慢慢安静下来。（停顿60秒）</w:t>
       </w:r>
     </w:p>
     <w:p>
       <w:pPr>
-        <w:spacing w:before="40" w:after="80"/>
-        <w:ind w:left="283"/>
-        <w:shd w:val="clear" w:color="auto" w:fill="EEF2F8"/>
+        <w:ind w:left="170"/>
         <w:pBdr>
-          <w:left w:val="single" w:sz="20" w:space="6" w:color="1F3864"/>
+          <w:left w:val="single" w:sz="18" w:space="4" w:color="1F3864"/>
         </w:pBdr>
+        <w:shd w:val="clear" w:fill="F2F5FA"/>
       </w:pPr>
       <w:r>
         <w:rPr>
-          <w:sz w:val="20"/>
-        </w:rPr>
-        <w:t>我们先静坐一分钟。闭上眼睛，感受自己的呼吸，让心慢慢安静下来。（停顿60秒） 今天是慈心禅读书会的第一次相聚。在接下来的两个月里，我们将一起读古源尊者关于慈心的开示，一起练习，一起分享。我们不追求"学会"什么，而是让自己在共读和练习中，慢慢培育内心的柔软与善意。今天要回答三个问题：慈心是什么、修慈心有什么好处、它在整个禅修体系里站在什么位置。</w:t>
+          <w:b w:val="0"/>
+        </w:rPr>
+        <w:t>今天是慈心禅读书会的第一次相聚。在接下来的两个月里，我们将一起读古源尊者关于慈心的开示，一起练习，一起分享。我们不追求"学会"什么，而是让自己在共读和练习中，慢慢培育内心的柔软与善意。今天要回答三个问题：慈心是什么、修慈心有什么好处、它在整个禅修体系里站在什么位置。</w:t>
       </w:r>
     </w:p>
     <w:p>
       <w:pPr>
-        <w:spacing w:before="40" w:after="80"/>
-        <w:ind w:left="283"/>
-        <w:shd w:val="clear" w:color="auto" w:fill="EEF2F8"/>
+        <w:ind w:left="170"/>
         <w:pBdr>
-          <w:left w:val="single" w:sz="20" w:space="6" w:color="1F3864"/>
+          <w:left w:val="single" w:sz="18" w:space="4" w:color="1F3864"/>
         </w:pBdr>
+        <w:shd w:val="clear" w:fill="F2F5FA"/>
       </w:pPr>
       <w:r>
         <w:rPr>
-          <w:sz w:val="20"/>
+          <w:b w:val="0"/>
         </w:rPr>
         <w:t xml:space="preserve">💬 </w:t>
       </w:r>
       <w:r>
         <w:rPr>
           <w:b/>
-          <w:sz w:val="20"/>
         </w:rPr>
         <w:t>破冰｜3–5分钟</w:t>
       </w:r>
       <w:r>
         <w:rPr>
-          <w:sz w:val="20"/>
+          <w:b w:val="0"/>
         </w:rPr>
         <w:t>：这周里，有没有哪件小事让你心里有点紧、想放下的？（一句话，说完就放下）</w:t>
       </w:r>
     </w:p>
     <w:p>
       <w:pPr>
-        <w:spacing w:before="40" w:after="80"/>
-        <w:ind w:left="283"/>
-        <w:shd w:val="clear" w:color="auto" w:fill="EEF2F8"/>
+        <w:ind w:left="170"/>
         <w:pBdr>
-          <w:left w:val="single" w:sz="20" w:space="6" w:color="1F3864"/>
+          <w:left w:val="single" w:sz="18" w:space="4" w:color="1F3864"/>
         </w:pBdr>
+        <w:shd w:val="clear" w:fill="F2F5FA"/>
       </w:pPr>
       <w:r>
         <w:rPr>
-          <w:sz w:val="20"/>
+          <w:b w:val="0"/>
         </w:rPr>
         <w:t xml:space="preserve">🛡️ </w:t>
       </w:r>
       <w:r>
         <w:rPr>
           <w:b/>
-          <w:sz w:val="20"/>
         </w:rPr>
         <w:t>心理安全三约定</w:t>
       </w:r>
       <w:r>
         <w:rPr>
-          <w:sz w:val="20"/>
+          <w:b w:val="0"/>
         </w:rPr>
         <w:t xml:space="preserve">（每次开场在心里过一遍）：① </w:t>
       </w:r>
       <w:r>
         <w:rPr>
           <w:b/>
-          <w:sz w:val="20"/>
         </w:rPr>
         <w:t>保密</w:t>
       </w:r>
       <w:r>
         <w:rPr>
-          <w:sz w:val="20"/>
+          <w:b w:val="0"/>
         </w:rPr>
         <w:t xml:space="preserve">——这里说的话不出这间屋子；② </w:t>
       </w:r>
       <w:r>
         <w:rPr>
           <w:b/>
-          <w:sz w:val="20"/>
         </w:rPr>
         <w:t>不评判</w:t>
       </w:r>
       <w:r>
         <w:rPr>
-          <w:sz w:val="20"/>
+          <w:b w:val="0"/>
         </w:rPr>
         <w:t xml:space="preserve">——不评价任何人的分享，也不急着评价自己；③ </w:t>
       </w:r>
       <w:r>
         <w:rPr>
           <w:b/>
-          <w:sz w:val="20"/>
         </w:rPr>
         <w:t>可随时暂停</w:t>
       </w:r>
       <w:r>
         <w:rPr>
-          <w:sz w:val="20"/>
+          <w:b w:val="0"/>
         </w:rPr>
         <w:t>——任何时候觉得不舒服，都可以停下来休息、喝水或离开，不需要解释。</w:t>
+      </w:r>
+    </w:p>
+    <w:p>
+      <w:r>
+        <w:rPr>
+          <w:b/>
+          <w:color w:val="1F3864"/>
+          <w:sz w:val="26"/>
+        </w:rPr>
+        <w:t>📖 共读原文1（20 min）</w:t>
       </w:r>
     </w:p>
     <w:p>
       <w:pPr>
-        <w:spacing w:before="160" w:after="80"/>
+        <w:ind w:left="170"/>
+        <w:pBdr>
+          <w:left w:val="single" w:sz="18" w:space="4" w:color="1F3864"/>
+        </w:pBdr>
+        <w:shd w:val="clear" w:fill="F2F5FA"/>
       </w:pPr>
       <w:r>
         <w:rPr>
-          <w:rFonts w:ascii="Microsoft YaHei" w:hAnsi="Microsoft YaHei" w:eastAsia="Microsoft YaHei"/>
+          <w:b w:val="0"/>
+        </w:rPr>
+        <w:t>⚠️ 主持人操作：以下为《原文全集》中的</w:t>
+      </w:r>
+      <w:r>
+        <w:rPr>
           <w:b/>
-          <w:color w:val="1F3864"/>
-          <w:sz w:val="28"/>
-        </w:rPr>
-        <w:t>📖 共读原文1（20 min）</w:t>
+        </w:rPr>
+        <w:t>完整原文文字</w:t>
+      </w:r>
+      <w:r>
+        <w:rPr>
+          <w:b w:val="0"/>
+        </w:rPr>
+        <w:t>，</w:t>
+      </w:r>
+      <w:r>
+        <w:rPr>
+          <w:b/>
+        </w:rPr>
+        <w:t>可直接照读或让大家轮流朗读</w:t>
+      </w:r>
+      <w:r>
+        <w:rPr>
+          <w:b w:val="0"/>
+        </w:rPr>
+        <w:t>，无需再去查知识库。出处信息见各材料下方。</w:t>
       </w:r>
     </w:p>
     <w:p>
       <w:pPr>
-        <w:spacing w:before="40" w:after="80"/>
-        <w:ind w:left="283"/>
-        <w:shd w:val="clear" w:color="auto" w:fill="EEF2F8"/>
+        <w:ind w:left="170"/>
         <w:pBdr>
-          <w:left w:val="single" w:sz="20" w:space="6" w:color="1F3864"/>
+          <w:left w:val="single" w:sz="18" w:space="4" w:color="1F3864"/>
         </w:pBdr>
+        <w:shd w:val="clear" w:fill="F2F5FA"/>
       </w:pPr>
       <w:r>
         <w:rPr>
-          <w:sz w:val="20"/>
-        </w:rPr>
-        <w:t>⚠️ 主持人操作：以下为《原文全集》中的</w:t>
+          <w:b w:val="0"/>
+        </w:rPr>
+        <w:t xml:space="preserve">🎤 </w:t>
       </w:r>
       <w:r>
         <w:rPr>
           <w:b/>
-          <w:sz w:val="20"/>
-        </w:rPr>
-        <w:t>完整原文文字</w:t>
-      </w:r>
-      <w:r>
-        <w:rPr>
-          <w:sz w:val="20"/>
-        </w:rPr>
-        <w:t>，</w:t>
-      </w:r>
+        </w:rPr>
+        <w:t>本周朗读段</w:t>
+      </w:r>
+      <w:r>
+        <w:rPr>
+          <w:b w:val="0"/>
+        </w:rPr>
+        <w:t>（★核心段落｜约 923 字｜中等稍慢约 5 分钟；本讲共读原文正文合计约 3183 字）：先朗读全部★核心段落；◈扩展段落及补充原文作默读／选读／延伸。</w:t>
+      </w:r>
+    </w:p>
+    <w:p>
       <w:r>
         <w:rPr>
           <w:b/>
-          <w:sz w:val="20"/>
-        </w:rPr>
-        <w:t>可直接照读或让大家轮流朗读</w:t>
-      </w:r>
-      <w:r>
-        <w:rPr>
-          <w:sz w:val="20"/>
-        </w:rPr>
-        <w:t>，无需再去查知识库。出处信息见各材料下方。</w:t>
+          <w:color w:val="1F3864"/>
+          <w:sz w:val="23"/>
+        </w:rPr>
+        <w:t>原文材料①：慈心禅那的十一种利益</w:t>
       </w:r>
     </w:p>
     <w:p>
       <w:pPr>
-        <w:spacing w:before="40" w:after="80"/>
-        <w:ind w:left="283"/>
-        <w:shd w:val="clear" w:color="auto" w:fill="EEF2F8"/>
+        <w:ind w:left="170"/>
         <w:pBdr>
-          <w:left w:val="single" w:sz="20" w:space="6" w:color="1F3864"/>
+          <w:left w:val="single" w:sz="18" w:space="4" w:color="1F3864"/>
         </w:pBdr>
+        <w:shd w:val="clear" w:fill="F2F5FA"/>
       </w:pPr>
       <w:r>
         <w:rPr>
-          <w:sz w:val="20"/>
-        </w:rPr>
-        <w:t xml:space="preserve">🎤 </w:t>
-      </w:r>
-      <w:r>
-        <w:rPr>
           <w:b/>
-          <w:sz w:val="20"/>
-        </w:rPr>
-        <w:t>本周朗读段</w:t>
-      </w:r>
-      <w:r>
-        <w:rPr>
-          <w:sz w:val="20"/>
-        </w:rPr>
-        <w:t>（★核心段落｜约 923 字｜中等稍慢约 5 分钟；本讲共读原文正文合计约 3183 字）：先朗读全部★核心段落；◈扩展段落及补充原文作默读／选读／延伸。</w:t>
+        </w:rPr>
+        <w:t>段落优先级</w:t>
+      </w:r>
+      <w:r>
+        <w:rPr>
+          <w:b w:val="0"/>
+        </w:rPr>
+        <w:t>：★核心必读（时间不够时只读这段）｜◈可选（时间富余时读）</w:t>
       </w:r>
     </w:p>
     <w:p>
       <w:pPr>
-        <w:spacing w:before="120" w:after="80"/>
+        <w:pStyle w:val="ListBullet"/>
       </w:pPr>
       <w:r>
         <w:rPr>
-          <w:rFonts w:ascii="Microsoft YaHei" w:hAnsi="Microsoft YaHei" w:eastAsia="Microsoft YaHei"/>
           <w:b/>
-          <w:color w:val="1F3864"/>
-          <w:sz w:val="25"/>
-        </w:rPr>
-        <w:t>原文材料①：慈心禅那的十一种利益</w:t>
+        </w:rPr>
+        <w:t>标题</w:t>
+      </w:r>
+      <w:r>
+        <w:rPr>
+          <w:b w:val="0"/>
+        </w:rPr>
+        <w:t>：第189讲 应用(摄集37)：三十七道品╱苦之集［法念处·五盖(三)］</w:t>
       </w:r>
     </w:p>
     <w:p>
       <w:pPr>
-        <w:spacing w:before="40" w:after="80"/>
-        <w:ind w:left="283"/>
-        <w:shd w:val="clear" w:color="auto" w:fill="EEF2F8"/>
-        <w:pBdr>
-          <w:left w:val="single" w:sz="20" w:space="6" w:color="1F3864"/>
-        </w:pBdr>
+        <w:pStyle w:val="ListBullet"/>
       </w:pPr>
       <w:r>
         <w:rPr>
           <w:b/>
-          <w:sz w:val="20"/>
-        </w:rPr>
-        <w:t>段落优先级</w:t>
-      </w:r>
-      <w:r>
-        <w:rPr>
-          <w:sz w:val="20"/>
-        </w:rPr>
-        <w:t>：★核心必读（时间不够时只读这段）｜◈可选（时间富余时读）</w:t>
+        </w:rPr>
+        <w:t>文件类型</w:t>
+      </w:r>
+      <w:r>
+        <w:rPr>
+          <w:b w:val="0"/>
+        </w:rPr>
+        <w:t>：PDF课件（文字版）</w:t>
       </w:r>
     </w:p>
     <w:p>
       <w:pPr>
-        <w:ind w:left="340"/>
+        <w:pStyle w:val="ListBullet"/>
       </w:pPr>
       <w:r>
         <w:rPr>
-          <w:color w:val="1F3864"/>
-          <w:sz w:val="21"/>
-        </w:rPr>
-        <w:t xml:space="preserve">• </w:t>
-      </w:r>
-      <w:r>
-        <w:rPr>
           <w:b/>
-          <w:sz w:val="21"/>
-        </w:rPr>
-        <w:t>标题</w:t>
-      </w:r>
-      <w:r>
-        <w:rPr>
-          <w:sz w:val="21"/>
-        </w:rPr>
-        <w:t>：第189讲 应用(摄集37)：三十七道品╱苦之集［法念处·五盖(三)］</w:t>
+        </w:rPr>
+        <w:t>知识库出处</w:t>
+      </w:r>
+      <w:r>
+        <w:rPr>
+          <w:b w:val="0"/>
+        </w:rPr>
+        <w:t>：知识库「古源尊者开示及上座部佛教资料」</w:t>
       </w:r>
     </w:p>
     <w:p>
       <w:pPr>
-        <w:ind w:left="340"/>
+        <w:pStyle w:val="ListBullet"/>
       </w:pPr>
       <w:r>
         <w:rPr>
-          <w:color w:val="1F3864"/>
-          <w:sz w:val="21"/>
-        </w:rPr>
-        <w:t xml:space="preserve">• </w:t>
-      </w:r>
-      <w:r>
-        <w:rPr>
           <w:b/>
-          <w:sz w:val="21"/>
-        </w:rPr>
-        <w:t>文件类型</w:t>
-      </w:r>
-      <w:r>
-        <w:rPr>
-          <w:sz w:val="21"/>
-        </w:rPr>
-        <w:t>：PDF课件（文字版）</w:t>
+        </w:rPr>
+        <w:t>media_id</w:t>
+      </w:r>
+      <w:r>
+        <w:rPr>
+          <w:b w:val="0"/>
+        </w:rPr>
+        <w:t>：pdf_d0dd1c0cd17209afe241ece24bf6b7b4_419cd8739b5ee0c5a59942283ed6ecc27439961422831605</w:t>
       </w:r>
     </w:p>
     <w:p>
       <w:pPr>
-        <w:ind w:left="340"/>
+        <w:pStyle w:val="ListBullet"/>
       </w:pPr>
       <w:r>
         <w:rPr>
-          <w:color w:val="1F3864"/>
-          <w:sz w:val="21"/>
-        </w:rPr>
-        <w:t xml:space="preserve">• </w:t>
-      </w:r>
-      <w:r>
-        <w:rPr>
           <w:b/>
-          <w:sz w:val="21"/>
-        </w:rPr>
-        <w:t>知识库出处</w:t>
-      </w:r>
-      <w:r>
-        <w:rPr>
-          <w:sz w:val="21"/>
-        </w:rPr>
-        <w:t>：知识库「古源尊者开示及上座部佛教资料」</w:t>
+        </w:rPr>
+        <w:t>打开方式</w:t>
+      </w:r>
+      <w:r>
+        <w:rPr>
+          <w:b w:val="0"/>
+        </w:rPr>
+        <w:t>：ima知识库搜索「第189讲 五盖」即可打开</w:t>
       </w:r>
     </w:p>
     <w:p>
       <w:pPr>
-        <w:ind w:left="340"/>
+        <w:ind w:left="170"/>
+        <w:pBdr>
+          <w:left w:val="single" w:sz="18" w:space="4" w:color="1F3864"/>
+        </w:pBdr>
+        <w:shd w:val="clear" w:fill="F2F5FA"/>
       </w:pPr>
       <w:r>
         <w:rPr>
+          <w:b w:val="0"/>
+        </w:rPr>
+        <w:t xml:space="preserve">📎 </w:t>
+      </w:r>
+      <w:r>
+        <w:rPr>
+          <w:b/>
+        </w:rPr>
+        <w:t>完整原文见《原文全集》第二部分（第189讲 法念处·五盖（三））</w:t>
+      </w:r>
+      <w:r>
+        <w:rPr>
+          <w:b w:val="0"/>
+        </w:rPr>
+        <w:t>，以下为章节完整文字（从原文全集复制，未删改）：</w:t>
+      </w:r>
+    </w:p>
+    <w:p>
+      <w:r>
+        <w:rPr>
+          <w:b/>
+        </w:rPr>
+        <w:t>★核心段落</w:t>
+      </w:r>
+      <w:r>
+        <w:rPr>
+          <w:b w:val="0"/>
+        </w:rPr>
+        <w:t>（必读）【本周朗读段】</w:t>
+      </w:r>
+    </w:p>
+    <w:p>
+      <w:r>
+        <w:rPr>
+          <w:b/>
+        </w:rPr>
+        <w:t>（三）慈心禅那的十一种利益</w:t>
+      </w:r>
+    </w:p>
+    <w:p>
+      <w:r>
+        <w:rPr>
+          <w:b w:val="0"/>
+        </w:rPr>
+        <w:t>如果能够获得慈心禅那，就会有十一种利益。在《增支部·慈爱经》里，佛陀说：『诸比库，当慈心解脱被培育、开展、勤习、驾御、作为基础、建立、稳固与正确地修行时，可望得到十一种利益。』对于"培育、开展、勤习、驾御、作为基础、建立、稳固"这样的翻译，在之前 wikipāli 课程中讲过，它本来是有次第的，在此不再细讲，就讲这十一种利益。</w:t>
+      </w:r>
+    </w:p>
+    <w:p>
+      <w:r>
+        <w:rPr>
+          <w:b w:val="0"/>
+        </w:rPr>
+        <w:t>哪十一种呢？</w:t>
+      </w:r>
+    </w:p>
+    <w:p>
+      <w:r>
+        <w:rPr>
+          <w:b w:val="0"/>
+        </w:rPr>
+        <w:t>一、睡眠安稳（如果睡觉不好的人就要修习慈心）</w:t>
+      </w:r>
+    </w:p>
+    <w:p>
+      <w:r>
+        <w:rPr>
+          <w:b w:val="0"/>
+        </w:rPr>
+        <w:t>二、不做恶梦（会做恶梦的人多修慈心）</w:t>
+      </w:r>
+    </w:p>
+    <w:p>
+      <w:r>
+        <w:rPr>
+          <w:b w:val="0"/>
+        </w:rPr>
+        <w:t>三、醒觉安稳（很多人有起床气，醒来就不舒服、头痛、头晕、醒觉不安稳，就要修慈心。）</w:t>
+      </w:r>
+    </w:p>
+    <w:p>
+      <w:r>
+        <w:rPr>
+          <w:b w:val="0"/>
+        </w:rPr>
+        <w:t>四、为人所爱（经常对人有慈心，别人就会喜欢你）</w:t>
+      </w:r>
+    </w:p>
+    <w:p>
+      <w:r>
+        <w:rPr>
+          <w:b w:val="0"/>
+        </w:rPr>
+        <w:t>五、为非人所爱（鬼界、阿修罗、夜叉也喜欢你，不会害你、不会给你捣乱。）</w:t>
+      </w:r>
+    </w:p>
+    <w:p>
+      <w:r>
+        <w:rPr>
+          <w:b w:val="0"/>
+        </w:rPr>
+        <w:t>六、天神守护（天神会守护你）</w:t>
+      </w:r>
+    </w:p>
+    <w:p>
+      <w:r>
+        <w:rPr>
+          <w:b w:val="0"/>
+        </w:rPr>
+        <w:t>七、不被火、毒药与武器所伤害；</w:t>
+      </w:r>
+    </w:p>
+    <w:p>
+      <w:r>
+        <w:rPr>
+          <w:b w:val="0"/>
+        </w:rPr>
+        <w:t>八、心易得定</w:t>
+      </w:r>
+    </w:p>
+    <w:p>
+      <w:r>
+        <w:rPr>
+          <w:b w:val="0"/>
+        </w:rPr>
+        <w:t>九、相貌安祥（人家说这个人慈眉善目，看着很舒服）</w:t>
+      </w:r>
+    </w:p>
+    <w:p>
+      <w:r>
+        <w:rPr>
+          <w:b w:val="0"/>
+        </w:rPr>
+        <w:t>十、临终不迷惑（临终的时候不会昏迷，修慈心的人一定不会得老年痴呆症。）</w:t>
+      </w:r>
+    </w:p>
+    <w:p>
+      <w:r>
+        <w:rPr>
+          <w:b w:val="0"/>
+        </w:rPr>
+        <w:t>十一、若未能证得更高的成就，他将投生到梵天界。（如果他没有证得更高的禅那或更高的道果或证得阿拉汉，他会投生到梵天界。以慈心初禅、二禅、三禅维持到临终，将会投生到梵天界。）</w:t>
+      </w:r>
+    </w:p>
+    <w:p>
+      <w:r>
+        <w:rPr>
+          <w:b/>
+        </w:rPr>
+        <w:t>◈扩展段落</w:t>
+      </w:r>
+      <w:r>
+        <w:rPr>
+          <w:b w:val="0"/>
+        </w:rPr>
+        <w:t>（可选）【默读／选读／延伸】</w:t>
+      </w:r>
+    </w:p>
+    <w:p>
+      <w:r>
+        <w:rPr>
+          <w:b w:val="0"/>
+        </w:rPr>
+        <w:t>对于已经精通慈心禅那的人，他能很安稳地睡眠，就好像入定一般。他不会做恶梦，如果做梦，也只有好梦而已。他醒来时会觉得很安稳。除了人会喜欢他之外，天神也会喜欢他，就像维沙卡长老（VisākhaThera）的例子。</w:t>
+      </w:r>
+    </w:p>
+    <w:p>
+      <w:r>
+        <w:rPr>
+          <w:b w:val="0"/>
+        </w:rPr>
+        <w:t>Visākha 长老精通慈心禅，他以慈心禅为基础修行观禅而证得阿拉汉果。由于他的慈爱非常强，所以众天神都很喜欢他。有一天，他走在前往庄严山寺（CittalapabbataVihāra）的路上，走到一个分叉路口时，不知道哪一条路通向庄严山寺。那时有一个天神为他指路，所以他顺利地到了庄严山寺。他有个习惯，就是在每一个地方都只住四个月，因此于该寺住了四个月之后，最后一夜他收拾好衣钵然后就寑，打算隔天就离开。当他正在睡时，摩尼树的树神便坐在梯级上哭泣，长老问："是谁在哭？"</w:t>
+      </w:r>
+    </w:p>
+    <w:p>
+      <w:r>
+        <w:rPr>
+          <w:b w:val="0"/>
+        </w:rPr>
+        <w:t>"尊者，我是摩尼树神。"</w:t>
+      </w:r>
+    </w:p>
+    <w:p>
+      <w:r>
+        <w:rPr>
+          <w:b w:val="0"/>
+        </w:rPr>
+        <w:t>"为什么哭？"</w:t>
+      </w:r>
+    </w:p>
+    <w:p>
+      <w:r>
+        <w:rPr>
+          <w:b w:val="0"/>
+        </w:rPr>
+        <w:t>"尊者，因为您就要离去了。"</w:t>
+      </w:r>
+    </w:p>
+    <w:p>
+      <w:r>
+        <w:rPr>
+          <w:b w:val="0"/>
+        </w:rPr>
+        <w:t>"我住在这里对你有什么好处？"</w:t>
+      </w:r>
+    </w:p>
+    <w:p>
+      <w:r>
+        <w:rPr>
+          <w:b w:val="0"/>
+        </w:rPr>
+        <w:t>"尊者，您住在这里令此地诸神互相慈爱；您走后，他们就会再互相争吵，甚至说粗言恶语。"</w:t>
+      </w:r>
+    </w:p>
+    <w:p>
+      <w:r>
+        <w:rPr>
+          <w:b w:val="0"/>
+        </w:rPr>
+        <w:t>长老说："如果我住在这里能帮助你们安乐地生活，那么我就再多住四个月。"</w:t>
+      </w:r>
+    </w:p>
+    <w:p>
+      <w:r>
+        <w:rPr>
+          <w:b w:val="0"/>
+        </w:rPr>
+        <w:t>四个月后，当他再要离去时，那树神又再悲泣，如此长老无法离开那寺院，在那寺院住到最后入般涅槃。</w:t>
+      </w:r>
+    </w:p>
+    <w:p>
+      <w:r>
+        <w:rPr>
+          <w:b w:val="0"/>
+        </w:rPr>
+        <w:t>如是，对于慈心很强的人，不只是人会喜欢他，天神也会喜欢他。</w:t>
+      </w:r>
+    </w:p>
+    <w:p>
+      <w:r>
+        <w:rPr>
+          <w:b w:val="0"/>
+        </w:rPr>
+        <w:t>慈心禅的第六项利益是"受到天神守护"。这就有如之前提到被众树神惊吓的五百位比库之例，他们向佛陀请教，佛陀教导他们《应作慈爱经》，他们回到同一座森林背诵该经以及依照该经修习慈心禅，因而培育起极强的慈心。由于慈心的力量，原本惊吓他们的众树神变得喜欢他们，帮他们打扫住处、准备饮水等，而且保护他们，散播很好的香味，使他们能专心修禅。这显示天神会保护已证得慈心禅的人。</w:t>
+      </w:r>
+    </w:p>
+    <w:p>
+      <w:r>
+        <w:rPr>
+          <w:b w:val="0"/>
+        </w:rPr>
+        <w:t>关于慈心禅的第七项利益"不被火、毒药与武器所伤害"。举几个佛陀时代的例子来说明。佛陀时代有两位杰出的在家女弟子，其中一位是优陀罗（Uttarā），也名为难陀母（Nandamātā）。她修习慈心禅直到证得禅那，然后再以它作为基础来修习观禅，因而证得了初果。有一天，当她正在厨房里煮食物以便供养佛陀与僧团时，为了有时间供养佛陀，她雇来一位服侍丈夫的高级妓女利摩（Sirimā）（当时中印度非常著名的妓女），Sirimā 长期在家陪着 Uttarā 丈夫，就觉得自己是女主人了。有一天当 Uttarā 在厨房准备食物供养佛陀时，丈夫带着 Sirimā 出来，他觉得太太有些不可思议："自己忙得半死，雇一位妓女来照顾自己的丈夫"，就笑她，Uttarā 看到丈夫笑，也和他相视一笑，Sirimā 看到两夫妇眉来眼去，感到妒恨与愤怒。她冲进厨房里，舀了一勺滚烫的油往 Uttarā 头脸泼过去，当时 Uttarā 即刻进入慈心禅，因而那油就像荷叶上的清水一般从她身上流过，对她没有一点伤害。这就是能够避免火、毒等的伤害。</w:t>
+      </w:r>
+    </w:p>
+    <w:p>
+      <w:r>
+        <w:rPr>
+          <w:b w:val="0"/>
+        </w:rPr>
+        <w:t>另一个是莎玛瓦蒂王后（Sāmāvatī）的故事，她有一位侍女叫姑如达拉（Khujjuttarā），是佛陀另一位突出的在家女弟子。此侍女经常去寺院听佛陀说法，回到宫里就将所听闻的法说给莎玛瓦蒂王后和五百位侍女听。她们都修习慈心禅直到证得禅那，然后以它为基础来修行观禅，全部证得初果。有一天，乌提那王（Udena）听信另外一位王妃的陷害、离间语，以为王后要放毒蛇咬他，所以感到很愤怒，他命令莎玛瓦蒂王后及其五百位侍女排成一行，然后拿起弓与毒箭，想要用箭把她们全部射死。当时莎玛瓦蒂王后吩咐她的侍女们不应瞋恨国王，而应向他散播慈爱。由于她们极强的慈爱力量，使国王的毒箭发射不出去，因此也就伤害不了她们。当时国王的箭一直射不出来，莎玛瓦蒂王后就问国王："你累不累？"，国王回答："很累"，莎玛瓦蒂王又问："那你为什么不放下来呢？"，然后他就放下来，毒箭就射到地上。还有僧吉帝沙弥（Saṇkicca）的故事，他七岁时就证得阿拉汉果。有一天，一群强盗捉住他，想要杀他来祭神，就在强盗首领用刀砍他的头时，他进入慈心禅。由于慈心禅的力量，那把刀被砍弯了也伤不了他分毫。因此对于拥有慈心禅的人，武器也伤不了他。</w:t>
+      </w:r>
+    </w:p>
+    <w:p>
+      <w:r>
+        <w:rPr>
+          <w:b w:val="0"/>
+        </w:rPr>
+        <w:t>拥有慈心禅的人也能像须菩提（Subhūti）尊者一般容易获得定力。佛陀八十大弟子中须菩提是慈心禅第一的比库，他以慈心禅作为基础来修行观禅，最后证得阿拉汉道果。他有个习惯，就是在托钵时，站在每家门前进入慈心禅，等到主人拿食物出来了，再出定接受饮食供养，他能够迅速地进入禅那。</w:t>
+      </w:r>
+    </w:p>
+    <w:p>
+      <w:r>
+        <w:rPr>
+          <w:b w:val="0"/>
+        </w:rPr>
+        <w:t>慈心禅的另一项利益是相貌安祥。为什么呢？当禅修者进入慈心禅时，慈心禅那心持续不断地生起，每一个禅那心都产生许多具有八种色法的心生色聚，这些色法非常殊胜而且遍布全身。由于这些殊胜色法的缘故，他的相貌变得非常安祥、明亮。再者，当他内心充满慈爱时，其心毫无瞋恚，所以他的脸时常保持微笑，显得很安祥。慈心禅的另一种利益是临终不迷惑。能在临终时保持善心是非常重要的，为什么呢？因为若人的临死速行心是不善心，他肯定会投生到恶趣；反之，若人的临死速行心是善心，则肯定会投生到善趣。由此可知临终不迷惑是多么重要。精通慈心禅的人在临终时可以再度进入该禅那，而能不迷惑地投生到梵天界。</w:t>
+      </w:r>
+    </w:p>
+    <w:p>
+      <w:r>
+        <w:rPr>
+          <w:b w:val="0"/>
+        </w:rPr>
+        <w:t>慈心禅的第十一项利益是如果未能证得更高的成就，他将投生到梵天界。以上是慈心禅的十一项利益。</w:t>
+      </w:r>
+    </w:p>
+    <w:p>
+      <w:r>
+        <w:rPr>
+          <w:b/>
+        </w:rPr>
+        <w:t>★核心段落</w:t>
+      </w:r>
+      <w:r>
+        <w:rPr>
+          <w:b w:val="0"/>
+        </w:rPr>
+        <w:t>（必读）【本周朗读段】</w:t>
+      </w:r>
+    </w:p>
+    <w:p>
+      <w:r>
+        <w:rPr>
+          <w:b w:val="0"/>
+        </w:rPr>
+        <w:t>然而慈心禅只能暂时灭除瞋恚；若要根除瞋恚，必须精进地修行直到证得不来道（三果圣者），因为该圣道才能根除瞋恚。（三果圣者不管碰到任何事情都不会生气。）</w:t>
+      </w:r>
+    </w:p>
+    <w:p>
+      <w:r>
+        <w:rPr>
+          <w:b w:val="0"/>
+        </w:rPr>
+        <w:t>所以要知道慈心禅那的价值和意义。如果真的想去除五盖里面的瞋恚盖，就要修习慈心禅。</w:t>
+      </w:r>
+    </w:p>
+    <w:p>
+      <w:r>
+        <w:rPr>
+          <w:b/>
           <w:color w:val="1F3864"/>
-          <w:sz w:val="21"/>
-        </w:rPr>
-        <w:t xml:space="preserve">• </w:t>
-      </w:r>
-      <w:r>
-        <w:rPr>
-          <w:b/>
-          <w:sz w:val="21"/>
-        </w:rPr>
-        <w:t>media_id</w:t>
-      </w:r>
-      <w:r>
-        <w:rPr>
-          <w:sz w:val="21"/>
-        </w:rPr>
-        <w:t>：`pdf_d0dd1c0cd17209afe241ece24bf6b7b4_419cd8739b5ee0c5a59942283ed6ecc27439961422831605`</w:t>
+          <w:sz w:val="23"/>
+        </w:rPr>
+        <w:t>原文材料②：经文中慈心解脱的十一种果报</w:t>
       </w:r>
     </w:p>
     <w:p>
       <w:pPr>
-        <w:ind w:left="340"/>
+        <w:ind w:left="170"/>
+        <w:pBdr>
+          <w:left w:val="single" w:sz="18" w:space="4" w:color="1F3864"/>
+        </w:pBdr>
+        <w:shd w:val="clear" w:fill="F2F5FA"/>
       </w:pPr>
       <w:r>
         <w:rPr>
-          <w:color w:val="1F3864"/>
-          <w:sz w:val="21"/>
-        </w:rPr>
-        <w:t xml:space="preserve">• </w:t>
-      </w:r>
-      <w:r>
-        <w:rPr>
           <w:b/>
-          <w:sz w:val="21"/>
-        </w:rPr>
-        <w:t>打开方式</w:t>
-      </w:r>
-      <w:r>
-        <w:rPr>
-          <w:sz w:val="21"/>
-        </w:rPr>
-        <w:t>：ima知识库搜索「第189讲 五盖」即可打开</w:t>
+        </w:rPr>
+        <w:t>段落优先级</w:t>
+      </w:r>
+      <w:r>
+        <w:rPr>
+          <w:b w:val="0"/>
+        </w:rPr>
+        <w:t>：★核心必读（时间不够时只读这段）｜◈可选（时间富余时读）</w:t>
       </w:r>
     </w:p>
     <w:p>
       <w:pPr>
-        <w:spacing w:before="40" w:after="80"/>
-        <w:ind w:left="283"/>
-        <w:shd w:val="clear" w:color="auto" w:fill="EEF2F8"/>
-        <w:pBdr>
-          <w:left w:val="single" w:sz="20" w:space="6" w:color="1F3864"/>
-        </w:pBdr>
+        <w:pStyle w:val="ListBullet"/>
       </w:pPr>
       <w:r>
         <w:rPr>
-          <w:sz w:val="20"/>
-        </w:rPr>
-        <w:t xml:space="preserve">📎 </w:t>
-      </w:r>
-      <w:r>
-        <w:rPr>
           <w:b/>
-          <w:sz w:val="20"/>
-        </w:rPr>
-        <w:t>完整原文见《原文全集》第二部分（第189讲 法念处·五盖（三））</w:t>
-      </w:r>
-      <w:r>
-        <w:rPr>
-          <w:sz w:val="20"/>
-        </w:rPr>
-        <w:t>，以下为章节完整文字（从原文全集复制，未删改）：</w:t>
-      </w:r>
-    </w:p>
-    <w:p>
-      <w:r>
-        <w:rPr>
-          <w:b/>
-          <w:sz w:val="21"/>
-        </w:rPr>
-        <w:t>★核心段落</w:t>
-      </w:r>
-      <w:r>
-        <w:rPr>
-          <w:sz w:val="21"/>
-        </w:rPr>
-        <w:t>（必读）【本周朗读段】</w:t>
-      </w:r>
-    </w:p>
-    <w:p>
-      <w:r>
-        <w:rPr>
-          <w:b/>
-          <w:sz w:val="21"/>
-        </w:rPr>
-        <w:t>（三）慈心禅那的十一种利益</w:t>
-      </w:r>
-    </w:p>
-    <w:p>
-      <w:r>
-        <w:rPr>
-          <w:sz w:val="21"/>
-        </w:rPr>
-        <w:t>如果能够获得慈心禅那，就会有十一种利益。在《增支部·慈爱经》里，佛陀说：『诸比库，当慈心解脱被培育、开展、勤习、驾御、作为基础、建立、稳固与正确地修行时，可望得到十一种利益。』对于"培育、开展、勤习、驾御、作为基础、建立、稳固"这样的翻译，在之前 wikipāli 课程中讲过，它本来是有次第的，在此不再细讲，就讲这十一种利益。</w:t>
-      </w:r>
-    </w:p>
-    <w:p>
-      <w:r>
-        <w:rPr>
-          <w:sz w:val="21"/>
-        </w:rPr>
-        <w:t>哪十一种呢？</w:t>
-      </w:r>
-    </w:p>
-    <w:p>
-      <w:r>
-        <w:rPr>
-          <w:sz w:val="21"/>
-        </w:rPr>
-        <w:t>一、睡眠安稳（如果睡觉不好的人就要修习慈心）</w:t>
-      </w:r>
-    </w:p>
-    <w:p>
-      <w:r>
-        <w:rPr>
-          <w:sz w:val="21"/>
-        </w:rPr>
-        <w:t>二、不做恶梦（会做恶梦的人多修慈心）</w:t>
-      </w:r>
-    </w:p>
-    <w:p>
-      <w:r>
-        <w:rPr>
-          <w:sz w:val="21"/>
-        </w:rPr>
-        <w:t>三、醒觉安稳（很多人有起床气，醒来就不舒服、头痛、头晕、醒觉不安稳，就要修慈心。）</w:t>
-      </w:r>
-    </w:p>
-    <w:p>
-      <w:r>
-        <w:rPr>
-          <w:sz w:val="21"/>
-        </w:rPr>
-        <w:t>四、为人所爱（经常对人有慈心，别人就会喜欢你）</w:t>
-      </w:r>
-    </w:p>
-    <w:p>
-      <w:r>
-        <w:rPr>
-          <w:sz w:val="21"/>
-        </w:rPr>
-        <w:t>五、为非人所爱（鬼界、阿修罗、夜叉也喜欢你，不会害你、不会给你捣乱。）</w:t>
-      </w:r>
-    </w:p>
-    <w:p>
-      <w:r>
-        <w:rPr>
-          <w:sz w:val="21"/>
-        </w:rPr>
-        <w:t>六、天神守护（天神会守护你）</w:t>
-      </w:r>
-    </w:p>
-    <w:p>
-      <w:r>
-        <w:rPr>
-          <w:sz w:val="21"/>
-        </w:rPr>
-        <w:t>七、不被火、毒药与武器所伤害；</w:t>
-      </w:r>
-    </w:p>
-    <w:p>
-      <w:r>
-        <w:rPr>
-          <w:sz w:val="21"/>
-        </w:rPr>
-        <w:t>八、心易得定</w:t>
-      </w:r>
-    </w:p>
-    <w:p>
-      <w:r>
-        <w:rPr>
-          <w:sz w:val="21"/>
-        </w:rPr>
-        <w:t>九、相貌安祥（人家说这个人慈眉善目，看着很舒服）</w:t>
-      </w:r>
-    </w:p>
-    <w:p>
-      <w:r>
-        <w:rPr>
-          <w:sz w:val="21"/>
-        </w:rPr>
-        <w:t>十、临终不迷惑（临终的时候不会昏迷，修慈心的人一定不会得老年痴呆症。）</w:t>
-      </w:r>
-    </w:p>
-    <w:p>
-      <w:r>
-        <w:rPr>
-          <w:sz w:val="21"/>
-        </w:rPr>
-        <w:t>十一、若未能证得更高的成就，他将投生到梵天界。（如果他没有证得更高的禅那或更高的道果或证得阿拉汉，他会投生到梵天界。以慈心初禅、二禅、三禅维持到临终，将会投生到梵天界。）</w:t>
-      </w:r>
-    </w:p>
-    <w:p>
-      <w:r>
-        <w:rPr>
-          <w:b/>
-          <w:sz w:val="21"/>
-        </w:rPr>
-        <w:t>◈扩展段落</w:t>
-      </w:r>
-      <w:r>
-        <w:rPr>
-          <w:sz w:val="21"/>
-        </w:rPr>
-        <w:t>（可选）【默读／选读／延伸】</w:t>
-      </w:r>
-    </w:p>
-    <w:p>
-      <w:r>
-        <w:rPr>
-          <w:sz w:val="21"/>
-        </w:rPr>
-        <w:t>对于已经精通慈心禅那的人，他能很安稳地睡眠，就好像入定一般。他不会做恶梦，如果做梦，也只有好梦而已。他醒来时会觉得很安稳。除了人会喜欢他之外，天神也会喜欢他，就像维沙卡长老（VisākhaThera）的例子。</w:t>
-      </w:r>
-    </w:p>
-    <w:p>
-      <w:r>
-        <w:rPr>
-          <w:sz w:val="21"/>
-        </w:rPr>
-        <w:t>Visākha 长老精通慈心禅，他以慈心禅为基础修行观禅而证得阿拉汉果。由于他的慈爱非常强，所以众天神都很喜欢他。有一天，他走在前往庄严山寺（CittalapabbataVihāra）的路上，走到一个分叉路口时，不知道哪一条路通向庄严山寺。那时有一个天神为他指路，所以他顺利地到了庄严山寺。他有个习惯，就是在每一个地方都只住四个月，因此于该寺住了四个月之后，最后一夜他收拾好衣钵然后就寑，打算隔天就离开。当他正在睡时，摩尼树的树神便坐在梯级上哭泣，长老问："是谁在哭？"</w:t>
-      </w:r>
-    </w:p>
-    <w:p>
-      <w:r>
-        <w:rPr>
-          <w:sz w:val="21"/>
-        </w:rPr>
-        <w:t>"尊者，我是摩尼树神。"</w:t>
-      </w:r>
-    </w:p>
-    <w:p>
-      <w:r>
-        <w:rPr>
-          <w:sz w:val="21"/>
-        </w:rPr>
-        <w:t>"为什么哭？"</w:t>
-      </w:r>
-    </w:p>
-    <w:p>
-      <w:r>
-        <w:rPr>
-          <w:sz w:val="21"/>
-        </w:rPr>
-        <w:t>"尊者，因为您就要离去了。"</w:t>
-      </w:r>
-    </w:p>
-    <w:p>
-      <w:r>
-        <w:rPr>
-          <w:sz w:val="21"/>
-        </w:rPr>
-        <w:t>"我住在这里对你有什么好处？"</w:t>
-      </w:r>
-    </w:p>
-    <w:p>
-      <w:r>
-        <w:rPr>
-          <w:sz w:val="21"/>
-        </w:rPr>
-        <w:t>"尊者，您住在这里令此地诸神互相慈爱；您走后，他们就会再互相争吵，甚至说粗言恶语。"</w:t>
-      </w:r>
-    </w:p>
-    <w:p>
-      <w:r>
-        <w:rPr>
-          <w:sz w:val="21"/>
-        </w:rPr>
-        <w:t>长老说："如果我住在这里能帮助你们安乐地生活，那么我就再多住四个月。"</w:t>
-      </w:r>
-    </w:p>
-    <w:p>
-      <w:r>
-        <w:rPr>
-          <w:sz w:val="21"/>
-        </w:rPr>
-        <w:t>四个月后，当他再要离去时，那树神又再悲泣，如此长老无法离开那寺院，在那寺院住到最后入般涅槃。</w:t>
-      </w:r>
-    </w:p>
-    <w:p>
-      <w:r>
-        <w:rPr>
-          <w:sz w:val="21"/>
-        </w:rPr>
-        <w:t>如是，对于慈心很强的人，不只是人会喜欢他，天神也会喜欢他。</w:t>
-      </w:r>
-    </w:p>
-    <w:p>
-      <w:r>
-        <w:rPr>
-          <w:sz w:val="21"/>
-        </w:rPr>
-        <w:t>慈心禅的第六项利益是"受到天神守护"。这就有如之前提到被众树神惊吓的五百位比库之例，他们向佛陀请教，佛陀教导他们《应作慈爱经》，他们回到同一座森林背诵该经以及依照该经修习慈心禅，因而培育起极强的慈心。由于慈心的力量，原本惊吓他们的众树神变得喜欢他们，帮他们打扫住处、准备饮水等，而且保护他们，散播很好的香味，使他们能专心修禅。这显示天神会保护已证得慈心禅的人。</w:t>
-      </w:r>
-    </w:p>
-    <w:p>
-      <w:r>
-        <w:rPr>
-          <w:sz w:val="21"/>
-        </w:rPr>
-        <w:t>关于慈心禅的第七项利益"不被火、毒药与武器所伤害"。举几个佛陀时代的例子来说明。佛陀时代有两位杰出的在家女弟子，其中一位是优陀罗（Uttarā），也名为难陀母（Nandamātā）。她修习慈心禅直到证得禅那，然后再以它作为基础来修习观禅，因而证得了初果。有一天，当她正在厨房里煮食物以便供养佛陀与僧团时，为了有时间供养佛陀，她雇来一位服侍丈夫的高级妓女利摩（Sirimā）（当时中印度非常著名的妓女），Sirimā 长期在家陪着 Uttarā 丈夫，就觉得自己是女主人了。有一天当 Uttarā 在厨房准备食物供养佛陀时，丈夫带着 Sirimā 出来，他觉得太太有些不可思议："自己忙得半死，雇一位妓女来照顾自己的丈夫"，就笑她，Uttarā 看到丈夫笑，也和他相视一笑，Sirimā 看到两夫妇眉来眼去，感到妒恨与愤怒。她冲进厨房里，舀了一勺滚烫的油往 Uttarā 头脸泼过去，当时 Uttarā 即刻进入慈心禅，因而那油就像荷叶上的清水一般从她身上流过，对她没有一点伤害。这就是能够避免火、毒等的伤害。</w:t>
-      </w:r>
-    </w:p>
-    <w:p>
-      <w:r>
-        <w:rPr>
-          <w:sz w:val="21"/>
-        </w:rPr>
-        <w:t>另一个是莎玛瓦蒂王后（Sāmāvatī）的故事，她有一位侍女叫姑如达拉（Khujjuttarā），是佛陀另一位突出的在家女弟子。此侍女经常去寺院听佛陀说法，回到宫里就将所听闻的法说给莎玛瓦蒂王后和五百位侍女听。她们都修习慈心禅直到证得禅那，然后以它为基础来修行观禅，全部证得初果。有一天，乌提那王（Udena）听信另外一位王妃的陷害、离间语，以为王后要放毒蛇咬他，所以感到很愤怒，他命令莎玛瓦蒂王后及其五百位侍女排成一行，然后拿起弓与毒箭，想要用箭把她们全部射死。当时莎玛瓦蒂王后吩咐她的侍女们不应瞋恨国王，而应向他散播慈爱。由于她们极强的慈爱力量，使国王的毒箭发射不出去，因此也就伤害不了她们。当时国王的箭一直射不出来，莎玛瓦蒂王后就问国王："你累不累？"，国王回答："很累"，莎玛瓦蒂王又问："那你为什么不放下来呢？"，然后他就放下来，毒箭就射到地上。还有僧吉帝沙弥（Saṇkicca）的故事，他七岁时就证得阿拉汉果。有一天，一群强盗捉住他，想要杀他来祭神，就在强盗首领用刀砍他的头时，他进入慈心禅。由于慈心禅的力量，那把刀被砍弯了也伤不了他分毫。因此对于拥有慈心禅的人，武器也伤不了他。</w:t>
-      </w:r>
-    </w:p>
-    <w:p>
-      <w:r>
-        <w:rPr>
-          <w:sz w:val="21"/>
-        </w:rPr>
-        <w:t>拥有慈心禅的人也能像须菩提（Subhūti）尊者一般容易获得定力。佛陀八十大弟子中须菩提是慈心禅第一的比库，他以慈心禅作为基础来修行观禅，最后证得阿拉汉道果。他有个习惯，就是在托钵时，站在每家门前进入慈心禅，等到主人拿食物出来了，再出定接受饮食供养，他能够迅速地进入禅那。</w:t>
-      </w:r>
-    </w:p>
-    <w:p>
-      <w:r>
-        <w:rPr>
-          <w:sz w:val="21"/>
-        </w:rPr>
-        <w:t>慈心禅的另一项利益是相貌安祥。为什么呢？当禅修者进入慈心禅时，慈心禅那心持续不断地生起，每一个禅那心都产生许多具有八种色法的心生色聚，这些色法非常殊胜而且遍布全身。由于这些殊胜色法的缘故，他的相貌变得非常安祥、明亮。再者，当他内心充满慈爱时，其心毫无瞋恚，所以他的脸时常保持微笑，显得很安祥。慈心禅的另一种利益是临终不迷惑。能在临终时保持善心是非常重要的，为什么呢？因为若人的临死速行心是不善心，他肯定会投生到恶趣；反之，若人的临死速行心是善心，则肯定会投生到善趣。由此可知临终不迷惑是多么重要。精通慈心禅的人在临终时可以再度进入该禅那，而能不迷惑地投生到梵天界。</w:t>
-      </w:r>
-    </w:p>
-    <w:p>
-      <w:r>
-        <w:rPr>
-          <w:sz w:val="21"/>
-        </w:rPr>
-        <w:t>慈心禅的第十一项利益是如果未能证得更高的成就，他将投生到梵天界。以上是慈心禅的十一项利益。</w:t>
-      </w:r>
-    </w:p>
-    <w:p>
-      <w:r>
-        <w:rPr>
-          <w:b/>
-          <w:sz w:val="21"/>
-        </w:rPr>
-        <w:t>★核心段落</w:t>
-      </w:r>
-      <w:r>
-        <w:rPr>
-          <w:sz w:val="21"/>
-        </w:rPr>
-        <w:t>（必读）【本周朗读段】</w:t>
-      </w:r>
-    </w:p>
-    <w:p>
-      <w:r>
-        <w:rPr>
-          <w:sz w:val="21"/>
-        </w:rPr>
-        <w:t>然而慈心禅只能暂时灭除瞋恚；若要根除瞋恚，必须精进地修行直到证得不来道（三果圣者），因为该圣道才能根除瞋恚。（三果圣者不管碰到任何事情都不会生气。）</w:t>
-      </w:r>
-    </w:p>
-    <w:p>
-      <w:r>
-        <w:rPr>
-          <w:sz w:val="21"/>
-        </w:rPr>
-        <w:t>所以要知道慈心禅那的价值和意义。如果真的想去除五盖里面的瞋恚盖，就要修习慈心禅。</w:t>
+        </w:rPr>
+        <w:t>标题</w:t>
+      </w:r>
+      <w:r>
+        <w:rPr>
+          <w:b w:val="0"/>
+        </w:rPr>
+        <w:t>：《十一集 Ekādasakanipātapāḷi》· 慈心经（《增支部尼柯耶》第11集·第15经）</w:t>
       </w:r>
     </w:p>
     <w:p>
       <w:pPr>
-        <w:spacing w:before="120" w:after="80"/>
+        <w:pStyle w:val="ListBullet"/>
       </w:pPr>
       <w:r>
         <w:rPr>
-          <w:rFonts w:ascii="Microsoft YaHei" w:hAnsi="Microsoft YaHei" w:eastAsia="Microsoft YaHei"/>
           <w:b/>
-          <w:color w:val="1F3864"/>
-          <w:sz w:val="25"/>
-        </w:rPr>
-        <w:t>原文材料②：经文中慈心解脱的十一种果报</w:t>
+        </w:rPr>
+        <w:t>文件类型</w:t>
+      </w:r>
+      <w:r>
+        <w:rPr>
+          <w:b w:val="0"/>
+        </w:rPr>
+        <w:t>：PDF经文（文字版）</w:t>
       </w:r>
     </w:p>
     <w:p>
       <w:pPr>
-        <w:spacing w:before="40" w:after="80"/>
-        <w:ind w:left="283"/>
-        <w:shd w:val="clear" w:color="auto" w:fill="EEF2F8"/>
-        <w:pBdr>
-          <w:left w:val="single" w:sz="20" w:space="6" w:color="1F3864"/>
-        </w:pBdr>
+        <w:pStyle w:val="ListBullet"/>
       </w:pPr>
       <w:r>
         <w:rPr>
           <w:b/>
-          <w:sz w:val="20"/>
-        </w:rPr>
-        <w:t>段落优先级</w:t>
-      </w:r>
-      <w:r>
-        <w:rPr>
-          <w:sz w:val="20"/>
-        </w:rPr>
-        <w:t>：★核心必读（时间不够时只读这段）｜◈可选（时间富余时读）</w:t>
+        </w:rPr>
+        <w:t>media_id</w:t>
+      </w:r>
+      <w:r>
+        <w:rPr>
+          <w:b w:val="0"/>
+        </w:rPr>
+        <w:t>：pdf_d0dd1c0cd17209afe241ece24bf6b7b4_7dd7f986d02cb8adec0fdb7615321f9d7439961422831605</w:t>
       </w:r>
     </w:p>
     <w:p>
       <w:pPr>
-        <w:ind w:left="340"/>
+        <w:pStyle w:val="ListBullet"/>
       </w:pPr>
       <w:r>
         <w:rPr>
-          <w:color w:val="1F3864"/>
-          <w:sz w:val="21"/>
-        </w:rPr>
-        <w:t xml:space="preserve">• </w:t>
-      </w:r>
-      <w:r>
-        <w:rPr>
           <w:b/>
-          <w:sz w:val="21"/>
-        </w:rPr>
-        <w:t>标题</w:t>
-      </w:r>
-      <w:r>
-        <w:rPr>
-          <w:sz w:val="21"/>
-        </w:rPr>
-        <w:t>：《十一集 Ekādasakanipātapāḷi》· 慈心经（《增支部尼柯耶》第11集·第15经）</w:t>
+        </w:rPr>
+        <w:t>打开方式</w:t>
+      </w:r>
+      <w:r>
+        <w:rPr>
+          <w:b w:val="0"/>
+        </w:rPr>
+        <w:t>：ima知识库搜索「十一集」即可打开</w:t>
       </w:r>
     </w:p>
     <w:p>
       <w:pPr>
-        <w:ind w:left="340"/>
+        <w:ind w:left="170"/>
+        <w:pBdr>
+          <w:left w:val="single" w:sz="18" w:space="4" w:color="1F3864"/>
+        </w:pBdr>
+        <w:shd w:val="clear" w:fill="F2F5FA"/>
       </w:pPr>
       <w:r>
         <w:rPr>
+          <w:b w:val="0"/>
+        </w:rPr>
+        <w:t xml:space="preserve">📎 </w:t>
+      </w:r>
+      <w:r>
+        <w:rPr>
+          <w:b/>
+        </w:rPr>
+        <w:t>完整原文见《原文全集》第八部分（《增支部》十一集·随念品·慈心经 第15经）</w:t>
+      </w:r>
+      <w:r>
+        <w:rPr>
+          <w:b w:val="0"/>
+        </w:rPr>
+        <w:t>，以下为经文完整文字（从原文全集复制，未删改）：</w:t>
+      </w:r>
+    </w:p>
+    <w:p>
+      <w:r>
+        <w:rPr>
+          <w:b/>
+        </w:rPr>
+        <w:t>★核心段落</w:t>
+      </w:r>
+      <w:r>
+        <w:rPr>
+          <w:b w:val="0"/>
+        </w:rPr>
+        <w:t>（必读）【本周朗读段】</w:t>
+      </w:r>
+    </w:p>
+    <w:p>
+      <w:r>
+        <w:rPr>
+          <w:b/>
+        </w:rPr>
+        <w:t>5. 慈心经（第15经）</w:t>
+      </w:r>
+    </w:p>
+    <w:p>
+      <w:r>
+        <w:rPr>
+          <w:b w:val="0"/>
+        </w:rPr>
+        <w:t>15.</w:t>
+      </w:r>
+    </w:p>
+    <w:p>
+      <w:r>
+        <w:rPr>
+          <w:b w:val="0"/>
+        </w:rPr>
+        <w:t>"诸比库，对于已修习、已培养、已多修、已作为工具、已建立、已熟练、已善加修持的慈心解脱，可期待十一种利益。</w:t>
+      </w:r>
+    </w:p>
+    <w:p>
+      <w:r>
+        <w:rPr>
+          <w:b w:val="0"/>
+        </w:rPr>
+        <w:t>哪十一种？安详入睡，安详醒来，不做恶梦，为人所爱，为非人所爱，诸天守护，火、毒、刀兵不能侵害，心速得定，面容明朗，临终不昏迷，若未能证得更高境界，则往生梵天界。</w:t>
+      </w:r>
+    </w:p>
+    <w:p>
+      <w:r>
+        <w:rPr>
+          <w:b w:val="0"/>
+        </w:rPr>
+        <w:t>诸比库，对于已修习、已培养、已多修、已作为工具、已建立、已熟练、已善加修持的慈心解脱，可期待这十一种利益。"第五品。</w:t>
+      </w:r>
+    </w:p>
+    <w:p>
+      <w:r>
+        <w:rPr>
+          <w:b/>
           <w:color w:val="1F3864"/>
-          <w:sz w:val="21"/>
-        </w:rPr>
-        <w:t xml:space="preserve">• </w:t>
-      </w:r>
-      <w:r>
-        <w:rPr>
-          <w:b/>
-          <w:sz w:val="21"/>
-        </w:rPr>
-        <w:t>文件类型</w:t>
-      </w:r>
-      <w:r>
-        <w:rPr>
-          <w:sz w:val="21"/>
-        </w:rPr>
-        <w:t>：PDF经文（文字版）</w:t>
+          <w:sz w:val="23"/>
+        </w:rPr>
+        <w:t>原文材料③：四护卫禅总说与慈心居首</w:t>
       </w:r>
     </w:p>
     <w:p>
       <w:pPr>
-        <w:ind w:left="340"/>
+        <w:ind w:left="170"/>
+        <w:pBdr>
+          <w:left w:val="single" w:sz="18" w:space="4" w:color="1F3864"/>
+        </w:pBdr>
+        <w:shd w:val="clear" w:fill="F2F5FA"/>
       </w:pPr>
       <w:r>
         <w:rPr>
-          <w:color w:val="1F3864"/>
-          <w:sz w:val="21"/>
-        </w:rPr>
-        <w:t xml:space="preserve">• </w:t>
-      </w:r>
-      <w:r>
-        <w:rPr>
           <w:b/>
-          <w:sz w:val="21"/>
-        </w:rPr>
-        <w:t>media_id</w:t>
-      </w:r>
-      <w:r>
-        <w:rPr>
-          <w:sz w:val="21"/>
-        </w:rPr>
-        <w:t>：`pdf_d0dd1c0cd17209afe241ece24bf6b7b4_7dd7f986d02cb8adec0fdb7615321f9d7439961422831605`</w:t>
+        </w:rPr>
+        <w:t>段落优先级</w:t>
+      </w:r>
+      <w:r>
+        <w:rPr>
+          <w:b w:val="0"/>
+        </w:rPr>
+        <w:t>：★核心必读（时间不够时只读这段）｜◈可选（时间富余时读）</w:t>
       </w:r>
     </w:p>
     <w:p>
       <w:pPr>
-        <w:ind w:left="340"/>
+        <w:pStyle w:val="ListBullet"/>
       </w:pPr>
       <w:r>
         <w:rPr>
-          <w:color w:val="1F3864"/>
-          <w:sz w:val="21"/>
-        </w:rPr>
-        <w:t xml:space="preserve">• </w:t>
-      </w:r>
-      <w:r>
-        <w:rPr>
           <w:b/>
-          <w:sz w:val="21"/>
-        </w:rPr>
-        <w:t>打开方式</w:t>
-      </w:r>
-      <w:r>
-        <w:rPr>
-          <w:sz w:val="21"/>
-        </w:rPr>
-        <w:t>：ima知识库搜索「十一集」即可打开</w:t>
+        </w:rPr>
+        <w:t>标题</w:t>
+      </w:r>
+      <w:r>
+        <w:rPr>
+          <w:b w:val="0"/>
+        </w:rPr>
+        <w:t>：智慧之光（修订版）· 第六章 四护卫业处（缅甸帕奥禅师著）</w:t>
       </w:r>
     </w:p>
     <w:p>
       <w:pPr>
-        <w:spacing w:before="40" w:after="80"/>
-        <w:ind w:left="283"/>
-        <w:shd w:val="clear" w:color="auto" w:fill="EEF2F8"/>
-        <w:pBdr>
-          <w:left w:val="single" w:sz="20" w:space="6" w:color="1F3864"/>
-        </w:pBdr>
+        <w:pStyle w:val="ListBullet"/>
       </w:pPr>
       <w:r>
         <w:rPr>
-          <w:sz w:val="20"/>
-        </w:rPr>
-        <w:t xml:space="preserve">📎 </w:t>
-      </w:r>
-      <w:r>
-        <w:rPr>
           <w:b/>
-          <w:sz w:val="20"/>
-        </w:rPr>
-        <w:t>完整原文见《原文全集》第八部分（《增支部》十一集·随念品·慈心经 第15经）</w:t>
-      </w:r>
-      <w:r>
-        <w:rPr>
-          <w:sz w:val="20"/>
-        </w:rPr>
-        <w:t>，以下为经文完整文字（从原文全集复制，未删改）：</w:t>
-      </w:r>
-    </w:p>
-    <w:p>
-      <w:r>
-        <w:rPr>
-          <w:b/>
-          <w:sz w:val="21"/>
-        </w:rPr>
-        <w:t>★核心段落</w:t>
-      </w:r>
-      <w:r>
-        <w:rPr>
-          <w:sz w:val="21"/>
-        </w:rPr>
-        <w:t>（必读）【本周朗读段】</w:t>
-      </w:r>
-    </w:p>
-    <w:p>
-      <w:r>
-        <w:rPr>
-          <w:b/>
-          <w:sz w:val="21"/>
-        </w:rPr>
-        <w:t>5. 慈心经（第15经）</w:t>
-      </w:r>
-    </w:p>
-    <w:p>
-      <w:r>
-        <w:rPr>
-          <w:sz w:val="21"/>
-        </w:rPr>
-        <w:t>15.</w:t>
-      </w:r>
-    </w:p>
-    <w:p>
-      <w:r>
-        <w:rPr>
-          <w:sz w:val="21"/>
-        </w:rPr>
-        <w:t>"诸比库，对于已修习、已培养、已多修、已作为工具、已建立、已熟练、已善加修持的慈心解脱，可期待十一种利益。</w:t>
-      </w:r>
-    </w:p>
-    <w:p>
-      <w:r>
-        <w:rPr>
-          <w:sz w:val="21"/>
-        </w:rPr>
-        <w:t>哪十一种？安详入睡，安详醒来，不做恶梦，为人所爱，为非人所爱，诸天守护，火、毒、刀兵不能侵害，心速得定，面容明朗，临终不昏迷，若未能证得更高境界，则往生梵天界。</w:t>
-      </w:r>
-    </w:p>
-    <w:p>
-      <w:r>
-        <w:rPr>
-          <w:sz w:val="21"/>
-        </w:rPr>
-        <w:t>诸比库，对于已修习、已培养、已多修、已作为工具、已建立、已熟练、已善加修持的慈心解脱，可期待这十一种利益。"第五品。</w:t>
+        </w:rPr>
+        <w:t>文件类型</w:t>
+      </w:r>
+      <w:r>
+        <w:rPr>
+          <w:b w:val="0"/>
+        </w:rPr>
+        <w:t>：PDF书籍（文字版）</w:t>
       </w:r>
     </w:p>
     <w:p>
       <w:pPr>
-        <w:spacing w:before="120" w:after="80"/>
+        <w:pStyle w:val="ListBullet"/>
       </w:pPr>
       <w:r>
         <w:rPr>
-          <w:rFonts w:ascii="Microsoft YaHei" w:hAnsi="Microsoft YaHei" w:eastAsia="Microsoft YaHei"/>
           <w:b/>
-          <w:color w:val="1F3864"/>
-          <w:sz w:val="25"/>
-        </w:rPr>
-        <w:t>原文材料③：四护卫禅总说与慈心居首</w:t>
+        </w:rPr>
+        <w:t>知识库出处</w:t>
+      </w:r>
+      <w:r>
+        <w:rPr>
+          <w:b w:val="0"/>
+        </w:rPr>
+        <w:t>：知识库「古源尊者开示及上座部佛教资料」</w:t>
       </w:r>
     </w:p>
     <w:p>
       <w:pPr>
-        <w:spacing w:before="40" w:after="80"/>
-        <w:ind w:left="283"/>
-        <w:shd w:val="clear" w:color="auto" w:fill="EEF2F8"/>
-        <w:pBdr>
-          <w:left w:val="single" w:sz="20" w:space="6" w:color="1F3864"/>
-        </w:pBdr>
+        <w:pStyle w:val="ListBullet"/>
       </w:pPr>
       <w:r>
         <w:rPr>
           <w:b/>
-          <w:sz w:val="20"/>
-        </w:rPr>
-        <w:t>段落优先级</w:t>
-      </w:r>
-      <w:r>
-        <w:rPr>
-          <w:sz w:val="20"/>
-        </w:rPr>
-        <w:t>：★核心必读（时间不够时只读这段）｜◈可选（时间富余时读）</w:t>
+        </w:rPr>
+        <w:t>media_id</w:t>
+      </w:r>
+      <w:r>
+        <w:rPr>
+          <w:b w:val="0"/>
+        </w:rPr>
+        <w:t>：pdf_d0dd1c0cd17209afe241ece24bf6b7b4_321beadc47689d2b0fc6c992031fc0647439961422831605</w:t>
       </w:r>
     </w:p>
     <w:p>
       <w:pPr>
-        <w:ind w:left="340"/>
+        <w:pStyle w:val="ListBullet"/>
       </w:pPr>
       <w:r>
         <w:rPr>
-          <w:color w:val="1F3864"/>
-          <w:sz w:val="21"/>
-        </w:rPr>
-        <w:t xml:space="preserve">• </w:t>
-      </w:r>
-      <w:r>
-        <w:rPr>
           <w:b/>
-          <w:sz w:val="21"/>
-        </w:rPr>
-        <w:t>标题</w:t>
-      </w:r>
-      <w:r>
-        <w:rPr>
-          <w:sz w:val="21"/>
-        </w:rPr>
-        <w:t>：智慧之光（修订版）· 第六章 四护卫业处（缅甸帕奥禅师著）</w:t>
+        </w:rPr>
+        <w:t>打开方式</w:t>
+      </w:r>
+      <w:r>
+        <w:rPr>
+          <w:b w:val="0"/>
+        </w:rPr>
+        <w:t>：ima知识库搜索「智慧之光」即可打开</w:t>
       </w:r>
     </w:p>
     <w:p>
       <w:pPr>
-        <w:ind w:left="340"/>
+        <w:pStyle w:val="ListBullet"/>
       </w:pPr>
       <w:r>
         <w:rPr>
-          <w:color w:val="1F3864"/>
-          <w:sz w:val="21"/>
-        </w:rPr>
-        <w:t xml:space="preserve">• </w:t>
-      </w:r>
-      <w:r>
-        <w:rPr>
           <w:b/>
-          <w:sz w:val="21"/>
-        </w:rPr>
-        <w:t>文件类型</w:t>
-      </w:r>
-      <w:r>
-        <w:rPr>
-          <w:sz w:val="21"/>
-        </w:rPr>
-        <w:t>：PDF书籍（文字版）</w:t>
+        </w:rPr>
+        <w:t>📌 系列分工</w:t>
+      </w:r>
+      <w:r>
+        <w:rPr>
+          <w:b w:val="0"/>
+        </w:rPr>
+        <w:t>：四种护卫禅的</w:t>
+      </w:r>
+      <w:r>
+        <w:rPr>
+          <w:b/>
+        </w:rPr>
+        <w:t>详细修法归读书会03《四护卫禅实修》</w:t>
+      </w:r>
+      <w:r>
+        <w:rPr>
+          <w:b w:val="0"/>
+        </w:rPr>
+        <w:t>，本周只读"慈心在其中居首"的定位段落，不展开其他三种的修法。</w:t>
       </w:r>
     </w:p>
     <w:p>
       <w:pPr>
-        <w:ind w:left="340"/>
+        <w:ind w:left="170"/>
+        <w:pBdr>
+          <w:left w:val="single" w:sz="18" w:space="4" w:color="1F3864"/>
+        </w:pBdr>
+        <w:shd w:val="clear" w:fill="F2F5FA"/>
       </w:pPr>
       <w:r>
         <w:rPr>
-          <w:color w:val="1F3864"/>
-          <w:sz w:val="21"/>
-        </w:rPr>
-        <w:t xml:space="preserve">• </w:t>
-      </w:r>
+          <w:b w:val="0"/>
+        </w:rPr>
+        <w:t>📎 以下为章节原文（照录，未删改）：</w:t>
+      </w:r>
+    </w:p>
+    <w:p>
       <w:r>
         <w:rPr>
           <w:b/>
-          <w:sz w:val="21"/>
-        </w:rPr>
-        <w:t>知识库出处</w:t>
-      </w:r>
-      <w:r>
-        <w:rPr>
-          <w:sz w:val="21"/>
-        </w:rPr>
-        <w:t>：知识库「古源尊者开示及上座部佛教资料」</w:t>
+        </w:rPr>
+        <w:t>★核心段落</w:t>
+      </w:r>
+      <w:r>
+        <w:rPr>
+          <w:b w:val="0"/>
+        </w:rPr>
+        <w:t>（必读）【本周朗读段】</w:t>
+      </w:r>
+    </w:p>
+    <w:p>
+      <w:r>
+        <w:rPr>
+          <w:b w:val="0"/>
+        </w:rPr>
+        <w:t>一共有四种护卫禅，即：慈心修习、佛随念、不净修习与死随念。你应该每天都以一切有情作为禅修的目标修慈心禅一次，把慈爱散播至整座寺院、村子，直到无边世界。这是为了令自己在修禅时不会遭遇到厄难。</w:t>
+      </w:r>
+    </w:p>
+    <w:p>
+      <w:r>
+        <w:rPr>
+          <w:b/>
+        </w:rPr>
+        <w:t>◈扩展段落</w:t>
+      </w:r>
+      <w:r>
+        <w:rPr>
+          <w:b w:val="0"/>
+        </w:rPr>
+        <w:t>（可选）【默读／选读／延伸】</w:t>
+      </w:r>
+    </w:p>
+    <w:p>
+      <w:r>
+        <w:rPr>
+          <w:b w:val="0"/>
+        </w:rPr>
+        <w:t>修习佛随念亦可使自己不遭受厄难，保护不受夜叉、鬼神等的干扰，也可使心清晰，因此当心不清晰时亦应修佛随念。当悚惧感（saṃvega）退失及心攀外缘时，则应修习死随念，以激发精进力。当贪欲（rāga）生起时，更应该修习佛陀教导作为断除贪欲之法的不净业处。</w:t>
       </w:r>
     </w:p>
     <w:p>
       <w:pPr>
-        <w:ind w:left="340"/>
+        <w:ind w:left="170"/>
+        <w:pBdr>
+          <w:left w:val="single" w:sz="18" w:space="4" w:color="1F3864"/>
+        </w:pBdr>
+        <w:shd w:val="clear" w:fill="F2F5FA"/>
       </w:pPr>
       <w:r>
         <w:rPr>
+          <w:b w:val="0"/>
+        </w:rPr>
+        <w:t>💡 主持人注意：四种护卫禅里，慈心排在第一位——因为瞋恚是最常生起、最日常的障碍，而慈心正是它的直接解药（材料①结尾刚读过"慈心禅只能暂时灭除瞋恚"）。这句话</w:t>
+      </w:r>
+      <w:r>
+        <w:rPr>
+          <w:b/>
+        </w:rPr>
+        <w:t>只作衔接引导</w:t>
+      </w:r>
+      <w:r>
+        <w:rPr>
+          <w:b w:val="0"/>
+        </w:rPr>
+        <w:t>，不展开讲解。</w:t>
+      </w:r>
+    </w:p>
+    <w:p>
+      <w:r>
+        <w:rPr>
+          <w:b/>
           <w:color w:val="1F3864"/>
-          <w:sz w:val="21"/>
-        </w:rPr>
-        <w:t xml:space="preserve">• </w:t>
-      </w:r>
+          <w:sz w:val="26"/>
+        </w:rPr>
+        <w:t>💬 第一轮分享（10 min）</w:t>
+      </w:r>
+    </w:p>
+    <w:p>
       <w:r>
         <w:rPr>
           <w:b/>
-          <w:sz w:val="21"/>
-        </w:rPr>
-        <w:t>media_id</w:t>
-      </w:r>
-      <w:r>
-        <w:rPr>
-          <w:sz w:val="21"/>
-        </w:rPr>
-        <w:t>：`pdf_d0dd1c0cd17209afe241ece24bf6b7b4_321beadc47689d2b0fc6c992031fc0647439961422831605`</w:t>
+        </w:rPr>
+        <w:t>主持人引导</w:t>
+      </w:r>
+      <w:r>
+        <w:rPr>
+          <w:b w:val="0"/>
+        </w:rPr>
+        <w:t>：</w:t>
       </w:r>
     </w:p>
     <w:p>
       <w:pPr>
-        <w:ind w:left="340"/>
+        <w:ind w:left="170"/>
+        <w:pBdr>
+          <w:left w:val="single" w:sz="18" w:space="4" w:color="1F3864"/>
+        </w:pBdr>
+        <w:shd w:val="clear" w:fill="F2F5FA"/>
       </w:pPr>
       <w:r>
         <w:rPr>
-          <w:color w:val="1F3864"/>
-          <w:sz w:val="21"/>
-        </w:rPr>
-        <w:t xml:space="preserve">• </w:t>
-      </w:r>
-      <w:r>
-        <w:rPr>
-          <w:b/>
-          <w:sz w:val="21"/>
-        </w:rPr>
-        <w:t>打开方式</w:t>
-      </w:r>
-      <w:r>
-        <w:rPr>
-          <w:sz w:val="21"/>
-        </w:rPr>
-        <w:t>：ima知识库搜索「智慧之光」即可打开</w:t>
+          <w:b w:val="0"/>
+        </w:rPr>
+        <w:t>请大家轮流分享：读完这两段文字，最触动你的一句话是什么？为什么触动你？</w:t>
       </w:r>
     </w:p>
     <w:p>
       <w:pPr>
-        <w:ind w:left="340"/>
+        <w:ind w:left="170"/>
+        <w:pBdr>
+          <w:left w:val="single" w:sz="18" w:space="4" w:color="1F3864"/>
+        </w:pBdr>
+        <w:shd w:val="clear" w:fill="F2F5FA"/>
       </w:pPr>
       <w:r>
         <w:rPr>
+          <w:b w:val="0"/>
+        </w:rPr>
+        <w:t>（主持人先分享自己的，然后按顺序轮流。这一轮只说不评论。）</w:t>
+      </w:r>
+    </w:p>
+    <w:p>
+      <w:r>
+        <w:rPr>
+          <w:b/>
           <w:color w:val="1F3864"/>
-          <w:sz w:val="21"/>
-        </w:rPr>
-        <w:t xml:space="preserve">• </w:t>
-      </w:r>
+          <w:sz w:val="26"/>
+        </w:rPr>
+        <w:t>🎯 第一轮主题讨论（10 min）</w:t>
+      </w:r>
+    </w:p>
+    <w:p>
       <w:r>
         <w:rPr>
           <w:b/>
-          <w:sz w:val="21"/>
-        </w:rPr>
-        <w:t>📌 系列分工</w:t>
-      </w:r>
-      <w:r>
-        <w:rPr>
-          <w:sz w:val="21"/>
-        </w:rPr>
-        <w:t>：四种护卫禅的</w:t>
+        </w:rPr>
+        <w:t>主持人引导</w:t>
+      </w:r>
+      <w:r>
+        <w:rPr>
+          <w:b w:val="0"/>
+        </w:rPr>
+        <w:t>：朗读下面2-3个问题，让大家自由讨论。</w:t>
       </w:r>
       <w:r>
         <w:rPr>
           <w:b/>
-          <w:sz w:val="21"/>
-        </w:rPr>
-        <w:t>详细修法归读书会03《四护卫禅实修》</w:t>
-      </w:r>
-      <w:r>
-        <w:rPr>
-          <w:sz w:val="21"/>
-        </w:rPr>
-        <w:t>，本周只读"慈心在其中居首"的定位段落，不展开其他三种的修法。</w:t>
+        </w:rPr>
+        <w:t>你不提供答案</w:t>
+      </w:r>
+      <w:r>
+        <w:rPr>
+          <w:b w:val="0"/>
+        </w:rPr>
+        <w:t>，只引导。</w:t>
+      </w:r>
+    </w:p>
+    <w:p>
+      <w:r>
+        <w:rPr>
+          <w:b/>
+        </w:rPr>
+        <w:t>讨论问题（按优先级）</w:t>
+      </w:r>
+      <w:r>
+        <w:rPr>
+          <w:b w:val="0"/>
+        </w:rPr>
+        <w:t>：</w:t>
       </w:r>
     </w:p>
     <w:p>
       <w:pPr>
-        <w:spacing w:before="40" w:after="80"/>
-        <w:ind w:left="283"/>
-        <w:shd w:val="clear" w:color="auto" w:fill="EEF2F8"/>
-        <w:pBdr>
-          <w:left w:val="single" w:sz="20" w:space="6" w:color="1F3864"/>
-        </w:pBdr>
+        <w:pStyle w:val="ListBullet"/>
       </w:pPr>
       <w:r>
         <w:rPr>
-          <w:sz w:val="20"/>
-        </w:rPr>
-        <w:t>📎 以下为章节原文（照录，未删改）：</w:t>
-      </w:r>
-    </w:p>
-    <w:p>
-      <w:r>
-        <w:rPr>
           <w:b/>
-          <w:sz w:val="21"/>
-        </w:rPr>
-        <w:t>★核心段落</w:t>
-      </w:r>
-      <w:r>
-        <w:rPr>
-          <w:sz w:val="21"/>
-        </w:rPr>
-        <w:t>（必读）【本周朗读段】</w:t>
-      </w:r>
-    </w:p>
-    <w:p>
-      <w:r>
-        <w:rPr>
-          <w:sz w:val="21"/>
-        </w:rPr>
-        <w:t>一共有四种护卫禅，即：慈心修习、佛随念、不净修习与死随念。你应该每天都以一切有情作为禅修的目标修慈心禅一次，把慈爱散播至整座寺院、村子，直到无边世界。这是为了令自己在修禅时不会遭遇到厄难。</w:t>
-      </w:r>
-    </w:p>
-    <w:p>
-      <w:r>
-        <w:rPr>
-          <w:b/>
-          <w:sz w:val="21"/>
-        </w:rPr>
-        <w:t>◈扩展段落</w:t>
-      </w:r>
-      <w:r>
-        <w:rPr>
-          <w:sz w:val="21"/>
-        </w:rPr>
-        <w:t>（可选）【默读／选读／延伸】</w:t>
-      </w:r>
-    </w:p>
-    <w:p>
-      <w:r>
-        <w:rPr>
-          <w:sz w:val="21"/>
-        </w:rPr>
-        <w:t>修习佛随念亦可使自己不遭受厄难，保护不受夜叉、鬼神等的干扰，也可使心清晰，因此当心不清晰时亦应修佛随念。当悚惧感（saṃvega）退失及心攀外缘时，则应修习死随念，以激发精进力。当贪欲（rāga）生起时，更应该修习佛陀教导作为断除贪欲之法的不净业处。</w:t>
+        </w:rPr>
+        <w:t>问题①（★必答，时间不够时只讨论这个）</w:t>
+      </w:r>
+      <w:r>
+        <w:rPr>
+          <w:b w:val="0"/>
+        </w:rPr>
+        <w:t>：十一种利益里，哪一条最吸引你？为什么？（比如"睡眠安稳""为人所爱""相貌安详"……）</w:t>
       </w:r>
     </w:p>
     <w:p>
       <w:pPr>
-        <w:spacing w:before="40" w:after="80"/>
-        <w:ind w:left="283"/>
-        <w:shd w:val="clear" w:color="auto" w:fill="EEF2F8"/>
-        <w:pBdr>
-          <w:left w:val="single" w:sz="20" w:space="6" w:color="1F3864"/>
-        </w:pBdr>
+        <w:pStyle w:val="ListBullet"/>
       </w:pPr>
       <w:r>
         <w:rPr>
-          <w:sz w:val="20"/>
-        </w:rPr>
-        <w:t>💡 主持人注意：四种护卫禅里，慈心排在第一位——因为瞋恚是最常生起、最日常的障碍，而慈心正是它的直接解药（材料①结尾刚读过"慈心禅只能暂时灭除瞋恚"）。这句话</w:t>
-      </w:r>
-      <w:r>
-        <w:rPr>
           <w:b/>
-          <w:sz w:val="20"/>
-        </w:rPr>
-        <w:t>只作衔接引导</w:t>
-      </w:r>
-      <w:r>
-        <w:rPr>
-          <w:sz w:val="20"/>
-        </w:rPr>
-        <w:t>，不展开讲解。</w:t>
+        </w:rPr>
+        <w:t>问题②（◈选答）</w:t>
+      </w:r>
+      <w:r>
+        <w:rPr>
+          <w:b w:val="0"/>
+        </w:rPr>
+        <w:t>：经文说慈心可以"火、毒、刀兵不能侵害"，你觉得这是指身体刀枪不入，还是指内心不被伤害？大家怎么看？</w:t>
       </w:r>
     </w:p>
     <w:p>
       <w:pPr>
-        <w:spacing w:before="160" w:after="80"/>
+        <w:pStyle w:val="ListBullet"/>
       </w:pPr>
       <w:r>
         <w:rPr>
-          <w:rFonts w:ascii="Microsoft YaHei" w:hAnsi="Microsoft YaHei" w:eastAsia="Microsoft YaHei"/>
           <w:b/>
-          <w:color w:val="1F3864"/>
-          <w:sz w:val="28"/>
-        </w:rPr>
-        <w:t>💬 第一轮分享（10 min）</w:t>
-      </w:r>
-    </w:p>
-    <w:p>
-      <w:r>
-        <w:rPr>
-          <w:b/>
-          <w:sz w:val="21"/>
-        </w:rPr>
-        <w:t>主持人引导</w:t>
-      </w:r>
-      <w:r>
-        <w:rPr>
-          <w:sz w:val="21"/>
-        </w:rPr>
-        <w:t>：</w:t>
+        </w:rPr>
+        <w:t>问题③（◈选答）</w:t>
+      </w:r>
+      <w:r>
+        <w:rPr>
+          <w:b w:val="0"/>
+        </w:rPr>
+        <w:t>：四种护卫禅里慈心排在第一位，而且要"每天都修一次"——你觉得为什么慈心需要天天修，而其他三种是遇到相应情况才修？</w:t>
       </w:r>
     </w:p>
     <w:p>
       <w:pPr>
-        <w:spacing w:before="40" w:after="80"/>
-        <w:ind w:left="283"/>
-        <w:shd w:val="clear" w:color="auto" w:fill="EEF2F8"/>
-        <w:pBdr>
-          <w:left w:val="single" w:sz="20" w:space="6" w:color="1F3864"/>
-        </w:pBdr>
+        <w:pStyle w:val="ListBullet"/>
       </w:pPr>
       <w:r>
         <w:rPr>
-          <w:sz w:val="20"/>
-        </w:rPr>
-        <w:t>请大家轮流分享：读完这两段文字，最触动你的一句话是什么？为什么触动你？ （主持人先分享自己的，然后按顺序轮流。这一轮只说不评论。）</w:t>
+          <w:b/>
+        </w:rPr>
+        <w:t>问题④（◈选答，时间富余或大家感兴趣时讨论）</w:t>
+      </w:r>
+      <w:r>
+        <w:rPr>
+          <w:b w:val="0"/>
+        </w:rPr>
+        <w:t>："为人所爱""为非人所爱""天神守护"——你觉得一个经常修慈心的人，为什么会受人喜欢？</w:t>
       </w:r>
     </w:p>
     <w:p>
       <w:pPr>
-        <w:spacing w:before="160" w:after="80"/>
+        <w:ind w:left="170"/>
+        <w:pBdr>
+          <w:left w:val="single" w:sz="18" w:space="4" w:color="1F3864"/>
+        </w:pBdr>
+        <w:shd w:val="clear" w:fill="F2F5FA"/>
       </w:pPr>
       <w:r>
         <w:rPr>
-          <w:rFonts w:ascii="Microsoft YaHei" w:hAnsi="Microsoft YaHei" w:eastAsia="Microsoft YaHei"/>
           <w:b/>
-          <w:color w:val="1F3864"/>
-          <w:sz w:val="28"/>
-        </w:rPr>
-        <w:t>🎯 第一轮主题讨论（10 min）</w:t>
-      </w:r>
-    </w:p>
-    <w:p>
-      <w:r>
-        <w:rPr>
-          <w:b/>
-          <w:sz w:val="21"/>
-        </w:rPr>
-        <w:t>主持人引导</w:t>
-      </w:r>
-      <w:r>
-        <w:rPr>
-          <w:sz w:val="21"/>
-        </w:rPr>
-        <w:t>：朗读下面2-3个问题，让大家自由讨论。</w:t>
-      </w:r>
-      <w:r>
-        <w:rPr>
-          <w:b/>
-          <w:sz w:val="21"/>
-        </w:rPr>
-        <w:t>你不提供答案</w:t>
-      </w:r>
-      <w:r>
-        <w:rPr>
-          <w:sz w:val="21"/>
-        </w:rPr>
-        <w:t>，只引导。</w:t>
-      </w:r>
-    </w:p>
-    <w:p>
-      <w:r>
-        <w:rPr>
-          <w:b/>
-          <w:sz w:val="21"/>
-        </w:rPr>
-        <w:t>讨论问题（按优先级）</w:t>
-      </w:r>
-      <w:r>
-        <w:rPr>
-          <w:sz w:val="21"/>
-        </w:rPr>
-        <w:t>：</w:t>
+        </w:rPr>
+        <w:t>分层追问</w:t>
+      </w:r>
+      <w:r>
+        <w:rPr>
+          <w:b w:val="0"/>
+        </w:rPr>
+        <w:t>（可视时间取用，由浅入深）：</w:t>
       </w:r>
     </w:p>
     <w:p>
       <w:pPr>
-        <w:ind w:left="340"/>
+        <w:ind w:left="170"/>
+        <w:pBdr>
+          <w:left w:val="single" w:sz="18" w:space="4" w:color="1F3864"/>
+        </w:pBdr>
+        <w:shd w:val="clear" w:fill="F2F5FA"/>
       </w:pPr>
       <w:r>
         <w:rPr>
-          <w:color w:val="1F3864"/>
-          <w:sz w:val="21"/>
-        </w:rPr>
-        <w:t xml:space="preserve">• </w:t>
-      </w:r>
-      <w:r>
-        <w:rPr>
-          <w:b/>
-          <w:sz w:val="21"/>
-        </w:rPr>
-        <w:t>问题①（★必答，时间不够时只讨论这个）</w:t>
-      </w:r>
-      <w:r>
-        <w:rPr>
-          <w:sz w:val="21"/>
-        </w:rPr>
-        <w:t>：十一种利益里，哪一条最吸引你？为什么？（比如"睡眠安稳""为人所爱""相貌安详"……）</w:t>
+          <w:b w:val="0"/>
+        </w:rPr>
+        <w:t>- 【现象】这周，「慈心」这个词让你最先想到的是谁，或者什么画面？</w:t>
       </w:r>
     </w:p>
     <w:p>
       <w:pPr>
-        <w:ind w:left="340"/>
+        <w:ind w:left="170"/>
+        <w:pBdr>
+          <w:left w:val="single" w:sz="18" w:space="4" w:color="1F3864"/>
+        </w:pBdr>
+        <w:shd w:val="clear" w:fill="F2F5FA"/>
       </w:pPr>
       <w:r>
         <w:rPr>
-          <w:color w:val="1F3864"/>
-          <w:sz w:val="21"/>
-        </w:rPr>
-        <w:t xml:space="preserve">• </w:t>
-      </w:r>
-      <w:r>
-        <w:rPr>
-          <w:b/>
-          <w:sz w:val="21"/>
-        </w:rPr>
-        <w:t>问题②（◈选答）</w:t>
-      </w:r>
-      <w:r>
-        <w:rPr>
-          <w:sz w:val="21"/>
-        </w:rPr>
-        <w:t>：经文说慈心可以"火、毒、刀兵不能侵害"，你觉得这是指身体刀枪不入，还是指内心不被伤害？大家怎么看？</w:t>
+          <w:b w:val="0"/>
+        </w:rPr>
+        <w:t>- 【影响】如果一个人对自己和身边人都多一分慈心，他的日常会有什么不同？</w:t>
       </w:r>
     </w:p>
     <w:p>
       <w:pPr>
-        <w:ind w:left="340"/>
+        <w:ind w:left="170"/>
+        <w:pBdr>
+          <w:left w:val="single" w:sz="18" w:space="4" w:color="1F3864"/>
+        </w:pBdr>
+        <w:shd w:val="clear" w:fill="F2F5FA"/>
       </w:pPr>
       <w:r>
         <w:rPr>
+          <w:b w:val="0"/>
+        </w:rPr>
+        <w:t>- 【应对】今天讲的十一种利益，你最想先「试」哪一条？明天可以怎么开始？</w:t>
+      </w:r>
+    </w:p>
+    <w:p>
+      <w:r>
+        <w:rPr>
+          <w:b/>
           <w:color w:val="1F3864"/>
-          <w:sz w:val="21"/>
-        </w:rPr>
-        <w:t xml:space="preserve">• </w:t>
-      </w:r>
-      <w:r>
-        <w:rPr>
-          <w:b/>
-          <w:sz w:val="21"/>
-        </w:rPr>
-        <w:t>问题③（◈选答）</w:t>
-      </w:r>
-      <w:r>
-        <w:rPr>
-          <w:sz w:val="21"/>
-        </w:rPr>
-        <w:t>：四种护卫禅里慈心排在第一位，而且要"每天都修一次"——你觉得为什么慈心需要天天修，而其他三种是遇到相应情况才修？</w:t>
+          <w:sz w:val="26"/>
+        </w:rPr>
+        <w:t>🧘 禅修练习（15 min）</w:t>
       </w:r>
     </w:p>
     <w:p>
       <w:pPr>
-        <w:ind w:left="340"/>
+        <w:ind w:left="170"/>
+        <w:pBdr>
+          <w:left w:val="single" w:sz="18" w:space="4" w:color="1F3864"/>
+        </w:pBdr>
+        <w:shd w:val="clear" w:fill="F2F5FA"/>
       </w:pPr>
       <w:r>
         <w:rPr>
+          <w:b w:val="0"/>
+        </w:rPr>
+        <w:t>💡 本周由连续两周合并，含两段禅修练习引导词；时间紧可读其一，或各取前半段（合计约15分钟）。</w:t>
+      </w:r>
+    </w:p>
+    <w:p>
+      <w:r>
+        <w:rPr>
+          <w:b/>
           <w:color w:val="1F3864"/>
-          <w:sz w:val="21"/>
-        </w:rPr>
-        <w:t xml:space="preserve">• </w:t>
-      </w:r>
-      <w:r>
-        <w:rPr>
-          <w:b/>
-          <w:sz w:val="21"/>
-        </w:rPr>
-        <w:t>问题④（◈选答，时间富余或大家感兴趣时讨论）</w:t>
-      </w:r>
-      <w:r>
-        <w:rPr>
-          <w:sz w:val="21"/>
-        </w:rPr>
-        <w:t>："为人所爱""为非人所爱""天神守护"——你觉得一个经常修慈心的人，为什么会受人喜欢？</w:t>
+          <w:sz w:val="23"/>
+        </w:rPr>
+        <w:t>练习一</w:t>
       </w:r>
     </w:p>
     <w:p>
       <w:pPr>
-        <w:spacing w:before="40" w:after="80"/>
-        <w:ind w:left="283"/>
-        <w:shd w:val="clear" w:color="auto" w:fill="EEF2F8"/>
+        <w:ind w:left="170"/>
         <w:pBdr>
-          <w:left w:val="single" w:sz="20" w:space="6" w:color="1F3864"/>
+          <w:left w:val="single" w:sz="18" w:space="4" w:color="1F3864"/>
         </w:pBdr>
+        <w:shd w:val="clear" w:fill="F2F5FA"/>
       </w:pPr>
       <w:r>
         <w:rPr>
-          <w:b/>
-          <w:sz w:val="20"/>
-        </w:rPr>
-        <w:t>分层追问</w:t>
-      </w:r>
-      <w:r>
-        <w:rPr>
-          <w:sz w:val="20"/>
-        </w:rPr>
-        <w:t>（可视时间取用，由浅入深）： - 【现象】这周，「慈心」这个词让你最先想到的是谁，或者什么画面？ - 【影响】如果一个人对自己和身边人都多一分慈心，他的日常会有什么不同？ - 【应对】今天讲的十一种利益，你最想先「试」哪一条？明天可以怎么开始？</w:t>
+          <w:b w:val="0"/>
+        </w:rPr>
+        <w:t>⚠️ 主持人操作：这是第一次练习，重点是「体验」，不是「做到」。让大家坐好、闭眼，你照读下面的引导词；读完后问一句「刚才心里有什么感觉」，不评价对错。</w:t>
       </w:r>
     </w:p>
     <w:p>
       <w:pPr>
-        <w:spacing w:before="160" w:after="80"/>
+        <w:ind w:left="170"/>
+        <w:pBdr>
+          <w:left w:val="single" w:sz="18" w:space="4" w:color="1F3864"/>
+        </w:pBdr>
+        <w:shd w:val="clear" w:fill="F2F5FA"/>
       </w:pPr>
       <w:r>
         <w:rPr>
-          <w:rFonts w:ascii="Microsoft YaHei" w:hAnsi="Microsoft YaHei" w:eastAsia="Microsoft YaHei"/>
+          <w:b w:val="0"/>
+        </w:rPr>
+        <w:t xml:space="preserve">⚠️ </w:t>
+      </w:r>
+      <w:r>
+        <w:rPr>
           <w:b/>
-          <w:color w:val="1F3864"/>
-          <w:sz w:val="28"/>
-        </w:rPr>
-        <w:t>🧘 禅修练习（15 min）</w:t>
+        </w:rPr>
+        <w:t>禅修禁忌提示</w:t>
+      </w:r>
+      <w:r>
+        <w:rPr>
+          <w:b w:val="0"/>
+        </w:rPr>
+        <w:t>：若你正处在严重抑郁、焦虑、创伤后应激，或精神类疾病的发作／用药期，或正经历强烈的情绪危机，请先咨询医生或心理师，再决定是否练习；练习中若出现明显不适（如心悸、胸闷、情绪失控），请立即停止，睁开眼睛，把注意力放回呼吸与身体，必要时离场休息。</w:t>
+      </w:r>
+    </w:p>
+    <w:p>
+      <w:r>
+        <w:rPr>
+          <w:b/>
+        </w:rPr>
+        <w:t>引导词</w:t>
+      </w:r>
+      <w:r>
+        <w:rPr>
+          <w:b w:val="0"/>
+        </w:rPr>
+        <w:t>：</w:t>
       </w:r>
     </w:p>
     <w:p>
       <w:pPr>
-        <w:spacing w:before="40" w:after="80"/>
-        <w:ind w:left="283"/>
-        <w:shd w:val="clear" w:color="auto" w:fill="EEF2F8"/>
+        <w:ind w:left="170"/>
         <w:pBdr>
-          <w:left w:val="single" w:sz="20" w:space="6" w:color="1F3864"/>
+          <w:left w:val="single" w:sz="18" w:space="4" w:color="1F3864"/>
         </w:pBdr>
+        <w:shd w:val="clear" w:fill="F2F5FA"/>
       </w:pPr>
       <w:r>
         <w:rPr>
-          <w:sz w:val="20"/>
-        </w:rPr>
-        <w:t>💡 本周由连续两周合并，含两段禅修练习引导词；时间紧可读其一，或各取前半段（合计约15分钟）。</w:t>
+          <w:b w:val="0"/>
+        </w:rPr>
+        <w:t>请大家调整好坐姿，轻轻闭上眼睛，先做三次深呼吸，让身体慢慢放松下来。（停顿）</w:t>
       </w:r>
     </w:p>
     <w:p>
       <w:pPr>
-        <w:spacing w:before="120" w:after="80"/>
+        <w:ind w:left="170"/>
+        <w:pBdr>
+          <w:left w:val="single" w:sz="18" w:space="4" w:color="1F3864"/>
+        </w:pBdr>
+        <w:shd w:val="clear" w:fill="F2F5FA"/>
       </w:pPr>
       <w:r>
         <w:rPr>
-          <w:rFonts w:ascii="Microsoft YaHei" w:hAnsi="Microsoft YaHei" w:eastAsia="Microsoft YaHei"/>
-          <w:b/>
-          <w:color w:val="1F3864"/>
-          <w:sz w:val="25"/>
-        </w:rPr>
-        <w:t>练习一</w:t>
+          <w:b w:val="0"/>
+        </w:rPr>
+        <w:t>现在，把注意力放在自己身上。在心里，缓缓地对自己说这四句话——</w:t>
       </w:r>
     </w:p>
     <w:p>
       <w:pPr>
-        <w:spacing w:before="40" w:after="80"/>
-        <w:ind w:left="283"/>
-        <w:shd w:val="clear" w:color="auto" w:fill="EEF2F8"/>
+        <w:ind w:left="170"/>
         <w:pBdr>
-          <w:left w:val="single" w:sz="20" w:space="6" w:color="1F3864"/>
+          <w:left w:val="single" w:sz="18" w:space="4" w:color="1F3864"/>
         </w:pBdr>
+        <w:shd w:val="clear" w:fill="F2F5FA"/>
       </w:pPr>
       <w:r>
         <w:rPr>
-          <w:sz w:val="20"/>
-        </w:rPr>
-        <w:t>⚠️ 主持人操作：这是第一次练习，重点是「体验」，不是「做到」。让大家坐好、闭眼，你照读下面的引导词；读完后问一句「刚才心里有什么感觉」，不评价对错。</w:t>
+          <w:b w:val="0"/>
+        </w:rPr>
+        <w:t>愿我没有危难；</w:t>
       </w:r>
     </w:p>
     <w:p>
       <w:pPr>
-        <w:spacing w:before="40" w:after="80"/>
-        <w:ind w:left="283"/>
-        <w:shd w:val="clear" w:color="auto" w:fill="EEF2F8"/>
+        <w:ind w:left="170"/>
         <w:pBdr>
-          <w:left w:val="single" w:sz="20" w:space="6" w:color="1F3864"/>
+          <w:left w:val="single" w:sz="18" w:space="4" w:color="1F3864"/>
         </w:pBdr>
+        <w:shd w:val="clear" w:fill="F2F5FA"/>
       </w:pPr>
       <w:r>
         <w:rPr>
-          <w:sz w:val="20"/>
-        </w:rPr>
-        <w:t xml:space="preserve">⚠️ </w:t>
-      </w:r>
-      <w:r>
-        <w:rPr>
-          <w:b/>
-          <w:sz w:val="20"/>
-        </w:rPr>
-        <w:t>禅修禁忌提示</w:t>
-      </w:r>
-      <w:r>
-        <w:rPr>
-          <w:sz w:val="20"/>
-        </w:rPr>
-        <w:t>：若你正处在严重抑郁、焦虑、创伤后应激，或精神类疾病的发作／用药期，或正经历强烈的情绪危机，请先咨询医生或心理师，再决定是否练习；练习中若出现明显不适（如心悸、胸闷、情绪失控），请立即停止，睁开眼睛，把注意力放回呼吸与身体，必要时离场休息。</w:t>
-      </w:r>
-    </w:p>
-    <w:p>
-      <w:r>
-        <w:rPr>
-          <w:b/>
-          <w:sz w:val="21"/>
-        </w:rPr>
-        <w:t>引导词</w:t>
-      </w:r>
-      <w:r>
-        <w:rPr>
-          <w:sz w:val="21"/>
-        </w:rPr>
-        <w:t>：</w:t>
+          <w:b w:val="0"/>
+        </w:rPr>
+        <w:t>愿我没有内心的痛苦；</w:t>
       </w:r>
     </w:p>
     <w:p>
       <w:pPr>
-        <w:spacing w:before="40" w:after="80"/>
-        <w:ind w:left="283"/>
-        <w:shd w:val="clear" w:color="auto" w:fill="EEF2F8"/>
+        <w:ind w:left="170"/>
         <w:pBdr>
-          <w:left w:val="single" w:sz="20" w:space="6" w:color="1F3864"/>
+          <w:left w:val="single" w:sz="18" w:space="4" w:color="1F3864"/>
         </w:pBdr>
+        <w:shd w:val="clear" w:fill="F2F5FA"/>
       </w:pPr>
       <w:r>
         <w:rPr>
-          <w:sz w:val="20"/>
-        </w:rPr>
-        <w:t>请大家调整好坐姿，轻轻闭上眼睛，先做三次深呼吸，让身体慢慢放松下来。（停顿）</w:t>
+          <w:b w:val="0"/>
+        </w:rPr>
+        <w:t>愿我没有身体的痛苦；</w:t>
       </w:r>
     </w:p>
     <w:p>
       <w:pPr>
-        <w:spacing w:before="40" w:after="80"/>
-        <w:ind w:left="283"/>
-        <w:shd w:val="clear" w:color="auto" w:fill="EEF2F8"/>
+        <w:ind w:left="170"/>
         <w:pBdr>
-          <w:left w:val="single" w:sz="20" w:space="6" w:color="1F3864"/>
+          <w:left w:val="single" w:sz="18" w:space="4" w:color="1F3864"/>
         </w:pBdr>
+        <w:shd w:val="clear" w:fill="F2F5FA"/>
       </w:pPr>
       <w:r>
         <w:rPr>
-          <w:sz w:val="20"/>
-        </w:rPr>
-        <w:t>现在，把注意力放在自己身上。在心里，缓缓地对自己说这四句话—— 愿我没有危难； 愿我没有内心的痛苦； 愿我没有身体的痛苦； 愿我保有快乐。（停顿）</w:t>
+          <w:b w:val="0"/>
+        </w:rPr>
+        <w:t>愿我保有快乐。（停顿）</w:t>
       </w:r>
     </w:p>
     <w:p>
       <w:pPr>
-        <w:spacing w:before="40" w:after="80"/>
-        <w:ind w:left="283"/>
-        <w:shd w:val="clear" w:color="auto" w:fill="EEF2F8"/>
+        <w:ind w:left="170"/>
         <w:pBdr>
-          <w:left w:val="single" w:sz="20" w:space="6" w:color="1F3864"/>
+          <w:left w:val="single" w:sz="18" w:space="4" w:color="1F3864"/>
         </w:pBdr>
+        <w:shd w:val="clear" w:fill="F2F5FA"/>
       </w:pPr>
       <w:r>
         <w:rPr>
-          <w:sz w:val="20"/>
+          <w:b w:val="0"/>
         </w:rPr>
         <w:t>不用追求「有感觉」，也不用评判自己说得好不好。只是这样说一遍，看看心里有什么变化。</w:t>
       </w:r>
     </w:p>
     <w:p>
       <w:pPr>
-        <w:spacing w:before="40" w:after="80"/>
-        <w:ind w:left="283"/>
-        <w:shd w:val="clear" w:color="auto" w:fill="EEF2F8"/>
+        <w:ind w:left="170"/>
         <w:pBdr>
-          <w:left w:val="single" w:sz="20" w:space="6" w:color="1F3864"/>
+          <w:left w:val="single" w:sz="18" w:space="4" w:color="1F3864"/>
         </w:pBdr>
+        <w:shd w:val="clear" w:fill="F2F5FA"/>
       </w:pPr>
       <w:r>
         <w:rPr>
-          <w:sz w:val="20"/>
+          <w:b w:val="0"/>
         </w:rPr>
         <w:t>如果一时说不出口，也没关系——先静静地听一听这四句话，让它们在心里待一会儿。（停顿）</w:t>
       </w:r>
     </w:p>
     <w:p>
       <w:pPr>
-        <w:spacing w:before="40" w:after="80"/>
-        <w:ind w:left="283"/>
-        <w:shd w:val="clear" w:color="auto" w:fill="EEF2F8"/>
+        <w:ind w:left="170"/>
         <w:pBdr>
-          <w:left w:val="single" w:sz="20" w:space="6" w:color="1F3864"/>
+          <w:left w:val="single" w:sz="18" w:space="4" w:color="1F3864"/>
         </w:pBdr>
+        <w:shd w:val="clear" w:fill="F2F5FA"/>
       </w:pPr>
       <w:r>
         <w:rPr>
-          <w:sz w:val="20"/>
+          <w:b w:val="0"/>
         </w:rPr>
         <w:t>好，慢慢把注意力带回呼吸，再轻轻睁开眼睛。</w:t>
+      </w:r>
+    </w:p>
+    <w:p>
+      <w:r>
+        <w:rPr>
+          <w:b/>
+          <w:color w:val="1F3864"/>
+          <w:sz w:val="23"/>
+        </w:rPr>
+        <w:t>练习二</w:t>
       </w:r>
     </w:p>
     <w:p>
       <w:pPr>
-        <w:spacing w:before="120" w:after="80"/>
+        <w:ind w:left="170"/>
+        <w:pBdr>
+          <w:left w:val="single" w:sz="18" w:space="4" w:color="1F3864"/>
+        </w:pBdr>
+        <w:shd w:val="clear" w:fill="F2F5FA"/>
       </w:pPr>
       <w:r>
         <w:rPr>
-          <w:rFonts w:ascii="Microsoft YaHei" w:hAnsi="Microsoft YaHei" w:eastAsia="Microsoft YaHei"/>
+          <w:b w:val="0"/>
+        </w:rPr>
+        <w:t>⚠️ 主持人操作：让大家坐好，闭上眼睛，你</w:t>
+      </w:r>
+      <w:r>
+        <w:rPr>
           <w:b/>
-          <w:color w:val="1F3864"/>
-          <w:sz w:val="25"/>
-        </w:rPr>
-        <w:t>练习二</w:t>
+        </w:rPr>
+        <w:t>照读下面的引导词</w:t>
+      </w:r>
+      <w:r>
+        <w:rPr>
+          <w:b w:val="0"/>
+        </w:rPr>
+        <w:t>（改编自古源尊者慈心开示）。读完引导词后，问大家"有什么感受"，但不评价对错。</w:t>
       </w:r>
     </w:p>
     <w:p>
       <w:pPr>
-        <w:spacing w:before="40" w:after="80"/>
-        <w:ind w:left="283"/>
-        <w:shd w:val="clear" w:color="auto" w:fill="EEF2F8"/>
+        <w:ind w:left="170"/>
         <w:pBdr>
-          <w:left w:val="single" w:sz="20" w:space="6" w:color="1F3864"/>
+          <w:left w:val="single" w:sz="18" w:space="4" w:color="1F3864"/>
         </w:pBdr>
+        <w:shd w:val="clear" w:fill="F2F5FA"/>
       </w:pPr>
       <w:r>
         <w:rPr>
-          <w:sz w:val="20"/>
-        </w:rPr>
-        <w:t>⚠️ 主持人操作：让大家坐好，闭上眼睛，你</w:t>
+          <w:b w:val="0"/>
+        </w:rPr>
+        <w:t xml:space="preserve">⚠️ </w:t>
       </w:r>
       <w:r>
         <w:rPr>
           <w:b/>
-          <w:sz w:val="20"/>
-        </w:rPr>
-        <w:t>照读下面的引导词</w:t>
-      </w:r>
-      <w:r>
-        <w:rPr>
-          <w:sz w:val="20"/>
-        </w:rPr>
-        <w:t>（改编自古源尊者慈心开示）。读完引导词后，问大家"有什么感受"，但不评价对错。</w:t>
+        </w:rPr>
+        <w:t>禅修禁忌提示</w:t>
+      </w:r>
+      <w:r>
+        <w:rPr>
+          <w:b w:val="0"/>
+        </w:rPr>
+        <w:t>：若你正处在严重抑郁、焦虑、创伤后应激，或精神类疾病的发作／用药期，或正经历强烈的情绪危机，请先咨询医生或心理师，再决定是否练习；练习中若出现明显不适（如心悸、胸闷、情绪失控），请立即停止，睁开眼睛，把注意力放回呼吸与身体，必要时离场休息。</w:t>
+      </w:r>
+    </w:p>
+    <w:p>
+      <w:r>
+        <w:rPr>
+          <w:b/>
+        </w:rPr>
+        <w:t>引导词</w:t>
+      </w:r>
+      <w:r>
+        <w:rPr>
+          <w:b w:val="0"/>
+        </w:rPr>
+        <w:t>：</w:t>
       </w:r>
     </w:p>
     <w:p>
       <w:pPr>
-        <w:spacing w:before="40" w:after="80"/>
-        <w:ind w:left="283"/>
-        <w:shd w:val="clear" w:color="auto" w:fill="EEF2F8"/>
+        <w:ind w:left="170"/>
         <w:pBdr>
-          <w:left w:val="single" w:sz="20" w:space="6" w:color="1F3864"/>
+          <w:left w:val="single" w:sz="18" w:space="4" w:color="1F3864"/>
         </w:pBdr>
+        <w:shd w:val="clear" w:fill="F2F5FA"/>
       </w:pPr>
       <w:r>
         <w:rPr>
-          <w:sz w:val="20"/>
-        </w:rPr>
-        <w:t xml:space="preserve">⚠️ </w:t>
-      </w:r>
-      <w:r>
-        <w:rPr>
-          <w:b/>
-          <w:sz w:val="20"/>
-        </w:rPr>
-        <w:t>禅修禁忌提示</w:t>
-      </w:r>
-      <w:r>
-        <w:rPr>
-          <w:sz w:val="20"/>
-        </w:rPr>
-        <w:t>：若你正处在严重抑郁、焦虑、创伤后应激，或精神类疾病的发作／用药期，或正经历强烈的情绪危机，请先咨询医生或心理师，再决定是否练习；练习中若出现明显不适（如心悸、胸闷、情绪失控），请立即停止，睁开眼睛，把注意力放回呼吸与身体，必要时离场休息。</w:t>
-      </w:r>
-    </w:p>
-    <w:p>
-      <w:r>
-        <w:rPr>
-          <w:b/>
-          <w:sz w:val="21"/>
-        </w:rPr>
-        <w:t>引导词</w:t>
-      </w:r>
-      <w:r>
-        <w:rPr>
-          <w:sz w:val="21"/>
-        </w:rPr>
-        <w:t>：</w:t>
+          <w:b w:val="0"/>
+        </w:rPr>
+        <w:t>请大家调整好坐姿，闭上眼睛。感觉心从前面看着自己的身体，或者感觉心在身体里面。</w:t>
       </w:r>
     </w:p>
     <w:p>
       <w:pPr>
-        <w:spacing w:before="40" w:after="80"/>
-        <w:ind w:left="283"/>
-        <w:shd w:val="clear" w:color="auto" w:fill="EEF2F8"/>
+        <w:ind w:left="170"/>
         <w:pBdr>
-          <w:left w:val="single" w:sz="20" w:space="6" w:color="1F3864"/>
+          <w:left w:val="single" w:sz="18" w:space="4" w:color="1F3864"/>
         </w:pBdr>
+        <w:shd w:val="clear" w:fill="F2F5FA"/>
       </w:pPr>
       <w:r>
         <w:rPr>
-          <w:sz w:val="20"/>
-        </w:rPr>
-        <w:t>请大家调整好坐姿，闭上眼睛。感觉心从前面看着自己的身体，或者感觉心在身体里面。</w:t>
+          <w:b w:val="0"/>
+        </w:rPr>
+        <w:t>愿我没有怨敌，远离一切的危难。</w:t>
       </w:r>
     </w:p>
     <w:p>
       <w:pPr>
-        <w:spacing w:before="40" w:after="80"/>
-        <w:ind w:left="283"/>
-        <w:shd w:val="clear" w:color="auto" w:fill="EEF2F8"/>
+        <w:ind w:left="170"/>
         <w:pBdr>
-          <w:left w:val="single" w:sz="20" w:space="6" w:color="1F3864"/>
+          <w:left w:val="single" w:sz="18" w:space="4" w:color="1F3864"/>
         </w:pBdr>
+        <w:shd w:val="clear" w:fill="F2F5FA"/>
       </w:pPr>
       <w:r>
         <w:rPr>
-          <w:sz w:val="20"/>
-        </w:rPr>
-        <w:t>愿我没有怨敌，远离一切的危难。 愿我没有内心的痛苦，内心愉悦。 愿我没有身体的痛苦，健康有活力。 愿我善业成就，保持快乐。</w:t>
+          <w:b w:val="0"/>
+        </w:rPr>
+        <w:t>愿我没有内心的痛苦，内心愉悦。</w:t>
       </w:r>
     </w:p>
     <w:p>
       <w:pPr>
-        <w:spacing w:before="40" w:after="80"/>
-        <w:ind w:left="283"/>
-        <w:shd w:val="clear" w:color="auto" w:fill="EEF2F8"/>
+        <w:ind w:left="170"/>
         <w:pBdr>
-          <w:left w:val="single" w:sz="20" w:space="6" w:color="1F3864"/>
+          <w:left w:val="single" w:sz="18" w:space="4" w:color="1F3864"/>
         </w:pBdr>
+        <w:shd w:val="clear" w:fill="F2F5FA"/>
       </w:pPr>
       <w:r>
         <w:rPr>
-          <w:sz w:val="20"/>
-        </w:rPr>
-        <w:t>（停顿）现在，把注意力放在你的头部。愿我的头发健康，愿我的头皮健康，愿我的大脑健康。 把注意力放在你的眼睛……这双眼睛为你看了几十年，愿它健康明亮。 放在你的心脏……这颗心日夜不停地跳动，愿它健康。 放在你的胃、你的腿、你的脚……愿它们都健康，没有病痛。</w:t>
+          <w:b w:val="0"/>
+        </w:rPr>
+        <w:t>愿我没有身体的痛苦，健康有活力。</w:t>
       </w:r>
     </w:p>
     <w:p>
       <w:pPr>
-        <w:spacing w:before="40" w:after="80"/>
-        <w:ind w:left="283"/>
-        <w:shd w:val="clear" w:color="auto" w:fill="EEF2F8"/>
+        <w:ind w:left="170"/>
         <w:pBdr>
-          <w:left w:val="single" w:sz="20" w:space="6" w:color="1F3864"/>
+          <w:left w:val="single" w:sz="18" w:space="4" w:color="1F3864"/>
         </w:pBdr>
+        <w:shd w:val="clear" w:fill="F2F5FA"/>
       </w:pPr>
       <w:r>
         <w:rPr>
-          <w:sz w:val="20"/>
-        </w:rPr>
-        <w:t>（停顿）最后，回到呼吸。愿我快乐，愿我平安，愿我健康，愿我生活无忧。</w:t>
+          <w:b w:val="0"/>
+        </w:rPr>
+        <w:t>愿我善业成就，保持快乐。</w:t>
       </w:r>
     </w:p>
     <w:p>
       <w:pPr>
-        <w:spacing w:before="40" w:after="80"/>
-        <w:ind w:left="283"/>
-        <w:shd w:val="clear" w:color="auto" w:fill="EEF2F8"/>
+        <w:ind w:left="170"/>
         <w:pBdr>
-          <w:left w:val="single" w:sz="20" w:space="6" w:color="1F3864"/>
+          <w:left w:val="single" w:sz="18" w:space="4" w:color="1F3864"/>
         </w:pBdr>
+        <w:shd w:val="clear" w:fill="F2F5FA"/>
       </w:pPr>
       <w:r>
         <w:rPr>
-          <w:sz w:val="20"/>
-        </w:rPr>
-        <w:t>好，慢慢睁开眼睛。</w:t>
+          <w:b w:val="0"/>
+        </w:rPr>
+        <w:t>（停顿）现在，把注意力放在你的头部。愿我的头发健康，愿我的头皮健康，愿我的大脑健康。</w:t>
       </w:r>
     </w:p>
     <w:p>
       <w:pPr>
-        <w:spacing w:before="160" w:after="80"/>
+        <w:ind w:left="170"/>
+        <w:pBdr>
+          <w:left w:val="single" w:sz="18" w:space="4" w:color="1F3864"/>
+        </w:pBdr>
+        <w:shd w:val="clear" w:fill="F2F5FA"/>
       </w:pPr>
       <w:r>
         <w:rPr>
-          <w:rFonts w:ascii="Microsoft YaHei" w:hAnsi="Microsoft YaHei" w:eastAsia="Microsoft YaHei"/>
-          <w:b/>
-          <w:color w:val="1F3864"/>
-          <w:sz w:val="28"/>
-        </w:rPr>
-        <w:t>📖 共读原文2（20 min）</w:t>
+          <w:b w:val="0"/>
+        </w:rPr>
+        <w:t>把注意力放在你的眼睛……这双眼睛为你看了几十年，愿它健康明亮。</w:t>
       </w:r>
     </w:p>
     <w:p>
       <w:pPr>
-        <w:spacing w:before="40" w:after="80"/>
-        <w:ind w:left="283"/>
-        <w:shd w:val="clear" w:color="auto" w:fill="EEF2F8"/>
+        <w:ind w:left="170"/>
         <w:pBdr>
-          <w:left w:val="single" w:sz="20" w:space="6" w:color="1F3864"/>
+          <w:left w:val="single" w:sz="18" w:space="4" w:color="1F3864"/>
         </w:pBdr>
+        <w:shd w:val="clear" w:fill="F2F5FA"/>
       </w:pPr>
       <w:r>
         <w:rPr>
-          <w:sz w:val="20"/>
-        </w:rPr>
-        <w:t xml:space="preserve">🎤 </w:t>
-      </w:r>
-      <w:r>
-        <w:rPr>
-          <w:b/>
-          <w:sz w:val="20"/>
-        </w:rPr>
-        <w:t>本周朗读段</w:t>
-      </w:r>
-      <w:r>
-        <w:rPr>
-          <w:sz w:val="20"/>
-        </w:rPr>
-        <w:t>（★核心段落｜约 848 字｜中等稍慢约 5 分钟；本讲共读原文正文合计约 2228 字）：先朗读全部★核心段落；◈扩展段落及补充原文作默读／选读／延伸。</w:t>
+          <w:b w:val="0"/>
+        </w:rPr>
+        <w:t>放在你的心脏……这颗心日夜不停地跳动，愿它健康。</w:t>
       </w:r>
     </w:p>
     <w:p>
       <w:pPr>
-        <w:spacing w:before="120" w:after="80"/>
+        <w:ind w:left="170"/>
+        <w:pBdr>
+          <w:left w:val="single" w:sz="18" w:space="4" w:color="1F3864"/>
+        </w:pBdr>
+        <w:shd w:val="clear" w:fill="F2F5FA"/>
       </w:pPr>
       <w:r>
         <w:rPr>
-          <w:rFonts w:ascii="Microsoft YaHei" w:hAnsi="Microsoft YaHei" w:eastAsia="Microsoft YaHei"/>
-          <w:b/>
-          <w:color w:val="1F3864"/>
-          <w:sz w:val="25"/>
-        </w:rPr>
-        <w:t>原文材料①：应作慈爱经（全文）</w:t>
+          <w:b w:val="0"/>
+        </w:rPr>
+        <w:t>放在你的胃、你的腿、你的脚……愿它们都健康，没有病痛。</w:t>
       </w:r>
     </w:p>
     <w:p>
       <w:pPr>
-        <w:spacing w:before="40" w:after="80"/>
-        <w:ind w:left="283"/>
-        <w:shd w:val="clear" w:color="auto" w:fill="EEF2F8"/>
+        <w:ind w:left="170"/>
         <w:pBdr>
-          <w:left w:val="single" w:sz="20" w:space="6" w:color="1F3864"/>
+          <w:left w:val="single" w:sz="18" w:space="4" w:color="1F3864"/>
         </w:pBdr>
+        <w:shd w:val="clear" w:fill="F2F5FA"/>
       </w:pPr>
       <w:r>
         <w:rPr>
-          <w:b/>
-          <w:sz w:val="20"/>
-        </w:rPr>
-        <w:t>段落优先级</w:t>
-      </w:r>
-      <w:r>
-        <w:rPr>
-          <w:sz w:val="20"/>
-        </w:rPr>
-        <w:t>：★核心必读（时间不够时只读这段）｜◈可选（时间富余时读）</w:t>
+          <w:b w:val="0"/>
+        </w:rPr>
+        <w:t>（停顿）最后，回到呼吸。愿我快乐，愿我平安，愿我健康，愿我生活无忧。</w:t>
       </w:r>
     </w:p>
     <w:p>
       <w:pPr>
-        <w:ind w:left="340"/>
+        <w:ind w:left="170"/>
+        <w:pBdr>
+          <w:left w:val="single" w:sz="18" w:space="4" w:color="1F3864"/>
+        </w:pBdr>
+        <w:shd w:val="clear" w:fill="F2F5FA"/>
       </w:pPr>
       <w:r>
         <w:rPr>
+          <w:b w:val="0"/>
+        </w:rPr>
+        <w:t>好，慢慢睁开眼睛。</w:t>
+      </w:r>
+    </w:p>
+    <w:p>
+      <w:r>
+        <w:rPr>
+          <w:b/>
           <w:color w:val="1F3864"/>
-          <w:sz w:val="21"/>
-        </w:rPr>
-        <w:t xml:space="preserve">• </w:t>
-      </w:r>
-      <w:r>
-        <w:rPr>
-          <w:b/>
-          <w:sz w:val="21"/>
-        </w:rPr>
-        <w:t>标题</w:t>
-      </w:r>
-      <w:r>
-        <w:rPr>
-          <w:sz w:val="21"/>
-        </w:rPr>
-        <w:t>：2025五月包容寺短期出家修习营21-贤善沙门子之善德篇-慈经中的十五种素质1-古源尊者（课件）</w:t>
+          <w:sz w:val="26"/>
+        </w:rPr>
+        <w:t>📖 共读原文2（20 min）</w:t>
       </w:r>
     </w:p>
     <w:p>
       <w:pPr>
-        <w:ind w:left="340"/>
+        <w:ind w:left="170"/>
+        <w:pBdr>
+          <w:left w:val="single" w:sz="18" w:space="4" w:color="1F3864"/>
+        </w:pBdr>
+        <w:shd w:val="clear" w:fill="F2F5FA"/>
       </w:pPr>
       <w:r>
         <w:rPr>
+          <w:b w:val="0"/>
+        </w:rPr>
+        <w:t xml:space="preserve">🎤 </w:t>
+      </w:r>
+      <w:r>
+        <w:rPr>
+          <w:b/>
+        </w:rPr>
+        <w:t>本周朗读段</w:t>
+      </w:r>
+      <w:r>
+        <w:rPr>
+          <w:b w:val="0"/>
+        </w:rPr>
+        <w:t>（★核心段落｜约 848 字｜中等稍慢约 5 分钟；本讲共读原文正文合计约 2228 字）：先朗读全部★核心段落；◈扩展段落及补充原文作默读／选读／延伸。</w:t>
+      </w:r>
+    </w:p>
+    <w:p>
+      <w:r>
+        <w:rPr>
+          <w:b/>
           <w:color w:val="1F3864"/>
-          <w:sz w:val="21"/>
-        </w:rPr>
-        <w:t xml:space="preserve">• </w:t>
-      </w:r>
-      <w:r>
-        <w:rPr>
-          <w:b/>
-          <w:sz w:val="21"/>
-        </w:rPr>
-        <w:t>文件类型</w:t>
-      </w:r>
-      <w:r>
-        <w:rPr>
-          <w:sz w:val="21"/>
-        </w:rPr>
-        <w:t>：PDF课件（文字版）</w:t>
+          <w:sz w:val="23"/>
+        </w:rPr>
+        <w:t>原文材料①：应作慈爱经（全文）</w:t>
       </w:r>
     </w:p>
     <w:p>
       <w:pPr>
-        <w:ind w:left="340"/>
+        <w:ind w:left="170"/>
+        <w:pBdr>
+          <w:left w:val="single" w:sz="18" w:space="4" w:color="1F3864"/>
+        </w:pBdr>
+        <w:shd w:val="clear" w:fill="F2F5FA"/>
       </w:pPr>
       <w:r>
         <w:rPr>
-          <w:color w:val="1F3864"/>
-          <w:sz w:val="21"/>
-        </w:rPr>
-        <w:t xml:space="preserve">• </w:t>
-      </w:r>
-      <w:r>
-        <w:rPr>
           <w:b/>
-          <w:sz w:val="21"/>
-        </w:rPr>
-        <w:t>知识库出处</w:t>
-      </w:r>
-      <w:r>
-        <w:rPr>
-          <w:sz w:val="21"/>
-        </w:rPr>
-        <w:t>：知识库「古源尊者开示及上座部佛教资料」</w:t>
+        </w:rPr>
+        <w:t>段落优先级</w:t>
+      </w:r>
+      <w:r>
+        <w:rPr>
+          <w:b w:val="0"/>
+        </w:rPr>
+        <w:t>：★核心必读（时间不够时只读这段）｜◈可选（时间富余时读）</w:t>
       </w:r>
     </w:p>
     <w:p>
       <w:pPr>
-        <w:ind w:left="340"/>
+        <w:pStyle w:val="ListBullet"/>
       </w:pPr>
       <w:r>
         <w:rPr>
-          <w:color w:val="1F3864"/>
-          <w:sz w:val="21"/>
-        </w:rPr>
-        <w:t xml:space="preserve">• </w:t>
-      </w:r>
-      <w:r>
-        <w:rPr>
           <w:b/>
-          <w:sz w:val="21"/>
-        </w:rPr>
-        <w:t>media_id</w:t>
-      </w:r>
-      <w:r>
-        <w:rPr>
-          <w:sz w:val="21"/>
-        </w:rPr>
-        <w:t>：`pdf_d0dd1c0cd17209afe241ece24bf6b7b4_5282549719bf41f4d6b93862db188e657439961422831605`</w:t>
+        </w:rPr>
+        <w:t>标题</w:t>
+      </w:r>
+      <w:r>
+        <w:rPr>
+          <w:b w:val="0"/>
+        </w:rPr>
+        <w:t>：2025五月包容寺短期出家修习营21-贤善沙门子之善德篇-慈经中的十五种素质1-古源尊者（课件）</w:t>
       </w:r>
     </w:p>
     <w:p>
       <w:pPr>
-        <w:ind w:left="340"/>
+        <w:pStyle w:val="ListBullet"/>
       </w:pPr>
       <w:r>
         <w:rPr>
-          <w:color w:val="1F3864"/>
-          <w:sz w:val="21"/>
-        </w:rPr>
-        <w:t xml:space="preserve">• </w:t>
-      </w:r>
-      <w:r>
-        <w:rPr>
           <w:b/>
-          <w:sz w:val="21"/>
-        </w:rPr>
-        <w:t>打开方式</w:t>
-      </w:r>
-      <w:r>
-        <w:rPr>
-          <w:sz w:val="21"/>
-        </w:rPr>
-        <w:t>：ima知识库搜索「慈经中的十五种素质1」即可打开</w:t>
+        </w:rPr>
+        <w:t>文件类型</w:t>
+      </w:r>
+      <w:r>
+        <w:rPr>
+          <w:b w:val="0"/>
+        </w:rPr>
+        <w:t>：PDF课件（文字版）</w:t>
       </w:r>
     </w:p>
     <w:p>
       <w:pPr>
-        <w:spacing w:before="40" w:after="80"/>
-        <w:ind w:left="283"/>
-        <w:shd w:val="clear" w:color="auto" w:fill="EEF2F8"/>
-        <w:pBdr>
-          <w:left w:val="single" w:sz="20" w:space="6" w:color="1F3864"/>
-        </w:pBdr>
+        <w:pStyle w:val="ListBullet"/>
       </w:pPr>
       <w:r>
         <w:rPr>
-          <w:sz w:val="20"/>
-        </w:rPr>
-        <w:t xml:space="preserve">📎 </w:t>
-      </w:r>
-      <w:r>
-        <w:rPr>
           <w:b/>
-          <w:sz w:val="20"/>
-        </w:rPr>
-        <w:t>完整原文见《原文全集》第六部分（应作慈爱经·含巴利原文与中文翻译）</w:t>
-      </w:r>
-      <w:r>
-        <w:rPr>
-          <w:sz w:val="20"/>
-        </w:rPr>
-        <w:t>，以下为经文完整文字（从原文全集复制，未删改）：</w:t>
-      </w:r>
-    </w:p>
-    <w:p>
-      <w:r>
-        <w:rPr>
-          <w:b/>
-          <w:sz w:val="21"/>
-        </w:rPr>
-        <w:t>◈扩展段落</w:t>
-      </w:r>
-      <w:r>
-        <w:rPr>
-          <w:sz w:val="21"/>
-        </w:rPr>
-        <w:t>（可选）【默读／选读／延伸】</w:t>
-      </w:r>
-    </w:p>
-    <w:p>
-      <w:r>
-        <w:rPr>
-          <w:sz w:val="21"/>
-        </w:rPr>
-        <w:t>【巴利原文】</w:t>
-      </w:r>
-    </w:p>
-    <w:p>
-      <w:r>
-        <w:rPr>
-          <w:sz w:val="21"/>
-        </w:rPr>
-        <w:t>Karaṇīyam atthakusalena, yantaṃ santaṃ padaṃ abhisamecca:</w:t>
-      </w:r>
-    </w:p>
-    <w:p>
-      <w:r>
-        <w:rPr>
-          <w:sz w:val="21"/>
-        </w:rPr>
-        <w:t>sakko ujū ca sūjū ca, suvaco c'assa mudu anatimānī;</w:t>
-      </w:r>
-    </w:p>
-    <w:p>
-      <w:r>
-        <w:rPr>
-          <w:sz w:val="21"/>
-        </w:rPr>
-        <w:t>Santussako ca subharo ca, appakicco ca sallahukavutti,</w:t>
-      </w:r>
-    </w:p>
-    <w:p>
-      <w:r>
-        <w:rPr>
-          <w:sz w:val="21"/>
-        </w:rPr>
-        <w:t>santindriyo ca nipako ca, appagabbho kulesu ananugiddho.</w:t>
-      </w:r>
-    </w:p>
-    <w:p>
-      <w:r>
-        <w:rPr>
-          <w:sz w:val="21"/>
-        </w:rPr>
-        <w:t>Na ca khuddaṃ samācare kiñci, yena viññū pare upavadeyyuṃ.</w:t>
-      </w:r>
-    </w:p>
-    <w:p>
-      <w:r>
-        <w:rPr>
-          <w:sz w:val="21"/>
-        </w:rPr>
-        <w:t>sukhino vā khemino hontu, sabbe sattā bhavantu sukhitattā.</w:t>
-      </w:r>
-    </w:p>
-    <w:p>
-      <w:r>
-        <w:rPr>
-          <w:sz w:val="21"/>
-        </w:rPr>
-        <w:t>Ye keci pāṇabhūt'atthi, tasā vā thāvarā vā anavasesā,</w:t>
-      </w:r>
-    </w:p>
-    <w:p>
-      <w:r>
-        <w:rPr>
-          <w:sz w:val="21"/>
-        </w:rPr>
-        <w:t>dīghā vā ye mahantā vā, majjhimā rassakāṇukathūlā;</w:t>
-      </w:r>
-    </w:p>
-    <w:p>
-      <w:r>
-        <w:rPr>
-          <w:sz w:val="21"/>
-        </w:rPr>
-        <w:t>Diṭṭhā vā yeva addiṭṭhā, ye ca dūre vasanti avidūre,</w:t>
-      </w:r>
-    </w:p>
-    <w:p>
-      <w:r>
-        <w:rPr>
-          <w:sz w:val="21"/>
-        </w:rPr>
-        <w:t>bhūtā vā sambhavesī vā, sabbe sattā bhavantu sukhitattā.</w:t>
-      </w:r>
-    </w:p>
-    <w:p>
-      <w:r>
-        <w:rPr>
-          <w:sz w:val="21"/>
-        </w:rPr>
-        <w:t>Na paro paraṃ nikubbetha, nātimaññetha katthaci naṃ kañci;</w:t>
-      </w:r>
-    </w:p>
-    <w:p>
-      <w:r>
-        <w:rPr>
-          <w:sz w:val="21"/>
-        </w:rPr>
-        <w:t>byārosanā paṭighasaññā, nāññamaññassa dukkhamiccheyya.</w:t>
-      </w:r>
-    </w:p>
-    <w:p>
-      <w:r>
-        <w:rPr>
-          <w:sz w:val="21"/>
-        </w:rPr>
-        <w:t>Mātā yathā niyaṃ puttaṃ, āyusā ekaputtamanurakkhe;</w:t>
-      </w:r>
-    </w:p>
-    <w:p>
-      <w:r>
-        <w:rPr>
-          <w:sz w:val="21"/>
-        </w:rPr>
-        <w:t>evampi sabbabhūtesu, mānasaṃ bhāvaye aparimāṇaṃ.</w:t>
-      </w:r>
-    </w:p>
-    <w:p>
-      <w:r>
-        <w:rPr>
-          <w:sz w:val="21"/>
-        </w:rPr>
-        <w:t>Mettañca sabbalokasmiṃ, mānasaṃ bhāvaye aparimāṇaṃ,</w:t>
-      </w:r>
-    </w:p>
-    <w:p>
-      <w:r>
-        <w:rPr>
-          <w:sz w:val="21"/>
-        </w:rPr>
-        <w:t>uddhaṃ adho ca tiriyañca, asambādhaṃ averaṃ asapattaṃ.</w:t>
-      </w:r>
-    </w:p>
-    <w:p>
-      <w:r>
-        <w:rPr>
-          <w:sz w:val="21"/>
-        </w:rPr>
-        <w:t>Tiṭṭhaṃ caraṃ nisinno vā, sayāno vā yāvat'assa vigatamiddho,</w:t>
-      </w:r>
-    </w:p>
-    <w:p>
-      <w:r>
-        <w:rPr>
-          <w:sz w:val="21"/>
-        </w:rPr>
-        <w:t>etaṃ satiṃ adhiṭṭheyya, brahmametaṃ vihāraṃ idhamāhu.</w:t>
-      </w:r>
-    </w:p>
-    <w:p>
-      <w:r>
-        <w:rPr>
-          <w:sz w:val="21"/>
-        </w:rPr>
-        <w:t>Diṭṭhiñca anupagamma, sīlavā dassanena sampanno,</w:t>
-      </w:r>
-    </w:p>
-    <w:p>
-      <w:r>
-        <w:rPr>
-          <w:sz w:val="21"/>
-        </w:rPr>
-        <w:t>kāmesu vineyya gedhaṃ, na hi jātu gabbhaseyyaṃ punaretīti.</w:t>
-      </w:r>
-    </w:p>
-    <w:p>
-      <w:r>
-        <w:rPr>
-          <w:b/>
-          <w:sz w:val="21"/>
-        </w:rPr>
-        <w:t>★核心段落</w:t>
-      </w:r>
-      <w:r>
-        <w:rPr>
-          <w:sz w:val="21"/>
-        </w:rPr>
-        <w:t>（必读）【本周朗读段】</w:t>
-      </w:r>
-    </w:p>
-    <w:p>
-      <w:r>
-        <w:rPr>
-          <w:sz w:val="21"/>
-        </w:rPr>
-        <w:t>【中文翻译】</w:t>
-      </w:r>
-    </w:p>
-    <w:p>
-      <w:r>
-        <w:rPr>
-          <w:sz w:val="21"/>
-        </w:rPr>
-        <w:t>善求义利、领悟寂静境界后应当作：</w:t>
-      </w:r>
-    </w:p>
-    <w:p>
-      <w:r>
-        <w:rPr>
-          <w:sz w:val="21"/>
-        </w:rPr>
-        <w:t>有能力、正直、诚实，顺从、柔和、不骄慢；</w:t>
-      </w:r>
-    </w:p>
-    <w:p>
-      <w:r>
-        <w:rPr>
-          <w:sz w:val="21"/>
-        </w:rPr>
-        <w:t>知足、易扶养，少事务、生活简朴，</w:t>
-      </w:r>
-    </w:p>
-    <w:p>
-      <w:r>
-        <w:rPr>
-          <w:sz w:val="21"/>
-        </w:rPr>
-        <w:t>诸根寂静、贤明，不无礼与不贪著居家；</w:t>
-      </w:r>
-    </w:p>
-    <w:p>
-      <w:r>
-        <w:rPr>
-          <w:sz w:val="21"/>
-        </w:rPr>
-        <w:t>只要会遭智者谴责，即使是小事也不做。</w:t>
-      </w:r>
-    </w:p>
-    <w:p>
-      <w:r>
-        <w:rPr>
-          <w:sz w:val="21"/>
-        </w:rPr>
-        <w:t>愿一切有情幸福、安稳！自有其乐！</w:t>
-      </w:r>
-    </w:p>
-    <w:p>
-      <w:r>
-        <w:rPr>
-          <w:sz w:val="21"/>
-        </w:rPr>
-        <w:t>凡所有的有情生类，动摇的或不动的，毫无遗漏，</w:t>
-      </w:r>
-    </w:p>
-    <w:p>
-      <w:r>
-        <w:rPr>
-          <w:sz w:val="21"/>
-        </w:rPr>
-        <w:t>长的或大的，中的、短的、细的或粗的，</w:t>
-      </w:r>
-    </w:p>
-    <w:p>
-      <w:r>
-        <w:rPr>
-          <w:sz w:val="21"/>
-        </w:rPr>
-        <w:t>凡是见到的或没见到的，住在远方或近处的，</w:t>
-      </w:r>
-    </w:p>
-    <w:p>
-      <w:r>
-        <w:rPr>
-          <w:sz w:val="21"/>
-        </w:rPr>
-        <w:t>已生的或寻求出生的，愿一切有情自有其乐！</w:t>
-      </w:r>
-    </w:p>
-    <w:p>
-      <w:r>
-        <w:rPr>
-          <w:sz w:val="21"/>
-        </w:rPr>
-        <w:t>不要有人欺骗他人，不要轻视任何地方的任何人，</w:t>
-      </w:r>
-    </w:p>
-    <w:p>
-      <w:r>
-        <w:rPr>
-          <w:sz w:val="21"/>
-        </w:rPr>
-        <w:t>不要以忿怒、瞋恚想，而彼此希望对方受苦！</w:t>
-      </w:r>
-    </w:p>
-    <w:p>
-      <w:r>
-        <w:rPr>
-          <w:sz w:val="21"/>
-        </w:rPr>
-        <w:t>正如母亲对待自己的儿子，会以生命来保护唯一的儿子；</w:t>
-      </w:r>
-    </w:p>
-    <w:p>
-      <w:r>
-        <w:rPr>
-          <w:sz w:val="21"/>
-        </w:rPr>
-        <w:t>也如此对一切生类培育无量之心！</w:t>
-      </w:r>
-    </w:p>
-    <w:p>
-      <w:r>
-        <w:rPr>
-          <w:sz w:val="21"/>
-        </w:rPr>
-        <w:t>以慈爱对一切世界培育无量之心，</w:t>
-      </w:r>
-    </w:p>
-    <w:p>
-      <w:r>
-        <w:rPr>
-          <w:sz w:val="21"/>
-        </w:rPr>
-        <w:t>上方、下方及四方，无障碍、无怨恨、无敌对！</w:t>
-      </w:r>
-    </w:p>
-    <w:p>
-      <w:r>
-        <w:rPr>
-          <w:sz w:val="21"/>
-        </w:rPr>
-        <w:t>站立、行走、坐着或躺卧，只要他离开睡眠，皆应确立如此之念，</w:t>
-      </w:r>
-    </w:p>
-    <w:p>
-      <w:r>
-        <w:rPr>
-          <w:sz w:val="21"/>
-        </w:rPr>
-        <w:t>这是他们于此所说的梵住。</w:t>
-      </w:r>
-    </w:p>
-    <w:p>
-      <w:r>
-        <w:rPr>
-          <w:sz w:val="21"/>
-        </w:rPr>
-        <w:t>不接受邪见，持戒，具足彻见，</w:t>
-      </w:r>
-    </w:p>
-    <w:p>
-      <w:r>
-        <w:rPr>
-          <w:sz w:val="21"/>
-        </w:rPr>
-        <w:t>调伏对诸欲的贪求，确定不会再投胎！</w:t>
-      </w:r>
-    </w:p>
-    <w:p>
-      <w:r>
-        <w:rPr>
-          <w:sz w:val="21"/>
-        </w:rPr>
-        <w:t>——应作慈爱经结束</w:t>
+        </w:rPr>
+        <w:t>知识库出处</w:t>
+      </w:r>
+      <w:r>
+        <w:rPr>
+          <w:b w:val="0"/>
+        </w:rPr>
+        <w:t>：知识库「古源尊者开示及上座部佛教资料」</w:t>
       </w:r>
     </w:p>
     <w:p>
       <w:pPr>
-        <w:spacing w:before="120" w:after="80"/>
+        <w:pStyle w:val="ListBullet"/>
       </w:pPr>
       <w:r>
         <w:rPr>
-          <w:rFonts w:ascii="Microsoft YaHei" w:hAnsi="Microsoft YaHei" w:eastAsia="Microsoft YaHei"/>
           <w:b/>
-          <w:color w:val="1F3864"/>
-          <w:sz w:val="25"/>
-        </w:rPr>
-        <w:t>原文材料②：什么是慈心（慈心所的定义）</w:t>
+        </w:rPr>
+        <w:t>media_id</w:t>
+      </w:r>
+      <w:r>
+        <w:rPr>
+          <w:b w:val="0"/>
+        </w:rPr>
+        <w:t>：pdf_d0dd1c0cd17209afe241ece24bf6b7b4_5282549719bf41f4d6b93862db188e657439961422831605</w:t>
       </w:r>
     </w:p>
     <w:p>
       <w:pPr>
-        <w:spacing w:before="40" w:after="80"/>
-        <w:ind w:left="283"/>
-        <w:shd w:val="clear" w:color="auto" w:fill="EEF2F8"/>
-        <w:pBdr>
-          <w:left w:val="single" w:sz="20" w:space="6" w:color="1F3864"/>
-        </w:pBdr>
+        <w:pStyle w:val="ListBullet"/>
       </w:pPr>
       <w:r>
         <w:rPr>
           <w:b/>
-          <w:sz w:val="20"/>
-        </w:rPr>
-        <w:t>段落优先级</w:t>
-      </w:r>
-      <w:r>
-        <w:rPr>
-          <w:sz w:val="20"/>
-        </w:rPr>
-        <w:t>：★核心必读（时间不够时只读这段）｜◈可选（时间富余时读）</w:t>
+        </w:rPr>
+        <w:t>打开方式</w:t>
+      </w:r>
+      <w:r>
+        <w:rPr>
+          <w:b w:val="0"/>
+        </w:rPr>
+        <w:t>：ima知识库搜索「慈经中的十五种素质1」即可打开</w:t>
       </w:r>
     </w:p>
     <w:p>
       <w:pPr>
-        <w:ind w:left="340"/>
+        <w:ind w:left="170"/>
+        <w:pBdr>
+          <w:left w:val="single" w:sz="18" w:space="4" w:color="1F3864"/>
+        </w:pBdr>
+        <w:shd w:val="clear" w:fill="F2F5FA"/>
       </w:pPr>
       <w:r>
         <w:rPr>
+          <w:b w:val="0"/>
+        </w:rPr>
+        <w:t xml:space="preserve">📎 </w:t>
+      </w:r>
+      <w:r>
+        <w:rPr>
+          <w:b/>
+        </w:rPr>
+        <w:t>完整原文见《原文全集》第六部分（应作慈爱经·含巴利原文与中文翻译）</w:t>
+      </w:r>
+      <w:r>
+        <w:rPr>
+          <w:b w:val="0"/>
+        </w:rPr>
+        <w:t>，以下为经文完整文字（从原文全集复制，未删改）：</w:t>
+      </w:r>
+    </w:p>
+    <w:p>
+      <w:r>
+        <w:rPr>
+          <w:b/>
+        </w:rPr>
+        <w:t>◈扩展段落</w:t>
+      </w:r>
+      <w:r>
+        <w:rPr>
+          <w:b w:val="0"/>
+        </w:rPr>
+        <w:t>（可选）【默读／选读／延伸】</w:t>
+      </w:r>
+    </w:p>
+    <w:p>
+      <w:r>
+        <w:rPr>
+          <w:b w:val="0"/>
+        </w:rPr>
+        <w:t>【巴利原文】</w:t>
+      </w:r>
+    </w:p>
+    <w:p>
+      <w:r>
+        <w:rPr>
+          <w:b w:val="0"/>
+        </w:rPr>
+        <w:t>Karaṇīyam atthakusalena, yantaṃ santaṃ padaṃ abhisamecca:</w:t>
+      </w:r>
+    </w:p>
+    <w:p>
+      <w:r>
+        <w:rPr>
+          <w:b w:val="0"/>
+        </w:rPr>
+        <w:t>sakko ujū ca sūjū ca, suvaco c'assa mudu anatimānī;</w:t>
+      </w:r>
+    </w:p>
+    <w:p>
+      <w:r>
+        <w:rPr>
+          <w:b w:val="0"/>
+        </w:rPr>
+        <w:t>Santussako ca subharo ca, appakicco ca sallahukavutti,</w:t>
+      </w:r>
+    </w:p>
+    <w:p>
+      <w:r>
+        <w:rPr>
+          <w:b w:val="0"/>
+        </w:rPr>
+        <w:t>santindriyo ca nipako ca, appagabbho kulesu ananugiddho.</w:t>
+      </w:r>
+    </w:p>
+    <w:p>
+      <w:r>
+        <w:rPr>
+          <w:b w:val="0"/>
+        </w:rPr>
+        <w:t>Na ca khuddaṃ samācare kiñci, yena viññū pare upavadeyyuṃ.</w:t>
+      </w:r>
+    </w:p>
+    <w:p>
+      <w:r>
+        <w:rPr>
+          <w:b w:val="0"/>
+        </w:rPr>
+        <w:t>sukhino vā khemino hontu, sabbe sattā bhavantu sukhitattā.</w:t>
+      </w:r>
+    </w:p>
+    <w:p>
+      <w:r>
+        <w:rPr>
+          <w:b w:val="0"/>
+        </w:rPr>
+        <w:t>Ye keci pāṇabhūt'atthi, tasā vā thāvarā vā anavasesā,</w:t>
+      </w:r>
+    </w:p>
+    <w:p>
+      <w:r>
+        <w:rPr>
+          <w:b w:val="0"/>
+        </w:rPr>
+        <w:t>dīghā vā ye mahantā vā, majjhimā rassakāṇukathūlā;</w:t>
+      </w:r>
+    </w:p>
+    <w:p>
+      <w:r>
+        <w:rPr>
+          <w:b w:val="0"/>
+        </w:rPr>
+        <w:t>Diṭṭhā vā yeva addiṭṭhā, ye ca dūre vasanti avidūre,</w:t>
+      </w:r>
+    </w:p>
+    <w:p>
+      <w:r>
+        <w:rPr>
+          <w:b w:val="0"/>
+        </w:rPr>
+        <w:t>bhūtā vā sambhavesī vā, sabbe sattā bhavantu sukhitattā.</w:t>
+      </w:r>
+    </w:p>
+    <w:p>
+      <w:r>
+        <w:rPr>
+          <w:b w:val="0"/>
+        </w:rPr>
+        <w:t>Na paro paraṃ nikubbetha, nātimaññetha katthaci naṃ kañci;</w:t>
+      </w:r>
+    </w:p>
+    <w:p>
+      <w:r>
+        <w:rPr>
+          <w:b w:val="0"/>
+        </w:rPr>
+        <w:t>byārosanā paṭighasaññā, nāññamaññassa dukkhamiccheyya.</w:t>
+      </w:r>
+    </w:p>
+    <w:p>
+      <w:r>
+        <w:rPr>
+          <w:b w:val="0"/>
+        </w:rPr>
+        <w:t>Mātā yathā niyaṃ puttaṃ, āyusā ekaputtamanurakkhe;</w:t>
+      </w:r>
+    </w:p>
+    <w:p>
+      <w:r>
+        <w:rPr>
+          <w:b w:val="0"/>
+        </w:rPr>
+        <w:t>evampi sabbabhūtesu, mānasaṃ bhāvaye aparimāṇaṃ.</w:t>
+      </w:r>
+    </w:p>
+    <w:p>
+      <w:r>
+        <w:rPr>
+          <w:b w:val="0"/>
+        </w:rPr>
+        <w:t>Mettañca sabbalokasmiṃ, mānasaṃ bhāvaye aparimāṇaṃ,</w:t>
+      </w:r>
+    </w:p>
+    <w:p>
+      <w:r>
+        <w:rPr>
+          <w:b w:val="0"/>
+        </w:rPr>
+        <w:t>uddhaṃ adho ca tiriyañca, asambādhaṃ averaṃ asapattaṃ.</w:t>
+      </w:r>
+    </w:p>
+    <w:p>
+      <w:r>
+        <w:rPr>
+          <w:b w:val="0"/>
+        </w:rPr>
+        <w:t>Tiṭṭhaṃ caraṃ nisinno vā, sayāno vā yāvat'assa vigatamiddho,</w:t>
+      </w:r>
+    </w:p>
+    <w:p>
+      <w:r>
+        <w:rPr>
+          <w:b w:val="0"/>
+        </w:rPr>
+        <w:t>etaṃ satiṃ adhiṭṭheyya, brahmametaṃ vihāraṃ idhamāhu.</w:t>
+      </w:r>
+    </w:p>
+    <w:p>
+      <w:r>
+        <w:rPr>
+          <w:b w:val="0"/>
+        </w:rPr>
+        <w:t>Diṭṭhiñca anupagamma, sīlavā dassanena sampanno,</w:t>
+      </w:r>
+    </w:p>
+    <w:p>
+      <w:r>
+        <w:rPr>
+          <w:b w:val="0"/>
+        </w:rPr>
+        <w:t>kāmesu vineyya gedhaṃ, na hi jātu gabbhaseyyaṃ punaretīti.</w:t>
+      </w:r>
+    </w:p>
+    <w:p>
+      <w:r>
+        <w:rPr>
+          <w:b/>
+        </w:rPr>
+        <w:t>★核心段落</w:t>
+      </w:r>
+      <w:r>
+        <w:rPr>
+          <w:b w:val="0"/>
+        </w:rPr>
+        <w:t>（必读）【本周朗读段】</w:t>
+      </w:r>
+    </w:p>
+    <w:p>
+      <w:r>
+        <w:rPr>
+          <w:b w:val="0"/>
+        </w:rPr>
+        <w:t>【中文翻译】</w:t>
+      </w:r>
+    </w:p>
+    <w:p>
+      <w:r>
+        <w:rPr>
+          <w:b w:val="0"/>
+        </w:rPr>
+        <w:t>善求义利、领悟寂静境界后应当作：</w:t>
+      </w:r>
+    </w:p>
+    <w:p>
+      <w:r>
+        <w:rPr>
+          <w:b w:val="0"/>
+        </w:rPr>
+        <w:t>有能力、正直、诚实，顺从、柔和、不骄慢；</w:t>
+      </w:r>
+    </w:p>
+    <w:p>
+      <w:r>
+        <w:rPr>
+          <w:b w:val="0"/>
+        </w:rPr>
+        <w:t>知足、易扶养，少事务、生活简朴，</w:t>
+      </w:r>
+    </w:p>
+    <w:p>
+      <w:r>
+        <w:rPr>
+          <w:b w:val="0"/>
+        </w:rPr>
+        <w:t>诸根寂静、贤明，不无礼与不贪著居家；</w:t>
+      </w:r>
+    </w:p>
+    <w:p>
+      <w:r>
+        <w:rPr>
+          <w:b w:val="0"/>
+        </w:rPr>
+        <w:t>只要会遭智者谴责，即使是小事也不做。</w:t>
+      </w:r>
+    </w:p>
+    <w:p>
+      <w:r>
+        <w:rPr>
+          <w:b w:val="0"/>
+        </w:rPr>
+        <w:t>愿一切有情幸福、安稳！自有其乐！</w:t>
+      </w:r>
+    </w:p>
+    <w:p>
+      <w:r>
+        <w:rPr>
+          <w:b w:val="0"/>
+        </w:rPr>
+        <w:t>凡所有的有情生类，动摇的或不动的，毫无遗漏，</w:t>
+      </w:r>
+    </w:p>
+    <w:p>
+      <w:r>
+        <w:rPr>
+          <w:b w:val="0"/>
+        </w:rPr>
+        <w:t>长的或大的，中的、短的、细的或粗的，</w:t>
+      </w:r>
+    </w:p>
+    <w:p>
+      <w:r>
+        <w:rPr>
+          <w:b w:val="0"/>
+        </w:rPr>
+        <w:t>凡是见到的或没见到的，住在远方或近处的，</w:t>
+      </w:r>
+    </w:p>
+    <w:p>
+      <w:r>
+        <w:rPr>
+          <w:b w:val="0"/>
+        </w:rPr>
+        <w:t>已生的或寻求出生的，愿一切有情自有其乐！</w:t>
+      </w:r>
+    </w:p>
+    <w:p>
+      <w:r>
+        <w:rPr>
+          <w:b w:val="0"/>
+        </w:rPr>
+        <w:t>不要有人欺骗他人，不要轻视任何地方的任何人，</w:t>
+      </w:r>
+    </w:p>
+    <w:p>
+      <w:r>
+        <w:rPr>
+          <w:b w:val="0"/>
+        </w:rPr>
+        <w:t>不要以忿怒、瞋恚想，而彼此希望对方受苦！</w:t>
+      </w:r>
+    </w:p>
+    <w:p>
+      <w:r>
+        <w:rPr>
+          <w:b w:val="0"/>
+        </w:rPr>
+        <w:t>正如母亲对待自己的儿子，会以生命来保护唯一的儿子；</w:t>
+      </w:r>
+    </w:p>
+    <w:p>
+      <w:r>
+        <w:rPr>
+          <w:b w:val="0"/>
+        </w:rPr>
+        <w:t>也如此对一切生类培育无量之心！</w:t>
+      </w:r>
+    </w:p>
+    <w:p>
+      <w:r>
+        <w:rPr>
+          <w:b w:val="0"/>
+        </w:rPr>
+        <w:t>以慈爱对一切世界培育无量之心，</w:t>
+      </w:r>
+    </w:p>
+    <w:p>
+      <w:r>
+        <w:rPr>
+          <w:b w:val="0"/>
+        </w:rPr>
+        <w:t>上方、下方及四方，无障碍、无怨恨、无敌对！</w:t>
+      </w:r>
+    </w:p>
+    <w:p>
+      <w:r>
+        <w:rPr>
+          <w:b w:val="0"/>
+        </w:rPr>
+        <w:t>站立、行走、坐着或躺卧，只要他离开睡眠，皆应确立如此之念，</w:t>
+      </w:r>
+    </w:p>
+    <w:p>
+      <w:r>
+        <w:rPr>
+          <w:b w:val="0"/>
+        </w:rPr>
+        <w:t>这是他们于此所说的梵住。</w:t>
+      </w:r>
+    </w:p>
+    <w:p>
+      <w:r>
+        <w:rPr>
+          <w:b w:val="0"/>
+        </w:rPr>
+        <w:t>不接受邪见，持戒，具足彻见，</w:t>
+      </w:r>
+    </w:p>
+    <w:p>
+      <w:r>
+        <w:rPr>
+          <w:b w:val="0"/>
+        </w:rPr>
+        <w:t>调伏对诸欲的贪求，确定不会再投胎！</w:t>
+      </w:r>
+    </w:p>
+    <w:p>
+      <w:r>
+        <w:rPr>
+          <w:b w:val="0"/>
+        </w:rPr>
+        <w:t>——应作慈爱经结束</w:t>
+      </w:r>
+    </w:p>
+    <w:p>
+      <w:r>
+        <w:rPr>
+          <w:b/>
           <w:color w:val="1F3864"/>
-          <w:sz w:val="21"/>
-        </w:rPr>
-        <w:t xml:space="preserve">• </w:t>
-      </w:r>
-      <w:r>
-        <w:rPr>
-          <w:b/>
-          <w:sz w:val="21"/>
-        </w:rPr>
-        <w:t>标题</w:t>
-      </w:r>
-      <w:r>
-        <w:rPr>
-          <w:sz w:val="21"/>
-        </w:rPr>
-        <w:t>：如来禅修学体系81-摄心所分别34-正命&amp;悲&amp;慈-古源尊者（课件）</w:t>
+          <w:sz w:val="23"/>
+        </w:rPr>
+        <w:t>原文材料②：什么是慈心（慈心所的定义）</w:t>
       </w:r>
     </w:p>
     <w:p>
       <w:pPr>
-        <w:ind w:left="340"/>
+        <w:ind w:left="170"/>
+        <w:pBdr>
+          <w:left w:val="single" w:sz="18" w:space="4" w:color="1F3864"/>
+        </w:pBdr>
+        <w:shd w:val="clear" w:fill="F2F5FA"/>
       </w:pPr>
       <w:r>
         <w:rPr>
-          <w:color w:val="1F3864"/>
-          <w:sz w:val="21"/>
-        </w:rPr>
-        <w:t xml:space="preserve">• </w:t>
-      </w:r>
-      <w:r>
-        <w:rPr>
           <w:b/>
-          <w:sz w:val="21"/>
-        </w:rPr>
-        <w:t>文件类型</w:t>
-      </w:r>
-      <w:r>
-        <w:rPr>
-          <w:sz w:val="21"/>
-        </w:rPr>
-        <w:t>：PDF课件（文字版）</w:t>
+        </w:rPr>
+        <w:t>段落优先级</w:t>
+      </w:r>
+      <w:r>
+        <w:rPr>
+          <w:b w:val="0"/>
+        </w:rPr>
+        <w:t>：★核心必读（时间不够时只读这段）｜◈可选（时间富余时读）</w:t>
       </w:r>
     </w:p>
     <w:p>
       <w:pPr>
-        <w:ind w:left="340"/>
+        <w:pStyle w:val="ListBullet"/>
       </w:pPr>
       <w:r>
         <w:rPr>
-          <w:color w:val="1F3864"/>
-          <w:sz w:val="21"/>
-        </w:rPr>
-        <w:t xml:space="preserve">• </w:t>
-      </w:r>
-      <w:r>
-        <w:rPr>
           <w:b/>
-          <w:sz w:val="21"/>
-        </w:rPr>
-        <w:t>media_id</w:t>
-      </w:r>
-      <w:r>
-        <w:rPr>
-          <w:sz w:val="21"/>
-        </w:rPr>
-        <w:t>：`pdf_d0dd1c0cd17209afe241ece24bf6b7b4_697b9a684c6cbfe3f5f6a17ae60a4c957439961422831605`</w:t>
+        </w:rPr>
+        <w:t>标题</w:t>
+      </w:r>
+      <w:r>
+        <w:rPr>
+          <w:b w:val="0"/>
+        </w:rPr>
+        <w:t>：如来禅修学体系81-摄心所分别34-正命&amp;悲&amp;慈-古源尊者（课件）</w:t>
       </w:r>
     </w:p>
     <w:p>
       <w:pPr>
-        <w:ind w:left="340"/>
+        <w:pStyle w:val="ListBullet"/>
       </w:pPr>
       <w:r>
         <w:rPr>
-          <w:color w:val="1F3864"/>
-          <w:sz w:val="21"/>
-        </w:rPr>
-        <w:t xml:space="preserve">• </w:t>
-      </w:r>
-      <w:r>
-        <w:rPr>
           <w:b/>
-          <w:sz w:val="21"/>
-        </w:rPr>
-        <w:t>打开方式</w:t>
-      </w:r>
-      <w:r>
-        <w:rPr>
-          <w:sz w:val="21"/>
-        </w:rPr>
-        <w:t>：ima知识库搜索「如来禅修学体系81」即可打开</w:t>
+        </w:rPr>
+        <w:t>文件类型</w:t>
+      </w:r>
+      <w:r>
+        <w:rPr>
+          <w:b w:val="0"/>
+        </w:rPr>
+        <w:t>：PDF课件（文字版）</w:t>
       </w:r>
     </w:p>
     <w:p>
       <w:pPr>
-        <w:spacing w:before="40" w:after="80"/>
-        <w:ind w:left="283"/>
-        <w:shd w:val="clear" w:color="auto" w:fill="EEF2F8"/>
-        <w:pBdr>
-          <w:left w:val="single" w:sz="20" w:space="6" w:color="1F3864"/>
-        </w:pBdr>
+        <w:pStyle w:val="ListBullet"/>
       </w:pPr>
       <w:r>
         <w:rPr>
-          <w:sz w:val="20"/>
-        </w:rPr>
-        <w:t xml:space="preserve">📎 </w:t>
-      </w:r>
-      <w:r>
-        <w:rPr>
           <w:b/>
-          <w:sz w:val="20"/>
-        </w:rPr>
-        <w:t>完整原文见《原文全集》第五部分（如来禅修学体系81：慈心所、悲心所）</w:t>
-      </w:r>
-      <w:r>
-        <w:rPr>
-          <w:sz w:val="20"/>
-        </w:rPr>
-        <w:t>，以下为课件完整文字（从原文全集复制，未删改）：</w:t>
-      </w:r>
-    </w:p>
-    <w:p>
-      <w:r>
-        <w:rPr>
-          <w:b/>
-          <w:sz w:val="21"/>
-        </w:rPr>
-        <w:t>礼敬佛陀</w:t>
-      </w:r>
-    </w:p>
-    <w:p>
-      <w:r>
-        <w:rPr>
-          <w:sz w:val="21"/>
-        </w:rPr>
-        <w:t>Namo tassa bhagavato arahato sammā-sambuddhassa（x3）</w:t>
-      </w:r>
-    </w:p>
-    <w:p>
-      <w:r>
-        <w:rPr>
-          <w:sz w:val="21"/>
-        </w:rPr>
-        <w:t>礼敬那位世尊、阿拉汉、正自觉者</w:t>
-      </w:r>
-    </w:p>
-    <w:p>
-      <w:r>
-        <w:rPr>
-          <w:b/>
-          <w:sz w:val="21"/>
-        </w:rPr>
-        <w:t>◈扩展段落</w:t>
-      </w:r>
-      <w:r>
-        <w:rPr>
-          <w:sz w:val="21"/>
-        </w:rPr>
-        <w:t>（可选）【默读／选读／延伸】</w:t>
-      </w:r>
-    </w:p>
-    <w:p>
-      <w:r>
-        <w:rPr>
-          <w:b/>
-          <w:sz w:val="21"/>
-        </w:rPr>
-        <w:t>一、悲（karuṇā）</w:t>
+        </w:rPr>
+        <w:t>media_id</w:t>
+      </w:r>
+      <w:r>
+        <w:rPr>
+          <w:b w:val="0"/>
+        </w:rPr>
+        <w:t>：pdf_d0dd1c0cd17209afe241ece24bf6b7b4_697b9a684c6cbfe3f5f6a17ae60a4c957439961422831605</w:t>
       </w:r>
     </w:p>
     <w:p>
       <w:pPr>
-        <w:ind w:left="340"/>
+        <w:pStyle w:val="ListBullet"/>
       </w:pPr>
       <w:r>
         <w:rPr>
-          <w:color w:val="1F3864"/>
-          <w:sz w:val="21"/>
-        </w:rPr>
-        <w:t xml:space="preserve">• </w:t>
-      </w:r>
-      <w:r>
-        <w:rPr>
-          <w:sz w:val="21"/>
-        </w:rPr>
-        <w:t>特相／作用：希望拔除有情的痛苦；不忍别人受苦。</w:t>
+          <w:b/>
+        </w:rPr>
+        <w:t>打开方式</w:t>
+      </w:r>
+      <w:r>
+        <w:rPr>
+          <w:b w:val="0"/>
+        </w:rPr>
+        <w:t>：ima知识库搜索「如来禅修学体系81」即可打开</w:t>
       </w:r>
     </w:p>
     <w:p>
       <w:pPr>
-        <w:ind w:left="340"/>
+        <w:ind w:left="170"/>
+        <w:pBdr>
+          <w:left w:val="single" w:sz="18" w:space="4" w:color="1F3864"/>
+        </w:pBdr>
+        <w:shd w:val="clear" w:fill="F2F5FA"/>
       </w:pPr>
       <w:r>
         <w:rPr>
-          <w:color w:val="1F3864"/>
-          <w:sz w:val="21"/>
-        </w:rPr>
-        <w:t xml:space="preserve">• </w:t>
-      </w:r>
-      <w:r>
-        <w:rPr>
-          <w:sz w:val="21"/>
-        </w:rPr>
-        <w:t>现起：（1）与恼害有情相反（现起为表现）；（2）不恼害有情（现起为果）。</w:t>
+          <w:b w:val="0"/>
+        </w:rPr>
+        <w:t xml:space="preserve">📎 </w:t>
+      </w:r>
+      <w:r>
+        <w:rPr>
+          <w:b/>
+        </w:rPr>
+        <w:t>完整原文见《原文全集》第五部分（如来禅修学体系81：慈心所、悲心所）</w:t>
+      </w:r>
+      <w:r>
+        <w:rPr>
+          <w:b w:val="0"/>
+        </w:rPr>
+        <w:t>，以下为课件完整文字（从原文全集复制，未删改）：</w:t>
+      </w:r>
+    </w:p>
+    <w:p>
+      <w:r>
+        <w:rPr>
+          <w:b/>
+        </w:rPr>
+        <w:t>礼敬佛陀</w:t>
+      </w:r>
+    </w:p>
+    <w:p>
+      <w:r>
+        <w:rPr>
+          <w:b w:val="0"/>
+        </w:rPr>
+        <w:t>Namo tassa bhagavato arahato sammā-sambuddhassa（x3）</w:t>
+      </w:r>
+    </w:p>
+    <w:p>
+      <w:r>
+        <w:rPr>
+          <w:b w:val="0"/>
+        </w:rPr>
+        <w:t>礼敬那位世尊、阿拉汉、正自觉者</w:t>
+      </w:r>
+    </w:p>
+    <w:p>
+      <w:r>
+        <w:rPr>
+          <w:b/>
+        </w:rPr>
+        <w:t>◈扩展段落</w:t>
+      </w:r>
+      <w:r>
+        <w:rPr>
+          <w:b w:val="0"/>
+        </w:rPr>
+        <w:t>（可选）【默读／选读／延伸】</w:t>
+      </w:r>
+    </w:p>
+    <w:p>
+      <w:r>
+        <w:rPr>
+          <w:b/>
+        </w:rPr>
+        <w:t>一、悲（karuṇā）</w:t>
       </w:r>
     </w:p>
     <w:p>
       <w:pPr>
-        <w:ind w:left="340"/>
+        <w:pStyle w:val="ListBullet"/>
       </w:pPr>
       <w:r>
         <w:rPr>
-          <w:color w:val="1F3864"/>
-          <w:sz w:val="21"/>
-        </w:rPr>
-        <w:t xml:space="preserve">• </w:t>
-      </w:r>
-      <w:r>
-        <w:rPr>
-          <w:sz w:val="21"/>
-        </w:rPr>
-        <w:t>以如理作意见有情无所归依，为众苦所迫。</w:t>
+          <w:b w:val="0"/>
+        </w:rPr>
+        <w:t>特相／作用：希望拔除有情的痛苦；不忍别人受苦。</w:t>
       </w:r>
     </w:p>
     <w:p>
       <w:pPr>
-        <w:ind w:left="340"/>
+        <w:pStyle w:val="ListBullet"/>
       </w:pPr>
       <w:r>
         <w:rPr>
-          <w:color w:val="1F3864"/>
-          <w:sz w:val="21"/>
-        </w:rPr>
-        <w:t xml:space="preserve">• </w:t>
-      </w:r>
-      <w:r>
-        <w:rPr>
-          <w:sz w:val="21"/>
-        </w:rPr>
-        <w:t>（注：帕奥西亚多《智慧之光》）</w:t>
-      </w:r>
-    </w:p>
-    <w:p>
-      <w:r>
-        <w:rPr>
-          <w:b/>
-          <w:sz w:val="21"/>
-        </w:rPr>
-        <w:t>★核心段落</w:t>
-      </w:r>
-      <w:r>
-        <w:rPr>
-          <w:sz w:val="21"/>
-        </w:rPr>
-        <w:t>（必读）【本周朗读段】</w:t>
-      </w:r>
-    </w:p>
-    <w:p>
-      <w:r>
-        <w:rPr>
-          <w:b/>
-          <w:sz w:val="21"/>
-        </w:rPr>
-        <w:t>二、慈心所（无量心所之一）</w:t>
+          <w:b w:val="0"/>
+        </w:rPr>
+        <w:t>现起：（1）与恼害有情相反（现起为表现）；（2）不恼害有情（现起为果）。</w:t>
       </w:r>
     </w:p>
     <w:p>
       <w:pPr>
-        <w:ind w:left="340"/>
+        <w:pStyle w:val="ListBullet"/>
       </w:pPr>
       <w:r>
         <w:rPr>
-          <w:color w:val="1F3864"/>
-          <w:sz w:val="21"/>
-        </w:rPr>
-        <w:t xml:space="preserve">• </w:t>
-      </w:r>
-      <w:r>
-        <w:rPr>
-          <w:sz w:val="21"/>
-        </w:rPr>
-        <w:t>特相：希望及致力于诸有情的福利。</w:t>
+          <w:b w:val="0"/>
+        </w:rPr>
+        <w:t>以如理作意见有情无所归依，为众苦所迫。</w:t>
       </w:r>
     </w:p>
     <w:p>
       <w:pPr>
-        <w:ind w:left="340"/>
+        <w:pStyle w:val="ListBullet"/>
       </w:pPr>
       <w:r>
         <w:rPr>
-          <w:color w:val="1F3864"/>
-          <w:sz w:val="21"/>
-        </w:rPr>
-        <w:t xml:space="preserve">• </w:t>
-      </w:r>
-      <w:r>
-        <w:rPr>
-          <w:sz w:val="21"/>
-        </w:rPr>
-        <w:t>作用：带给诸有情利益。</w:t>
+          <w:b w:val="0"/>
+        </w:rPr>
+        <w:t>（注：帕奥西亚多《智慧之光》）</w:t>
+      </w:r>
+    </w:p>
+    <w:p>
+      <w:r>
+        <w:rPr>
+          <w:b/>
+        </w:rPr>
+        <w:t>★核心段落</w:t>
+      </w:r>
+      <w:r>
+        <w:rPr>
+          <w:b w:val="0"/>
+        </w:rPr>
+        <w:t>（必读）【本周朗读段】</w:t>
+      </w:r>
+    </w:p>
+    <w:p>
+      <w:r>
+        <w:rPr>
+          <w:b/>
+        </w:rPr>
+        <w:t>二、慈心所（无量心所之一）</w:t>
       </w:r>
     </w:p>
     <w:p>
       <w:pPr>
-        <w:ind w:left="340"/>
+        <w:pStyle w:val="ListBullet"/>
       </w:pPr>
       <w:r>
         <w:rPr>
-          <w:color w:val="1F3864"/>
-          <w:sz w:val="21"/>
-        </w:rPr>
-        <w:t xml:space="preserve">• </w:t>
-      </w:r>
-      <w:r>
-        <w:rPr>
-          <w:sz w:val="21"/>
-        </w:rPr>
-        <w:t>现起：去除瞋恨。</w:t>
+          <w:b w:val="0"/>
+        </w:rPr>
+        <w:t>特相：希望及致力于诸有情的福利。</w:t>
       </w:r>
     </w:p>
     <w:p>
       <w:pPr>
-        <w:ind w:left="340"/>
+        <w:pStyle w:val="ListBullet"/>
       </w:pPr>
       <w:r>
         <w:rPr>
-          <w:color w:val="1F3864"/>
-          <w:sz w:val="21"/>
-        </w:rPr>
-        <w:t xml:space="preserve">• </w:t>
-      </w:r>
-      <w:r>
-        <w:rPr>
-          <w:sz w:val="21"/>
-        </w:rPr>
-        <w:t>以如理作意见有情的优点。</w:t>
+          <w:b w:val="0"/>
+        </w:rPr>
+        <w:t>作用：带给诸有情利益。</w:t>
       </w:r>
     </w:p>
     <w:p>
       <w:pPr>
-        <w:spacing w:before="40" w:after="80"/>
-        <w:ind w:left="283"/>
-        <w:shd w:val="clear" w:color="auto" w:fill="EEF2F8"/>
-        <w:pBdr>
-          <w:left w:val="single" w:sz="20" w:space="6" w:color="1F3864"/>
-        </w:pBdr>
+        <w:pStyle w:val="ListBullet"/>
       </w:pPr>
       <w:r>
         <w:rPr>
-          <w:sz w:val="20"/>
-        </w:rPr>
-        <w:t>（图中另标注：无量心所之"因组/果组"，慈、悲俱属无量心所；悲——以如理作意见有情无所归依，为众苦所迫；慈——以如理作意见有情的优点。帕奥西亚多《智慧之光》为悲心所注出。）</w:t>
+          <w:b w:val="0"/>
+        </w:rPr>
+        <w:t>现起：去除瞋恨。</w:t>
       </w:r>
     </w:p>
     <w:p>
       <w:pPr>
-        <w:spacing w:before="120" w:after="80"/>
+        <w:pStyle w:val="ListBullet"/>
       </w:pPr>
       <w:r>
         <w:rPr>
-          <w:rFonts w:ascii="Microsoft YaHei" w:hAnsi="Microsoft YaHei" w:eastAsia="Microsoft YaHei"/>
-          <w:b/>
-          <w:color w:val="1F3864"/>
-          <w:sz w:val="25"/>
-        </w:rPr>
-        <w:t>原文材料③：为何先对自己——推己及人与四句祝福语</w:t>
+          <w:b w:val="0"/>
+        </w:rPr>
+        <w:t>以如理作意见有情的优点。</w:t>
       </w:r>
     </w:p>
     <w:p>
       <w:pPr>
-        <w:spacing w:before="40" w:after="80"/>
-        <w:ind w:left="283"/>
-        <w:shd w:val="clear" w:color="auto" w:fill="EEF2F8"/>
+        <w:ind w:left="170"/>
         <w:pBdr>
-          <w:left w:val="single" w:sz="20" w:space="6" w:color="1F3864"/>
+          <w:left w:val="single" w:sz="18" w:space="4" w:color="1F3864"/>
         </w:pBdr>
+        <w:shd w:val="clear" w:fill="F2F5FA"/>
       </w:pPr>
       <w:r>
         <w:rPr>
+          <w:b w:val="0"/>
+        </w:rPr>
+        <w:t>（图中另标注：无量心所之"因组/果组"，慈、悲俱属无量心所；悲——以如理作意见有情无所归依，为众苦所迫；慈——以如理作意见有情的优点。帕奥西亚多《智慧之光》为悲心所注出。）</w:t>
+      </w:r>
+    </w:p>
+    <w:p>
+      <w:r>
+        <w:rPr>
           <w:b/>
-          <w:sz w:val="20"/>
-        </w:rPr>
-        <w:t>段落优先级</w:t>
-      </w:r>
-      <w:r>
-        <w:rPr>
-          <w:sz w:val="20"/>
-        </w:rPr>
-        <w:t>：★核心必读（时间不够时只读这段）｜◈可选（时间富余时读）</w:t>
+          <w:color w:val="1F3864"/>
+          <w:sz w:val="23"/>
+        </w:rPr>
+        <w:t>原文材料③：为何先对自己——推己及人与四句祝福语</w:t>
       </w:r>
     </w:p>
     <w:p>
       <w:pPr>
-        <w:ind w:left="340"/>
+        <w:ind w:left="170"/>
+        <w:pBdr>
+          <w:left w:val="single" w:sz="18" w:space="4" w:color="1F3864"/>
+        </w:pBdr>
+        <w:shd w:val="clear" w:fill="F2F5FA"/>
       </w:pPr>
       <w:r>
         <w:rPr>
-          <w:color w:val="1F3864"/>
-          <w:sz w:val="21"/>
-        </w:rPr>
-        <w:t xml:space="preserve">• </w:t>
-      </w:r>
-      <w:r>
-        <w:rPr>
           <w:b/>
-          <w:sz w:val="21"/>
-        </w:rPr>
-        <w:t>标题</w:t>
-      </w:r>
-      <w:r>
-        <w:rPr>
-          <w:sz w:val="21"/>
-        </w:rPr>
-        <w:t>：第188讲 应用(摄集36)：三十七道品╱苦之集［法念处·五盖(二)］</w:t>
+        </w:rPr>
+        <w:t>段落优先级</w:t>
+      </w:r>
+      <w:r>
+        <w:rPr>
+          <w:b w:val="0"/>
+        </w:rPr>
+        <w:t>：★核心必读（时间不够时只读这段）｜◈可选（时间富余时读）</w:t>
       </w:r>
     </w:p>
     <w:p>
       <w:pPr>
-        <w:ind w:left="340"/>
+        <w:pStyle w:val="ListBullet"/>
       </w:pPr>
       <w:r>
         <w:rPr>
-          <w:color w:val="1F3864"/>
-          <w:sz w:val="21"/>
-        </w:rPr>
-        <w:t xml:space="preserve">• </w:t>
-      </w:r>
-      <w:r>
-        <w:rPr>
           <w:b/>
-          <w:sz w:val="21"/>
-        </w:rPr>
-        <w:t>文件类型</w:t>
-      </w:r>
-      <w:r>
-        <w:rPr>
-          <w:sz w:val="21"/>
-        </w:rPr>
-        <w:t>：PDF课件（文字版）</w:t>
+        </w:rPr>
+        <w:t>标题</w:t>
+      </w:r>
+      <w:r>
+        <w:rPr>
+          <w:b w:val="0"/>
+        </w:rPr>
+        <w:t>：第188讲 应用(摄集36)：三十七道品╱苦之集［法念处·五盖(二)］</w:t>
       </w:r>
     </w:p>
     <w:p>
       <w:pPr>
-        <w:ind w:left="340"/>
+        <w:pStyle w:val="ListBullet"/>
       </w:pPr>
       <w:r>
         <w:rPr>
-          <w:color w:val="1F3864"/>
-          <w:sz w:val="21"/>
-        </w:rPr>
-        <w:t xml:space="preserve">• </w:t>
-      </w:r>
-      <w:r>
-        <w:rPr>
           <w:b/>
-          <w:sz w:val="21"/>
-        </w:rPr>
-        <w:t>知识库出处</w:t>
-      </w:r>
-      <w:r>
-        <w:rPr>
-          <w:sz w:val="21"/>
-        </w:rPr>
-        <w:t>：知识库「古源尊者开示及上座部佛教资料」</w:t>
+        </w:rPr>
+        <w:t>文件类型</w:t>
+      </w:r>
+      <w:r>
+        <w:rPr>
+          <w:b w:val="0"/>
+        </w:rPr>
+        <w:t>：PDF课件（文字版）</w:t>
       </w:r>
     </w:p>
     <w:p>
       <w:pPr>
-        <w:ind w:left="340"/>
+        <w:pStyle w:val="ListBullet"/>
       </w:pPr>
       <w:r>
         <w:rPr>
-          <w:color w:val="1F3864"/>
-          <w:sz w:val="21"/>
-        </w:rPr>
-        <w:t xml:space="preserve">• </w:t>
-      </w:r>
-      <w:r>
-        <w:rPr>
           <w:b/>
-          <w:sz w:val="21"/>
-        </w:rPr>
-        <w:t>media_id</w:t>
-      </w:r>
-      <w:r>
-        <w:rPr>
-          <w:sz w:val="21"/>
-        </w:rPr>
-        <w:t>：`pdf_d0dd1c0cd17209afe241ece24bf6b7b4_8756345fd0a00413a8492cfe6029a60e7439961422831605`</w:t>
+        </w:rPr>
+        <w:t>知识库出处</w:t>
+      </w:r>
+      <w:r>
+        <w:rPr>
+          <w:b w:val="0"/>
+        </w:rPr>
+        <w:t>：知识库「古源尊者开示及上座部佛教资料」</w:t>
       </w:r>
     </w:p>
     <w:p>
       <w:pPr>
-        <w:ind w:left="340"/>
+        <w:pStyle w:val="ListBullet"/>
       </w:pPr>
       <w:r>
         <w:rPr>
-          <w:color w:val="1F3864"/>
-          <w:sz w:val="21"/>
-        </w:rPr>
-        <w:t xml:space="preserve">• </w:t>
-      </w:r>
-      <w:r>
-        <w:rPr>
           <w:b/>
-          <w:sz w:val="21"/>
-        </w:rPr>
-        <w:t>打开方式</w:t>
-      </w:r>
-      <w:r>
-        <w:rPr>
-          <w:sz w:val="21"/>
-        </w:rPr>
-        <w:t>：ima知识库搜索「第188讲 五盖」即可打开</w:t>
+        </w:rPr>
+        <w:t>media_id</w:t>
+      </w:r>
+      <w:r>
+        <w:rPr>
+          <w:b w:val="0"/>
+        </w:rPr>
+        <w:t>：pdf_d0dd1c0cd17209afe241ece24bf6b7b4_8756345fd0a00413a8492cfe6029a60e7439961422831605</w:t>
       </w:r>
     </w:p>
     <w:p>
       <w:pPr>
-        <w:spacing w:before="40" w:after="80"/>
-        <w:ind w:left="283"/>
-        <w:shd w:val="clear" w:color="auto" w:fill="EEF2F8"/>
-        <w:pBdr>
-          <w:left w:val="single" w:sz="20" w:space="6" w:color="1F3864"/>
-        </w:pBdr>
+        <w:pStyle w:val="ListBullet"/>
       </w:pPr>
       <w:r>
         <w:rPr>
-          <w:sz w:val="20"/>
-        </w:rPr>
-        <w:t xml:space="preserve">📎 </w:t>
-      </w:r>
-      <w:r>
-        <w:rPr>
           <w:b/>
-          <w:sz w:val="20"/>
-        </w:rPr>
-        <w:t>完整原文见《原文全集》第一部分（第188讲）·（四）如何修习慈心</w:t>
-      </w:r>
-      <w:r>
-        <w:rPr>
-          <w:sz w:val="20"/>
-        </w:rPr>
-        <w:t>，以下为章节完整文字（从原文全集复制，未删改）：</w:t>
-      </w:r>
-    </w:p>
-    <w:p>
-      <w:r>
-        <w:rPr>
-          <w:b/>
-          <w:sz w:val="21"/>
-        </w:rPr>
-        <w:t>★核心段落</w:t>
-      </w:r>
-      <w:r>
-        <w:rPr>
-          <w:sz w:val="21"/>
-        </w:rPr>
-        <w:t>（必读）【本周朗读段】</w:t>
-      </w:r>
-    </w:p>
-    <w:p>
-      <w:r>
-        <w:rPr>
-          <w:sz w:val="21"/>
-        </w:rPr>
-        <w:t>所以，如果你已经修成十种遍禅八种定，也应该在每次禅修时先进入第四禅，比如白遍第四禅，当定力很强时，定力之光非常明亮。出定之后先以四种方式向自己散播慈爱，即：愿我没有仇敌，愿我没有内心的痛苦，愿我没有身体的痛苦，愿我拥有自己的快乐（Averā homi，Abyāpajjhā homi，Anāghā homi，Sukhā attānaṃ pariharāmi）。这样给自己散播慈爱几遍。</w:t>
-      </w:r>
-    </w:p>
-    <w:p>
-      <w:r>
-        <w:rPr>
-          <w:sz w:val="21"/>
-        </w:rPr>
-        <w:t>对自己散播慈爱不能证得禅那，但是可以感受到对自己散播慈爱带来的愉悦。这样做，是为了能推己及人。愿自己没有怨敌，没有内心的痛苦，没有身体的痛苦，拥有自己的快乐，自己如此希望，并能感受到，就要推己及人。我们希望自己快乐，别人同样希望他们自己快乐。</w:t>
-      </w:r>
-    </w:p>
-    <w:p>
-      <w:r>
-        <w:rPr>
-          <w:b/>
-          <w:sz w:val="21"/>
-        </w:rPr>
-        <w:t>◈扩展段落</w:t>
-      </w:r>
-      <w:r>
-        <w:rPr>
-          <w:sz w:val="21"/>
-        </w:rPr>
-        <w:t>（可选）【默读／选读／延伸】</w:t>
-      </w:r>
-    </w:p>
-    <w:p>
-      <w:r>
-        <w:rPr>
-          <w:sz w:val="21"/>
-        </w:rPr>
-        <w:t>如果定力不够，比如普通人还没有定力，你就取他的影像，影像不完整没关系，但一定要取到他的笑容，然后用四种方式向他散播慈爱，Averā hontu，Abyāpajjhā hontu，Anāghā hontu，Sukhā attānaṃ pariharatu。愿这位善者没有怨敌，愿这位善者没有内心的痛苦，愿这位善者没有身体的痛苦，愿这位善者拥有自己的快乐。</w:t>
+        </w:rPr>
+        <w:t>打开方式</w:t>
+      </w:r>
+      <w:r>
+        <w:rPr>
+          <w:b w:val="0"/>
+        </w:rPr>
+        <w:t>：ima知识库搜索「第188讲 五盖」即可打开</w:t>
       </w:r>
     </w:p>
     <w:p>
       <w:pPr>
-        <w:spacing w:before="40" w:after="80"/>
-        <w:ind w:left="283"/>
-        <w:shd w:val="clear" w:color="auto" w:fill="EEF2F8"/>
+        <w:ind w:left="170"/>
         <w:pBdr>
-          <w:left w:val="single" w:sz="20" w:space="6" w:color="1F3864"/>
+          <w:left w:val="single" w:sz="18" w:space="4" w:color="1F3864"/>
         </w:pBdr>
+        <w:shd w:val="clear" w:fill="F2F5FA"/>
       </w:pPr>
       <w:r>
         <w:rPr>
-          <w:sz w:val="20"/>
-        </w:rPr>
-        <w:t>💡 主持人注意：四句祝福语有两种版本——对自己念用 homi（愿我……），对他人念用 hontu（愿他/这位善者……）。本周的练习环节念的是"愿我"版本，不展开巴利语法，照读即可。</w:t>
+          <w:b w:val="0"/>
+        </w:rPr>
+        <w:t xml:space="preserve">📎 </w:t>
+      </w:r>
+      <w:r>
+        <w:rPr>
+          <w:b/>
+        </w:rPr>
+        <w:t>完整原文见《原文全集》第一部分（第188讲）·（四）如何修习慈心</w:t>
+      </w:r>
+      <w:r>
+        <w:rPr>
+          <w:b w:val="0"/>
+        </w:rPr>
+        <w:t>，以下为章节完整文字（从原文全集复制，未删改）：</w:t>
+      </w:r>
+    </w:p>
+    <w:p>
+      <w:r>
+        <w:rPr>
+          <w:b/>
+        </w:rPr>
+        <w:t>★核心段落</w:t>
+      </w:r>
+      <w:r>
+        <w:rPr>
+          <w:b w:val="0"/>
+        </w:rPr>
+        <w:t>（必读）【本周朗读段】</w:t>
+      </w:r>
+    </w:p>
+    <w:p>
+      <w:r>
+        <w:rPr>
+          <w:b w:val="0"/>
+        </w:rPr>
+        <w:t>所以，如果你已经修成十种遍禅八种定，也应该在每次禅修时先进入第四禅，比如白遍第四禅，当定力很强时，定力之光非常明亮。出定之后先以四种方式向自己散播慈爱，即：愿我没有仇敌，愿我没有内心的痛苦，愿我没有身体的痛苦，愿我拥有自己的快乐（Averā homi，Abyāpajjhā homi，Anāghā homi，Sukhā attānaṃ pariharāmi）。这样给自己散播慈爱几遍。</w:t>
+      </w:r>
+    </w:p>
+    <w:p>
+      <w:r>
+        <w:rPr>
+          <w:b w:val="0"/>
+        </w:rPr>
+        <w:t>对自己散播慈爱不能证得禅那，但是可以感受到对自己散播慈爱带来的愉悦。这样做，是为了能推己及人。愿自己没有怨敌，没有内心的痛苦，没有身体的痛苦，拥有自己的快乐，自己如此希望，并能感受到，就要推己及人。我们希望自己快乐，别人同样希望他们自己快乐。</w:t>
+      </w:r>
+    </w:p>
+    <w:p>
+      <w:r>
+        <w:rPr>
+          <w:b/>
+        </w:rPr>
+        <w:t>◈扩展段落</w:t>
+      </w:r>
+      <w:r>
+        <w:rPr>
+          <w:b w:val="0"/>
+        </w:rPr>
+        <w:t>（可选）【默读／选读／延伸】</w:t>
+      </w:r>
+    </w:p>
+    <w:p>
+      <w:r>
+        <w:rPr>
+          <w:b w:val="0"/>
+        </w:rPr>
+        <w:t>如果定力不够，比如普通人还没有定力，你就取他的影像，影像不完整没关系，但一定要取到他的笑容，然后用四种方式向他散播慈爱，Averā hontu，Abyāpajjhā hontu，Anāghā hontu，Sukhā attānaṃ pariharatu。愿这位善者没有怨敌，愿这位善者没有内心的痛苦，愿这位善者没有身体的痛苦，愿这位善者拥有自己的快乐。</w:t>
       </w:r>
     </w:p>
     <w:p>
       <w:pPr>
-        <w:spacing w:before="160" w:after="80"/>
+        <w:ind w:left="170"/>
+        <w:pBdr>
+          <w:left w:val="single" w:sz="18" w:space="4" w:color="1F3864"/>
+        </w:pBdr>
+        <w:shd w:val="clear" w:fill="F2F5FA"/>
       </w:pPr>
       <w:r>
         <w:rPr>
-          <w:rFonts w:ascii="Microsoft YaHei" w:hAnsi="Microsoft YaHei" w:eastAsia="Microsoft YaHei"/>
+          <w:b w:val="0"/>
+        </w:rPr>
+        <w:t>💡 主持人注意：四句祝福语有两种版本——对自己念用 homi（愿我……），对他人念用 hontu（愿他/这位善者……）。本周的练习环节念的是"愿我"版本，不展开巴利语法，照读即可。</w:t>
+      </w:r>
+    </w:p>
+    <w:p>
+      <w:r>
+        <w:rPr>
           <w:b/>
           <w:color w:val="1F3864"/>
-          <w:sz w:val="28"/>
+          <w:sz w:val="26"/>
         </w:rPr>
         <w:t>💬 第二轮分享（10 min）</w:t>
       </w:r>
@@ -4341,43 +4303,52 @@
       <w:r>
         <w:rPr>
           <w:b/>
-          <w:sz w:val="21"/>
         </w:rPr>
         <w:t>主持人引导</w:t>
       </w:r>
       <w:r>
         <w:rPr>
-          <w:sz w:val="21"/>
+          <w:b w:val="0"/>
         </w:rPr>
         <w:t>：</w:t>
       </w:r>
     </w:p>
     <w:p>
       <w:pPr>
-        <w:spacing w:before="40" w:after="80"/>
-        <w:ind w:left="283"/>
-        <w:shd w:val="clear" w:color="auto" w:fill="EEF2F8"/>
+        <w:ind w:left="170"/>
         <w:pBdr>
-          <w:left w:val="single" w:sz="20" w:space="6" w:color="1F3864"/>
+          <w:left w:val="single" w:sz="18" w:space="4" w:color="1F3864"/>
         </w:pBdr>
+        <w:shd w:val="clear" w:fill="F2F5FA"/>
       </w:pPr>
       <w:r>
         <w:rPr>
-          <w:sz w:val="20"/>
-        </w:rPr>
-        <w:t>请大家轮流分享：经文说"愿一切有情自有其乐"——这个"一切有情"包括你自己吗？平时你会把自己算进"需要祝福的人"里吗？ （主持人先分享，然后轮流。）</w:t>
+          <w:b w:val="0"/>
+        </w:rPr>
+        <w:t>请大家轮流分享：经文说"愿一切有情自有其乐"——这个"一切有情"包括你自己吗？平时你会把自己算进"需要祝福的人"里吗？</w:t>
       </w:r>
     </w:p>
     <w:p>
       <w:pPr>
-        <w:spacing w:before="160" w:after="80"/>
+        <w:ind w:left="170"/>
+        <w:pBdr>
+          <w:left w:val="single" w:sz="18" w:space="4" w:color="1F3864"/>
+        </w:pBdr>
+        <w:shd w:val="clear" w:fill="F2F5FA"/>
       </w:pPr>
       <w:r>
         <w:rPr>
-          <w:rFonts w:ascii="Microsoft YaHei" w:hAnsi="Microsoft YaHei" w:eastAsia="Microsoft YaHei"/>
+          <w:b w:val="0"/>
+        </w:rPr>
+        <w:t>（主持人先分享，然后轮流。）</w:t>
+      </w:r>
+    </w:p>
+    <w:p>
+      <w:r>
+        <w:rPr>
           <w:b/>
           <w:color w:val="1F3864"/>
-          <w:sz w:val="28"/>
+          <w:sz w:val="26"/>
         </w:rPr>
         <w:t>🎯 第二轮主题讨论（10 min）</w:t>
       </w:r>
@@ -4386,13 +4357,12 @@
       <w:r>
         <w:rPr>
           <w:b/>
-          <w:sz w:val="21"/>
         </w:rPr>
         <w:t>主持人引导</w:t>
       </w:r>
       <w:r>
         <w:rPr>
-          <w:sz w:val="21"/>
+          <w:b w:val="0"/>
         </w:rPr>
         <w:t>：朗读问题，让大家讨论。不提供答案。</w:t>
       </w:r>
@@ -4401,970 +4371,782 @@
       <w:r>
         <w:rPr>
           <w:b/>
-          <w:sz w:val="21"/>
         </w:rPr>
         <w:t>讨论问题（按优先级）</w:t>
       </w:r>
       <w:r>
         <w:rPr>
-          <w:sz w:val="21"/>
+          <w:b w:val="0"/>
         </w:rPr>
         <w:t>：</w:t>
       </w:r>
     </w:p>
     <w:p>
       <w:pPr>
-        <w:ind w:left="340"/>
+        <w:pStyle w:val="ListBullet"/>
       </w:pPr>
       <w:r>
         <w:rPr>
-          <w:color w:val="1F3864"/>
-          <w:sz w:val="21"/>
-        </w:rPr>
-        <w:t xml:space="preserve">• </w:t>
-      </w:r>
-      <w:r>
-        <w:rPr>
           <w:b/>
-          <w:sz w:val="21"/>
         </w:rPr>
         <w:t>问题①（★必答，时间不够时只讨论这个）</w:t>
       </w:r>
       <w:r>
         <w:rPr>
-          <w:sz w:val="21"/>
+          <w:b w:val="0"/>
         </w:rPr>
         <w:t>：课件里说慈心的"近因"是"如理作意见有情的优点"——看到优点才能生起祝福。那么，你觉得自己身上有什么优点值得祝福？</w:t>
       </w:r>
     </w:p>
     <w:p>
       <w:pPr>
-        <w:ind w:left="340"/>
+        <w:pStyle w:val="ListBullet"/>
       </w:pPr>
       <w:r>
         <w:rPr>
-          <w:color w:val="1F3864"/>
-          <w:sz w:val="21"/>
-        </w:rPr>
-        <w:t xml:space="preserve">• </w:t>
-      </w:r>
-      <w:r>
-        <w:rPr>
           <w:b/>
-          <w:sz w:val="21"/>
         </w:rPr>
         <w:t>问题②（◈选答）</w:t>
       </w:r>
       <w:r>
         <w:rPr>
-          <w:sz w:val="21"/>
+          <w:b w:val="0"/>
         </w:rPr>
         <w:t>：有人觉得"爱自己"是自私，有人觉得"爱自己"是自爱。听了古源尊者的开示，你觉得"对自己修慈心"和"自私"有什么区别？</w:t>
       </w:r>
     </w:p>
     <w:p>
       <w:pPr>
-        <w:ind w:left="340"/>
+        <w:pStyle w:val="ListBullet"/>
       </w:pPr>
       <w:r>
         <w:rPr>
-          <w:color w:val="1F3864"/>
-          <w:sz w:val="21"/>
-        </w:rPr>
-        <w:t xml:space="preserve">• </w:t>
-      </w:r>
-      <w:r>
-        <w:rPr>
           <w:b/>
-          <w:sz w:val="21"/>
         </w:rPr>
         <w:t>问题③（◈选答，时间富余或大家感兴趣时讨论）</w:t>
       </w:r>
       <w:r>
         <w:rPr>
-          <w:sz w:val="21"/>
+          <w:b w:val="0"/>
         </w:rPr>
         <w:t>：你平时会对自己说"辛苦了""你做得很好"这类话吗？如果没有，你觉得为什么说不出口？</w:t>
       </w:r>
     </w:p>
     <w:p>
       <w:pPr>
-        <w:spacing w:before="40" w:after="80"/>
-        <w:ind w:left="283"/>
-        <w:shd w:val="clear" w:color="auto" w:fill="EEF2F8"/>
+        <w:ind w:left="170"/>
         <w:pBdr>
-          <w:left w:val="single" w:sz="20" w:space="6" w:color="1F3864"/>
+          <w:left w:val="single" w:sz="18" w:space="4" w:color="1F3864"/>
         </w:pBdr>
+        <w:shd w:val="clear" w:fill="F2F5FA"/>
       </w:pPr>
       <w:r>
         <w:rPr>
           <w:b/>
-          <w:sz w:val="20"/>
         </w:rPr>
         <w:t>分层追问</w:t>
       </w:r>
       <w:r>
         <w:rPr>
-          <w:sz w:val="20"/>
-        </w:rPr>
-        <w:t>（可视时间取用，由浅入深）： - 【现象】你上一次真心对自己好，是什么时候、做了什么？ - 【影响】一个习惯苛责自己的人，他的生活通常是什么样子？ - 【应对】接下来一周，你可以用哪一种「对自己好」的小动作来练习？</w:t>
+          <w:b w:val="0"/>
+        </w:rPr>
+        <w:t>（可视时间取用，由浅入深）：</w:t>
       </w:r>
     </w:p>
     <w:p>
       <w:pPr>
-        <w:spacing w:before="160" w:after="80"/>
+        <w:ind w:left="170"/>
+        <w:pBdr>
+          <w:left w:val="single" w:sz="18" w:space="4" w:color="1F3864"/>
+        </w:pBdr>
+        <w:shd w:val="clear" w:fill="F2F5FA"/>
       </w:pPr>
       <w:r>
         <w:rPr>
-          <w:rFonts w:ascii="Microsoft YaHei" w:hAnsi="Microsoft YaHei" w:eastAsia="Microsoft YaHei"/>
-          <w:b/>
-          <w:color w:val="1F3864"/>
-          <w:sz w:val="28"/>
-        </w:rPr>
-        <w:t>📚 扩展内容包（时间富余时使用）</w:t>
+          <w:b w:val="0"/>
+        </w:rPr>
+        <w:t>- 【现象】你上一次真心对自己好，是什么时候、做了什么？</w:t>
       </w:r>
     </w:p>
     <w:p>
       <w:pPr>
-        <w:spacing w:before="40" w:after="80"/>
-        <w:ind w:left="283"/>
-        <w:shd w:val="clear" w:color="auto" w:fill="EEF2F8"/>
+        <w:ind w:left="170"/>
         <w:pBdr>
-          <w:left w:val="single" w:sz="20" w:space="6" w:color="1F3864"/>
+          <w:left w:val="single" w:sz="18" w:space="4" w:color="1F3864"/>
         </w:pBdr>
+        <w:shd w:val="clear" w:fill="F2F5FA"/>
       </w:pPr>
       <w:r>
         <w:rPr>
-          <w:sz w:val="20"/>
-        </w:rPr>
-        <w:t>以下内容用于共读提前结束或讨论意犹未尽时，按需选用，不必全部完成。</w:t>
+          <w:b w:val="0"/>
+        </w:rPr>
+        <w:t>- 【影响】一个习惯苛责自己的人，他的生活通常是什么样子？</w:t>
       </w:r>
     </w:p>
     <w:p>
       <w:pPr>
-        <w:spacing w:before="120" w:after="80"/>
+        <w:ind w:left="170"/>
+        <w:pBdr>
+          <w:left w:val="single" w:sz="18" w:space="4" w:color="1F3864"/>
+        </w:pBdr>
+        <w:shd w:val="clear" w:fill="F2F5FA"/>
       </w:pPr>
       <w:r>
         <w:rPr>
-          <w:rFonts w:ascii="Microsoft YaHei" w:hAnsi="Microsoft YaHei" w:eastAsia="Microsoft YaHei"/>
+          <w:b w:val="0"/>
+        </w:rPr>
+        <w:t>- 【应对】接下来一周，你可以用哪一种「对自己好」的小动作来练习？</w:t>
+      </w:r>
+    </w:p>
+    <w:p>
+      <w:r>
+        <w:rPr>
           <w:b/>
           <w:color w:val="1F3864"/>
-          <w:sz w:val="25"/>
-        </w:rPr>
-        <w:t>扩展一：补充原文段落</w:t>
-      </w:r>
-    </w:p>
-    <w:p>
-      <w:r>
-        <w:rPr>
-          <w:b/>
-          <w:sz w:val="21"/>
-        </w:rPr>
-        <w:t>段落1</w:t>
-      </w:r>
-      <w:r>
-        <w:rPr>
-          <w:sz w:val="21"/>
-        </w:rPr>
-        <w:t>（出自《原文全集》第四部分·第90讲 命根2&amp;慈——慈与四梵住详解，media_id：`pdf_d0dd1c0cd17209afe241ece24bf6b7b4_cb3f88559d5185b079e299b66a22b05c7439961422831605`）：</w:t>
+          <w:sz w:val="26"/>
+        </w:rPr>
+        <w:t>📚 扩展内容包（时间富余时使用）</w:t>
       </w:r>
     </w:p>
     <w:p>
       <w:pPr>
-        <w:spacing w:before="40" w:after="80"/>
-        <w:ind w:left="283"/>
-        <w:shd w:val="clear" w:color="auto" w:fill="EEF2F8"/>
+        <w:ind w:left="170"/>
         <w:pBdr>
-          <w:left w:val="single" w:sz="20" w:space="6" w:color="1F3864"/>
+          <w:left w:val="single" w:sz="18" w:space="4" w:color="1F3864"/>
         </w:pBdr>
+        <w:shd w:val="clear" w:fill="F2F5FA"/>
       </w:pPr>
       <w:r>
         <w:rPr>
-          <w:sz w:val="20"/>
-        </w:rPr>
-        <w:t>"慈，没有拥有的欲望，清楚地知道在胜义谛里面，没有所有者和拥有者，没有我和我所，这是最崇高的慈爱。慈没有'我'的语言和念头，清楚知道所谓的'我'，只不过是一种幻觉，慈，不会有选择和排他，清楚知道一旦如此，将会制造出与慈本身相反的厌恶、反感和瞋恨。慈，拥抱一切的众生，不管它大小、远近、在陆地、在水里、在空中还是什么样的生命。慈，无私地拥抱一切有情，不只那些对我们有益或让我们欢喜快乐的有情。"</w:t>
+          <w:b w:val="0"/>
+        </w:rPr>
+        <w:t>以下内容用于共读提前结束或讨论意犹未尽时，按需选用，不必全部完成。</w:t>
+      </w:r>
+    </w:p>
+    <w:p>
+      <w:r>
+        <w:rPr>
+          <w:b/>
+          <w:color w:val="1F3864"/>
+          <w:sz w:val="23"/>
+        </w:rPr>
+        <w:t>扩展一：补充原文段落</w:t>
+      </w:r>
+    </w:p>
+    <w:p>
+      <w:r>
+        <w:rPr>
+          <w:b/>
+        </w:rPr>
+        <w:t>段落1</w:t>
+      </w:r>
+      <w:r>
+        <w:rPr>
+          <w:b w:val="0"/>
+        </w:rPr>
+        <w:t>（出自《原文全集》第四部分·第90讲 命根2&amp;慈——慈与四梵住详解，media_id：pdf_d0dd1c0cd17209afe241ece24bf6b7b4_cb3f88559d5185b079e299b66a22b05c7439961422831605）：</w:t>
       </w:r>
     </w:p>
     <w:p>
       <w:pPr>
-        <w:spacing w:before="40" w:after="80"/>
-        <w:ind w:left="283"/>
-        <w:shd w:val="clear" w:color="auto" w:fill="EEF2F8"/>
+        <w:ind w:left="170"/>
         <w:pBdr>
-          <w:left w:val="single" w:sz="20" w:space="6" w:color="1F3864"/>
+          <w:left w:val="single" w:sz="18" w:space="4" w:color="1F3864"/>
         </w:pBdr>
+        <w:shd w:val="clear" w:fill="F2F5FA"/>
       </w:pPr>
       <w:r>
         <w:rPr>
-          <w:sz w:val="20"/>
-        </w:rPr>
-        <w:t>"慈，拥抱一切众生，不论他的心是崇高的还是低下的，他的行为是善的还是恶的。拥抱高贵或良善的众生，因慈爱自然流向他们；也接纳心低下和邪恶的众生，因为他们最需要慈爱。"（向智长老对慈的赞颂，古源尊者引用）</w:t>
-      </w:r>
-    </w:p>
-    <w:p>
-      <w:r>
-        <w:rPr>
-          <w:b/>
-          <w:sz w:val="21"/>
-        </w:rPr>
-        <w:t>段落2</w:t>
-      </w:r>
-      <w:r>
-        <w:rPr>
-          <w:sz w:val="21"/>
-        </w:rPr>
-        <w:t>（出处同上）：</w:t>
+          <w:b w:val="0"/>
+        </w:rPr>
+        <w:t>"慈，没有拥有的欲望，清楚地知道在胜义谛里面，没有所有者和拥有者，没有我和我所，这是最崇高的慈爱。慈没有'我'的语言和念头，清楚知道所谓的'我'，只不过是一种幻觉，慈，不会有选择和排他，清楚知道一旦如此，将会制造出与慈本身相反的厌恶、反感和瞋恨。慈，拥抱一切的众生，不管它大小、远近、在陆地、在水里、在空中还是什么样的生命。慈，无私地拥抱一切有情，不只那些对我们有益或让我们欢喜快乐的有情。"</w:t>
       </w:r>
     </w:p>
     <w:p>
       <w:pPr>
-        <w:spacing w:before="40" w:after="80"/>
-        <w:ind w:left="283"/>
-        <w:shd w:val="clear" w:color="auto" w:fill="EEF2F8"/>
+        <w:ind w:left="170"/>
         <w:pBdr>
-          <w:left w:val="single" w:sz="20" w:space="6" w:color="1F3864"/>
+          <w:left w:val="single" w:sz="18" w:space="4" w:color="1F3864"/>
         </w:pBdr>
+        <w:shd w:val="clear" w:fill="F2F5FA"/>
       </w:pPr>
       <w:r>
         <w:rPr>
-          <w:sz w:val="20"/>
-        </w:rPr>
-        <w:t>"慈悲喜舍是压力的疏解剂，是社会和平的缔造者，是解决社会冲突的根本药方，也是我们在生存奋斗中创伤的疗愈者。大家对自己修下慈心就能感觉到。"</w:t>
+          <w:b w:val="0"/>
+        </w:rPr>
+        <w:t>"慈，拥抱一切众生，不论他的心是崇高的还是低下的，他的行为是善的还是恶的。拥抱高贵或良善的众生，因慈爱自然流向他们；也接纳心低下和邪恶的众生，因为他们最需要慈爱。"（向智长老对慈的赞颂，古源尊者引用）</w:t>
+      </w:r>
+    </w:p>
+    <w:p>
+      <w:r>
+        <w:rPr>
+          <w:b/>
+        </w:rPr>
+        <w:t>段落2</w:t>
+      </w:r>
+      <w:r>
+        <w:rPr>
+          <w:b w:val="0"/>
+        </w:rPr>
+        <w:t>（出处同上）：</w:t>
       </w:r>
     </w:p>
     <w:p>
       <w:pPr>
-        <w:spacing w:before="120" w:after="80"/>
+        <w:ind w:left="170"/>
+        <w:pBdr>
+          <w:left w:val="single" w:sz="18" w:space="4" w:color="1F3864"/>
+        </w:pBdr>
+        <w:shd w:val="clear" w:fill="F2F5FA"/>
       </w:pPr>
       <w:r>
         <w:rPr>
-          <w:rFonts w:ascii="Microsoft YaHei" w:hAnsi="Microsoft YaHei" w:eastAsia="Microsoft YaHei"/>
+          <w:b w:val="0"/>
+        </w:rPr>
+        <w:t>"慈悲喜舍是压力的疏解剂，是社会和平的缔造者，是解决社会冲突的根本药方，也是我们在生存奋斗中创伤的疗愈者。大家对自己修下慈心就能感觉到。"</w:t>
+      </w:r>
+    </w:p>
+    <w:p>
+      <w:r>
+        <w:rPr>
           <w:b/>
           <w:color w:val="1F3864"/>
-          <w:sz w:val="25"/>
+          <w:sz w:val="23"/>
         </w:rPr>
         <w:t>扩展二：深入讨论问题</w:t>
       </w:r>
     </w:p>
     <w:p>
       <w:pPr>
-        <w:ind w:left="340"/>
+        <w:pStyle w:val="ListNumber"/>
       </w:pPr>
       <w:r>
         <w:rPr>
-          <w:b/>
-          <w:sz w:val="21"/>
-        </w:rPr>
-        <w:t xml:space="preserve">1. </w:t>
-      </w:r>
-      <w:r>
-        <w:rPr>
-          <w:sz w:val="21"/>
+          <w:b w:val="0"/>
         </w:rPr>
         <w:t>向智长老说"慈，没有拥有的欲望"——你觉得慈爱和"喜欢一个人""占有一个人"的区别在哪里？你身边有没有"以爱之名"却让人窒息的关系？</w:t>
       </w:r>
     </w:p>
     <w:p>
       <w:pPr>
-        <w:ind w:left="340"/>
+        <w:pStyle w:val="ListNumber"/>
       </w:pPr>
       <w:r>
         <w:rPr>
+          <w:b w:val="0"/>
+        </w:rPr>
+        <w:t>如果慈心是"心的解脱"，那么在你目前的生活里，最想先"解脱"的是一种什么情绪？（不评判，只说感受）</w:t>
+      </w:r>
+    </w:p>
+    <w:p>
+      <w:r>
+        <w:rPr>
           <w:b/>
-          <w:sz w:val="21"/>
-        </w:rPr>
-        <w:t xml:space="preserve">2. </w:t>
-      </w:r>
-      <w:r>
-        <w:rPr>
-          <w:sz w:val="21"/>
-        </w:rPr>
-        <w:t>如果慈心是"心的解脱"，那么在你目前的生活里，最想先"解脱"的是一种什么情绪？（不评判，只说感受）</w:t>
+          <w:color w:val="1F3864"/>
+          <w:sz w:val="23"/>
+        </w:rPr>
+        <w:t>扩展三：延伸小练习</w:t>
       </w:r>
     </w:p>
     <w:p>
       <w:pPr>
-        <w:spacing w:before="120" w:after="80"/>
+        <w:pStyle w:val="ListBullet"/>
       </w:pPr>
       <w:r>
         <w:rPr>
-          <w:rFonts w:ascii="Microsoft YaHei" w:hAnsi="Microsoft YaHei" w:eastAsia="Microsoft YaHei"/>
+          <w:b/>
+        </w:rPr>
+        <w:t>一天三次祝福</w:t>
+      </w:r>
+      <w:r>
+        <w:rPr>
+          <w:b w:val="0"/>
+        </w:rPr>
+        <w:t>：明天在起床、午饭、睡前三个时刻，各念一遍四句祝福语（"愿我没有危难，愿我没有内心的痛苦，愿我没有身体的痛苦，愿我保有快乐"），感受每次念时心的细微变化。</w:t>
+      </w:r>
+    </w:p>
+    <w:p>
+      <w:r>
+        <w:rPr>
           <w:b/>
           <w:color w:val="1F3864"/>
-          <w:sz w:val="25"/>
-        </w:rPr>
-        <w:t>扩展三：延伸小练习</w:t>
+          <w:sz w:val="23"/>
+        </w:rPr>
+        <w:t>扩展四：主持人备用素材</w:t>
       </w:r>
     </w:p>
     <w:p>
       <w:pPr>
-        <w:ind w:left="340"/>
+        <w:pStyle w:val="ListBullet"/>
       </w:pPr>
       <w:r>
         <w:rPr>
-          <w:color w:val="1F3864"/>
-          <w:sz w:val="21"/>
-        </w:rPr>
-        <w:t xml:space="preserve">• </w:t>
-      </w:r>
-      <w:r>
-        <w:rPr>
           <w:b/>
-          <w:sz w:val="21"/>
-        </w:rPr>
-        <w:t>一天三次祝福</w:t>
-      </w:r>
-      <w:r>
-        <w:rPr>
-          <w:sz w:val="21"/>
-        </w:rPr>
-        <w:t>：明天在起床、午饭、睡前三个时刻，各念一遍四句祝福语（"愿我没有危难，愿我没有内心的痛苦，愿我没有身体的痛苦，愿我保有快乐"），感受每次念时心的细微变化。</w:t>
+        </w:rPr>
+        <w:t>《应作慈爱经》的缘起</w:t>
+      </w:r>
+      <w:r>
+        <w:rPr>
+          <w:b w:val="0"/>
+        </w:rPr>
+        <w:t>（出自《原文全集》第一部分·第188讲，media_id：pdf_d0dd1c0cd17209afe241ece24bf6b7b4_8756345fd0a00413a8492cfe6029a60e7439961422831605，</w:t>
+      </w:r>
+      <w:r>
+        <w:rPr>
+          <w:b/>
+        </w:rPr>
+        <w:t>念原文而非讲解</w:t>
+      </w:r>
+      <w:r>
+        <w:rPr>
+          <w:b w:val="0"/>
+        </w:rPr>
+        <w:t>）：五百位比库在森林中修习观禅，光明非常明亮，树神不堪其扰而下树躲避，于是设法惊吓比库们；比库们回去请教佛陀，佛陀开示《应作慈爱经》，吩咐他们背诵并修习慈心。比库们回到森林后培育起极强的慈心禅那，向十方散播无量慈爱；树神转而喜欢他们，帮他们打扫住处、准备饮水，散播很好的香味，护持他们专心修禅。——可用于回应"为什么修慈心能获得天神守护/为人所爱"。</w:t>
       </w:r>
     </w:p>
     <w:p>
       <w:pPr>
-        <w:spacing w:before="120" w:after="80"/>
+        <w:ind w:left="170"/>
+        <w:pBdr>
+          <w:left w:val="single" w:sz="18" w:space="4" w:color="1F3864"/>
+        </w:pBdr>
+        <w:shd w:val="clear" w:fill="F2F5FA"/>
       </w:pPr>
       <w:r>
         <w:rPr>
-          <w:rFonts w:ascii="Microsoft YaHei" w:hAnsi="Microsoft YaHei" w:eastAsia="Microsoft YaHei"/>
+          <w:b w:val="0"/>
+        </w:rPr>
+        <w:t>以下内容用于共读提前结束或讨论意犹未尽时，按需选用，不必全部完成。</w:t>
+      </w:r>
+    </w:p>
+    <w:p>
+      <w:r>
+        <w:rPr>
           <w:b/>
           <w:color w:val="1F3864"/>
-          <w:sz w:val="25"/>
-        </w:rPr>
-        <w:t>扩展四：主持人备用素材</w:t>
+          <w:sz w:val="23"/>
+        </w:rPr>
+        <w:t>扩展五：补充原文段落</w:t>
+      </w:r>
+    </w:p>
+    <w:p>
+      <w:r>
+        <w:rPr>
+          <w:b/>
+        </w:rPr>
+        <w:t>段落1</w:t>
+      </w:r>
+      <w:r>
+        <w:rPr>
+          <w:b w:val="0"/>
+        </w:rPr>
+        <w:t>（出自《原文全集》第一部分·第188讲 法念处·五盖（二）·修习慈心的次第，media_id：pdf_d0dd1c0cd17209afe241ece24bf6b7b4_8756345fd0a00413a8492cfe6029a60e7439961422831605）：</w:t>
       </w:r>
     </w:p>
     <w:p>
       <w:pPr>
-        <w:ind w:left="340"/>
+        <w:ind w:left="170"/>
+        <w:pBdr>
+          <w:left w:val="single" w:sz="18" w:space="4" w:color="1F3864"/>
+        </w:pBdr>
+        <w:shd w:val="clear" w:fill="F2F5FA"/>
       </w:pPr>
       <w:r>
         <w:rPr>
-          <w:color w:val="1F3864"/>
-          <w:sz w:val="21"/>
-        </w:rPr>
-        <w:t xml:space="preserve">• </w:t>
-      </w:r>
+          <w:b w:val="0"/>
+        </w:rPr>
+        <w:t>"第一、对自己修慈心。不爱自己的人不会爱别人。如果你对自己没有慈心，对别人散播慈心是假的。对自己散播慈爱要做到：觉得自己真的快乐。祝福自己快乐，祝福自己没有痛苦，真的内心觉得很柔软，自己觉得有点快乐的感觉，才可以往下一步。"</w:t>
+      </w:r>
+    </w:p>
+    <w:p>
       <w:r>
         <w:rPr>
           <w:b/>
-          <w:sz w:val="21"/>
-        </w:rPr>
-        <w:t>《应作慈爱经》的缘起</w:t>
-      </w:r>
-      <w:r>
-        <w:rPr>
-          <w:sz w:val="21"/>
-        </w:rPr>
-        <w:t>（出自《原文全集》第一部分·第188讲，media_id：`pdf_d0dd1c0cd17209afe241ece24bf6b7b4_8756345fd0a00413a8492cfe6029a60e7439961422831605`，</w:t>
-      </w:r>
-      <w:r>
-        <w:rPr>
-          <w:b/>
-          <w:sz w:val="21"/>
-        </w:rPr>
-        <w:t>念原文而非讲解</w:t>
-      </w:r>
-      <w:r>
-        <w:rPr>
-          <w:sz w:val="21"/>
-        </w:rPr>
-        <w:t>）：五百位比库在森林中修习观禅，光明非常明亮，树神不堪其扰而下树躲避，于是设法惊吓比库们；比库们回去请教佛陀，佛陀开示《应作慈爱经》，吩咐他们背诵并修习慈心。比库们回到森林后培育起极强的慈心禅那，向十方散播无量慈爱；树神转而喜欢他们，帮他们打扫住处、准备饮水，散播很好的香味，护持他们专心修禅。——可用于回应"为什么修慈心能获得天神守护/为人所爱"。</w:t>
+        </w:rPr>
+        <w:t>段落2</w:t>
+      </w:r>
+      <w:r>
+        <w:rPr>
+          <w:b w:val="0"/>
+        </w:rPr>
+        <w:t>（出处同上）：</w:t>
       </w:r>
     </w:p>
     <w:p>
       <w:pPr>
-        <w:spacing w:before="40" w:after="80"/>
-        <w:ind w:left="283"/>
-        <w:shd w:val="clear" w:color="auto" w:fill="EEF2F8"/>
+        <w:ind w:left="170"/>
         <w:pBdr>
-          <w:left w:val="single" w:sz="20" w:space="6" w:color="1F3864"/>
+          <w:left w:val="single" w:sz="18" w:space="4" w:color="1F3864"/>
         </w:pBdr>
+        <w:shd w:val="clear" w:fill="F2F5FA"/>
       </w:pPr>
       <w:r>
         <w:rPr>
-          <w:sz w:val="20"/>
-        </w:rPr>
-        <w:t>以下内容用于共读提前结束或讨论意犹未尽时，按需选用，不必全部完成。</w:t>
+          <w:b w:val="0"/>
+        </w:rPr>
+        <w:t>"对自己散播慈爱不能证得禅那，但是可以感受到对自己散播慈爱带来的愉悦。这样做，是为了能推己及人。愿自己没有怨敌，没有内心的痛苦，没有身体的痛苦，拥有自己的快乐，自己如此希望，并能感受到，就要推己及人。我们希望自己快乐，别人同样希望他们自己快乐。"</w:t>
+      </w:r>
+    </w:p>
+    <w:p>
+      <w:r>
+        <w:rPr>
+          <w:b/>
+          <w:color w:val="1F3864"/>
+          <w:sz w:val="23"/>
+        </w:rPr>
+        <w:t>扩展六：深入讨论问题</w:t>
       </w:r>
     </w:p>
     <w:p>
       <w:pPr>
-        <w:spacing w:before="120" w:after="80"/>
+        <w:pStyle w:val="ListNumber"/>
       </w:pPr>
       <w:r>
         <w:rPr>
-          <w:rFonts w:ascii="Microsoft YaHei" w:hAnsi="Microsoft YaHei" w:eastAsia="Microsoft YaHei"/>
-          <w:b/>
-          <w:color w:val="1F3864"/>
-          <w:sz w:val="25"/>
-        </w:rPr>
-        <w:t>扩展五：补充原文段落</w:t>
-      </w:r>
-    </w:p>
-    <w:p>
-      <w:r>
-        <w:rPr>
-          <w:b/>
-          <w:sz w:val="21"/>
-        </w:rPr>
-        <w:t>段落1</w:t>
-      </w:r>
-      <w:r>
-        <w:rPr>
-          <w:sz w:val="21"/>
-        </w:rPr>
-        <w:t>（出自《原文全集》第一部分·第188讲 法念处·五盖（二）·修习慈心的次第，media_id：`pdf_d0dd1c0cd17209afe241ece24bf6b7b4_8756345fd0a00413a8492cfe6029a60e7439961422831605`）：</w:t>
+          <w:b w:val="0"/>
+        </w:rPr>
+        <w:t>尊者说"不爱自己的人不会爱别人""对自己没有慈心，对别人散播慈心是假的"——你同意吗？"假"在哪里？</w:t>
       </w:r>
     </w:p>
     <w:p>
       <w:pPr>
-        <w:spacing w:before="40" w:after="80"/>
-        <w:ind w:left="283"/>
-        <w:shd w:val="clear" w:color="auto" w:fill="EEF2F8"/>
-        <w:pBdr>
-          <w:left w:val="single" w:sz="20" w:space="6" w:color="1F3864"/>
-        </w:pBdr>
+        <w:pStyle w:val="ListNumber"/>
       </w:pPr>
       <w:r>
         <w:rPr>
-          <w:sz w:val="20"/>
-        </w:rPr>
-        <w:t>"第一、对自己修慈心。不爱自己的人不会爱别人。如果你对自己没有慈心，对别人散播慈心是假的。对自己散播慈爱要做到：觉得自己真的快乐。祝福自己快乐，祝福自己没有痛苦，真的内心觉得很柔软，自己觉得有点快乐的感觉，才可以往下一步。"</w:t>
+          <w:b w:val="0"/>
+        </w:rPr>
+        <w:t>"推己及人"——你上一次真心觉得自己"值得快乐"是什么时候？如果很难想起来，可能是什么挡住了？</w:t>
       </w:r>
     </w:p>
     <w:p>
       <w:r>
         <w:rPr>
           <w:b/>
-          <w:sz w:val="21"/>
-        </w:rPr>
-        <w:t>段落2</w:t>
-      </w:r>
-      <w:r>
-        <w:rPr>
-          <w:sz w:val="21"/>
-        </w:rPr>
-        <w:t>（出处同上）：</w:t>
+          <w:color w:val="1F3864"/>
+          <w:sz w:val="23"/>
+        </w:rPr>
+        <w:t>扩展七：延伸小练习</w:t>
       </w:r>
     </w:p>
     <w:p>
       <w:pPr>
-        <w:spacing w:before="40" w:after="80"/>
-        <w:ind w:left="283"/>
-        <w:shd w:val="clear" w:color="auto" w:fill="EEF2F8"/>
-        <w:pBdr>
-          <w:left w:val="single" w:sz="20" w:space="6" w:color="1F3864"/>
-        </w:pBdr>
+        <w:pStyle w:val="ListBullet"/>
       </w:pPr>
       <w:r>
         <w:rPr>
-          <w:sz w:val="20"/>
-        </w:rPr>
-        <w:t>"对自己散播慈爱不能证得禅那，但是可以感受到对自己散播慈爱带来的愉悦。这样做，是为了能推己及人。愿自己没有怨敌，没有内心的痛苦，没有身体的痛苦，拥有自己的快乐，自己如此希望，并能感受到，就要推己及人。我们希望自己快乐，别人同样希望他们自己快乐。"</w:t>
+          <w:b/>
+        </w:rPr>
+        <w:t>对镜祝福</w:t>
+      </w:r>
+      <w:r>
+        <w:rPr>
+          <w:b w:val="0"/>
+        </w:rPr>
+        <w:t>：今晚洗漱时，看着镜子里的自己，认真念一遍四句祝福语。留意心里是否冒出"矫情/没必要"之类的念头——只是留意，不评判，然后继续念。</w:t>
+      </w:r>
+    </w:p>
+    <w:p>
+      <w:r>
+        <w:rPr>
+          <w:b/>
+          <w:color w:val="1F3864"/>
+          <w:sz w:val="23"/>
+        </w:rPr>
+        <w:t>扩展八：主持人备用素材</w:t>
       </w:r>
     </w:p>
     <w:p>
       <w:pPr>
-        <w:spacing w:before="120" w:after="80"/>
+        <w:pStyle w:val="ListBullet"/>
       </w:pPr>
       <w:r>
         <w:rPr>
-          <w:rFonts w:ascii="Microsoft YaHei" w:hAnsi="Microsoft YaHei" w:eastAsia="Microsoft YaHei"/>
+          <w:b/>
+        </w:rPr>
+        <w:t>"先对自己，是为了推己及人"</w:t>
+      </w:r>
+      <w:r>
+        <w:rPr>
+          <w:b w:val="0"/>
+        </w:rPr>
+        <w:t>（出自《原文全集》第一部分·第188讲，media_id：pdf_d0dd1c0cd17209afe241ece24bf6b7b4_8756345fd0a00413a8492cfe6029a60e7439961422831605，</w:t>
+      </w:r>
+      <w:r>
+        <w:rPr>
+          <w:b/>
+        </w:rPr>
+        <w:t>念原文而非讲解</w:t>
+      </w:r>
+      <w:r>
+        <w:rPr>
+          <w:b w:val="0"/>
+        </w:rPr>
+        <w:t>）："对自己散播慈爱不能证得禅那，但是可以感受到对自己散播慈爱带来的愉悦。这样做，是为了能推己及人。"——若有人问"先祝福自己是不是自私"，可念此段，不解释。</w:t>
+      </w:r>
+    </w:p>
+    <w:p>
+      <w:r>
+        <w:rPr>
           <w:b/>
           <w:color w:val="1F3864"/>
-          <w:sz w:val="25"/>
-        </w:rPr>
-        <w:t>扩展六：深入讨论问题</w:t>
+          <w:sz w:val="26"/>
+        </w:rPr>
+        <w:t>🔚 收尾与回向（15 min）</w:t>
+      </w:r>
+    </w:p>
+    <w:p>
+      <w:r>
+        <w:rPr>
+          <w:b/>
+          <w:color w:val="1F3864"/>
+          <w:sz w:val="23"/>
+        </w:rPr>
+        <w:t>收尾一</w:t>
       </w:r>
     </w:p>
     <w:p>
       <w:pPr>
-        <w:ind w:left="340"/>
+        <w:pStyle w:val="ListNumber"/>
       </w:pPr>
       <w:r>
         <w:rPr>
           <w:b/>
-          <w:sz w:val="21"/>
-        </w:rPr>
-        <w:t xml:space="preserve">1. </w:t>
-      </w:r>
-      <w:r>
-        <w:rPr>
-          <w:sz w:val="21"/>
-        </w:rPr>
-        <w:t>尊者说"不爱自己的人不会爱别人""对自己没有慈心，对别人散播慈心是假的"——你同意吗？"假"在哪里？</w:t>
+        </w:rPr>
+        <w:t>每人一句话</w:t>
+      </w:r>
+      <w:r>
+        <w:rPr>
+          <w:b w:val="0"/>
+        </w:rPr>
+        <w:t>：今天最大的收获是什么？</w:t>
       </w:r>
     </w:p>
     <w:p>
       <w:pPr>
-        <w:ind w:left="340"/>
+        <w:pStyle w:val="ListNumber"/>
       </w:pPr>
       <w:r>
         <w:rPr>
           <w:b/>
-          <w:sz w:val="21"/>
-        </w:rPr>
-        <w:t xml:space="preserve">2. </w:t>
-      </w:r>
-      <w:r>
-        <w:rPr>
-          <w:sz w:val="21"/>
-        </w:rPr>
-        <w:t>"推己及人"——你上一次真心觉得自己"值得快乐"是什么时候？如果很难想起来，可能是什么挡住了？</w:t>
+        </w:rPr>
+        <w:t>下周预告</w:t>
+      </w:r>
+      <w:r>
+        <w:rPr>
+          <w:b w:val="0"/>
+        </w:rPr>
+        <w:t>：下周我们开始实践——第一步，先学会对自己散播慈爱。</w:t>
       </w:r>
     </w:p>
     <w:p>
       <w:pPr>
-        <w:spacing w:before="120" w:after="80"/>
+        <w:pStyle w:val="ListNumber"/>
       </w:pPr>
       <w:r>
         <w:rPr>
-          <w:rFonts w:ascii="Microsoft YaHei" w:hAnsi="Microsoft YaHei" w:eastAsia="Microsoft YaHei"/>
           <w:b/>
-          <w:color w:val="1F3864"/>
-          <w:sz w:val="25"/>
-        </w:rPr>
-        <w:t>扩展七：延伸小练习</w:t>
+        </w:rPr>
+        <w:t>本周作业</w:t>
+      </w:r>
+      <w:r>
+        <w:rPr>
+          <w:b w:val="0"/>
+        </w:rPr>
+        <w:t>：</w:t>
+      </w:r>
+    </w:p>
+    <w:p>
+      <w:r>
+        <w:rPr>
+          <w:b w:val="0"/>
+        </w:rPr>
+        <w:t xml:space="preserve">   - 每天睡前对自己说四句祝福语："愿我没有危难，愿我没有内心的痛苦，愿我没有身体的痛苦，愿我保有快乐。"</w:t>
+      </w:r>
+    </w:p>
+    <w:p>
+      <w:r>
+        <w:rPr>
+          <w:b w:val="0"/>
+        </w:rPr>
+        <w:t xml:space="preserve">   - 留意这一周里"想生气"的时刻（不用做什么，只是留意）。</w:t>
       </w:r>
     </w:p>
     <w:p>
       <w:pPr>
-        <w:ind w:left="340"/>
+        <w:pStyle w:val="ListNumber"/>
       </w:pPr>
       <w:r>
         <w:rPr>
+          <w:b/>
+        </w:rPr>
+        <w:t>回向</w:t>
+      </w:r>
+      <w:r>
+        <w:rPr>
+          <w:b w:val="0"/>
+        </w:rPr>
+        <w:t>（一起念）：</w:t>
+      </w:r>
+    </w:p>
+    <w:p>
+      <w:r>
+        <w:rPr>
+          <w:b/>
           <w:color w:val="1F3864"/>
-          <w:sz w:val="21"/>
-        </w:rPr>
-        <w:t xml:space="preserve">• </w:t>
-      </w:r>
-      <w:r>
-        <w:rPr>
-          <w:b/>
-          <w:sz w:val="21"/>
-        </w:rPr>
-        <w:t>对镜祝福</w:t>
-      </w:r>
-      <w:r>
-        <w:rPr>
-          <w:sz w:val="21"/>
-        </w:rPr>
-        <w:t>：今晚洗漱时，看着镜子里的自己，认真念一遍四句祝福语。留意心里是否冒出"矫情/没必要"之类的念头——只是留意，不评判，然后继续念。</w:t>
+          <w:sz w:val="23"/>
+        </w:rPr>
+        <w:t>收尾二</w:t>
       </w:r>
     </w:p>
     <w:p>
       <w:pPr>
-        <w:spacing w:before="120" w:after="80"/>
+        <w:pStyle w:val="ListNumber"/>
       </w:pPr>
       <w:r>
         <w:rPr>
-          <w:rFonts w:ascii="Microsoft YaHei" w:hAnsi="Microsoft YaHei" w:eastAsia="Microsoft YaHei"/>
           <w:b/>
-          <w:color w:val="1F3864"/>
-          <w:sz w:val="25"/>
-        </w:rPr>
-        <w:t>扩展八：主持人备用素材</w:t>
+        </w:rPr>
+        <w:t>每人一句话</w:t>
+      </w:r>
+      <w:r>
+        <w:rPr>
+          <w:b w:val="0"/>
+        </w:rPr>
+        <w:t>：今天的练习有什么感受？（可以是"没什么感觉"，也可以是很感动，都可以）</w:t>
       </w:r>
     </w:p>
     <w:p>
       <w:pPr>
-        <w:ind w:left="340"/>
+        <w:pStyle w:val="ListNumber"/>
       </w:pPr>
       <w:r>
         <w:rPr>
-          <w:color w:val="1F3864"/>
-          <w:sz w:val="21"/>
-        </w:rPr>
-        <w:t xml:space="preserve">• </w:t>
-      </w:r>
-      <w:r>
-        <w:rPr>
           <w:b/>
-          <w:sz w:val="21"/>
-        </w:rPr>
-        <w:t>"先对自己，是为了推己及人"</w:t>
-      </w:r>
-      <w:r>
-        <w:rPr>
-          <w:sz w:val="21"/>
-        </w:rPr>
-        <w:t>（出自《原文全集》第一部分·第188讲，media_id：`pdf_d0dd1c0cd17209afe241ece24bf6b7b4_8756345fd0a00413a8492cfe6029a60e7439961422831605`，</w:t>
-      </w:r>
-      <w:r>
-        <w:rPr>
-          <w:b/>
-          <w:sz w:val="21"/>
-        </w:rPr>
-        <w:t>念原文而非讲解</w:t>
-      </w:r>
-      <w:r>
-        <w:rPr>
-          <w:sz w:val="21"/>
-        </w:rPr>
-        <w:t>）："对自己散播慈爱不能证得禅那，但是可以感受到对自己散播慈爱带来的愉悦。这样做，是为了能推己及人。"——若有人问"先祝福自己是不是自私"，可念此段，不解释。</w:t>
+        </w:rPr>
+        <w:t>下周预告</w:t>
+      </w:r>
+      <w:r>
+        <w:rPr>
+          <w:b w:val="0"/>
+        </w:rPr>
+        <w:t>：下周我们学第二、三步——对亲爱同性与中性者散播慈爱，同时认识慈心所缘的禁忌（哪些对象不适合作为刚开始修慈心的所缘）。</w:t>
       </w:r>
     </w:p>
     <w:p>
       <w:pPr>
-        <w:spacing w:before="160" w:after="80"/>
+        <w:pStyle w:val="ListNumber"/>
       </w:pPr>
       <w:r>
         <w:rPr>
-          <w:rFonts w:ascii="Microsoft YaHei" w:hAnsi="Microsoft YaHei" w:eastAsia="Microsoft YaHei"/>
           <w:b/>
-          <w:color w:val="1F3864"/>
-          <w:sz w:val="28"/>
-        </w:rPr>
-        <w:t>🔚 收尾与回向（15 min）</w:t>
+        </w:rPr>
+        <w:t>本周作业</w:t>
+      </w:r>
+      <w:r>
+        <w:rPr>
+          <w:b w:val="0"/>
+        </w:rPr>
+        <w:t>：每天找一个安静的时刻，对身体说一次"谢谢你，辛苦了"；或念四句祝福语。</w:t>
       </w:r>
     </w:p>
     <w:p>
       <w:pPr>
-        <w:spacing w:before="120" w:after="80"/>
+        <w:pStyle w:val="ListNumber"/>
       </w:pPr>
       <w:r>
         <w:rPr>
-          <w:rFonts w:ascii="Microsoft YaHei" w:hAnsi="Microsoft YaHei" w:eastAsia="Microsoft YaHei"/>
           <w:b/>
-          <w:color w:val="1F3864"/>
-          <w:sz w:val="25"/>
-        </w:rPr>
-        <w:t>收尾一</w:t>
+        </w:rPr>
+        <w:t>回向</w:t>
+      </w:r>
+      <w:r>
+        <w:rPr>
+          <w:b w:val="0"/>
+        </w:rPr>
+        <w:t>（一起念）：</w:t>
+      </w:r>
+    </w:p>
+    <w:p>
+      <w:r>
+        <w:rPr>
+          <w:b/>
+        </w:rPr>
+        <w:t>回向（一起念）</w:t>
+      </w:r>
+      <w:r>
+        <w:rPr>
+          <w:b w:val="0"/>
+        </w:rPr>
+        <w:t>：</w:t>
       </w:r>
     </w:p>
     <w:p>
       <w:pPr>
-        <w:ind w:left="340"/>
+        <w:ind w:left="170"/>
+        <w:pBdr>
+          <w:left w:val="single" w:sz="18" w:space="4" w:color="1F3864"/>
+        </w:pBdr>
+        <w:shd w:val="clear" w:fill="F2F5FA"/>
       </w:pPr>
       <w:r>
         <w:rPr>
           <w:b/>
-          <w:sz w:val="21"/>
-        </w:rPr>
-        <w:t xml:space="preserve">1. </w:t>
-      </w:r>
-      <w:r>
-        <w:rPr>
-          <w:b/>
-          <w:sz w:val="21"/>
-        </w:rPr>
-        <w:t>每人一句话</w:t>
-      </w:r>
-      <w:r>
-        <w:rPr>
-          <w:sz w:val="21"/>
-        </w:rPr>
-        <w:t>：今天最大的收获是什么？</w:t>
+        </w:rPr>
+        <w:t>愿我此功德，导向诸漏尽！</w:t>
       </w:r>
     </w:p>
     <w:p>
       <w:pPr>
-        <w:ind w:left="340"/>
+        <w:ind w:left="170"/>
+        <w:pBdr>
+          <w:left w:val="single" w:sz="18" w:space="4" w:color="1F3864"/>
+        </w:pBdr>
+        <w:shd w:val="clear" w:fill="F2F5FA"/>
       </w:pPr>
       <w:r>
         <w:rPr>
           <w:b/>
-          <w:sz w:val="21"/>
-        </w:rPr>
-        <w:t xml:space="preserve">2. </w:t>
-      </w:r>
-      <w:r>
-        <w:rPr>
-          <w:b/>
-          <w:sz w:val="21"/>
-        </w:rPr>
-        <w:t>下周预告</w:t>
-      </w:r>
-      <w:r>
-        <w:rPr>
-          <w:sz w:val="21"/>
-        </w:rPr>
-        <w:t>：下周我们开始实践——第一步，先学会对自己散播慈爱。</w:t>
+        </w:rPr>
+        <w:t>愿我此功德，为证涅槃缘！</w:t>
       </w:r>
     </w:p>
     <w:p>
       <w:pPr>
-        <w:ind w:left="340"/>
+        <w:ind w:left="170"/>
+        <w:pBdr>
+          <w:left w:val="single" w:sz="18" w:space="4" w:color="1F3864"/>
+        </w:pBdr>
+        <w:shd w:val="clear" w:fill="F2F5FA"/>
       </w:pPr>
       <w:r>
         <w:rPr>
           <w:b/>
-          <w:sz w:val="21"/>
-        </w:rPr>
-        <w:t xml:space="preserve">3. </w:t>
-      </w:r>
-      <w:r>
-        <w:rPr>
-          <w:b/>
-          <w:sz w:val="21"/>
-        </w:rPr>
-        <w:t>本周作业</w:t>
-      </w:r>
-      <w:r>
-        <w:rPr>
-          <w:sz w:val="21"/>
-        </w:rPr>
-        <w:t>：</w:t>
+        </w:rPr>
+        <w:t>我此功德分，回向诸有情！</w:t>
       </w:r>
     </w:p>
     <w:p>
       <w:pPr>
-        <w:ind w:left="340"/>
+        <w:ind w:left="170"/>
+        <w:pBdr>
+          <w:left w:val="single" w:sz="18" w:space="4" w:color="1F3864"/>
+        </w:pBdr>
+        <w:shd w:val="clear" w:fill="F2F5FA"/>
       </w:pPr>
       <w:r>
         <w:rPr>
-          <w:color w:val="1F3864"/>
-          <w:sz w:val="21"/>
-        </w:rPr>
-        <w:t xml:space="preserve">• </w:t>
-      </w:r>
-      <w:r>
-        <w:rPr>
-          <w:sz w:val="21"/>
-        </w:rPr>
-        <w:t>每天睡前对自己说四句祝福语："愿我没有危难，愿我没有内心的痛苦，愿我没有身体的痛苦，愿我保有快乐。"</w:t>
+          <w:b/>
+        </w:rPr>
+        <w:t>愿彼等一切，同得功德分！</w:t>
       </w:r>
     </w:p>
     <w:p>
-      <w:pPr>
-        <w:ind w:left="340"/>
-      </w:pPr>
-      <w:r>
-        <w:rPr>
-          <w:color w:val="1F3864"/>
-          <w:sz w:val="21"/>
-        </w:rPr>
-        <w:t xml:space="preserve">• </w:t>
-      </w:r>
-      <w:r>
-        <w:rPr>
-          <w:sz w:val="21"/>
-        </w:rPr>
-        <w:t>留意这一周里"想生气"的时刻（不用做什么，只是留意）。</w:t>
-      </w:r>
-    </w:p>
-    <w:p>
-      <w:pPr>
-        <w:ind w:left="340"/>
-      </w:pPr>
-      <w:r>
-        <w:rPr>
-          <w:b/>
-          <w:sz w:val="21"/>
-        </w:rPr>
-        <w:t xml:space="preserve">4. </w:t>
-      </w:r>
-      <w:r>
-        <w:rPr>
-          <w:b/>
-          <w:sz w:val="21"/>
-        </w:rPr>
-        <w:t>回向</w:t>
-      </w:r>
-      <w:r>
-        <w:rPr>
-          <w:sz w:val="21"/>
-        </w:rPr>
-        <w:t>（一起念）：</w:t>
-      </w:r>
-    </w:p>
-    <w:p>
-      <w:pPr>
-        <w:spacing w:before="120" w:after="80"/>
-      </w:pPr>
-      <w:r>
-        <w:rPr>
-          <w:rFonts w:ascii="Microsoft YaHei" w:hAnsi="Microsoft YaHei" w:eastAsia="Microsoft YaHei"/>
+      <w:r>
+        <w:rPr>
           <w:b/>
           <w:color w:val="1F3864"/>
-          <w:sz w:val="25"/>
-        </w:rPr>
-        <w:t>收尾二</w:t>
-      </w:r>
-    </w:p>
-    <w:p>
-      <w:pPr>
-        <w:ind w:left="340"/>
-      </w:pPr>
-      <w:r>
-        <w:rPr>
-          <w:b/>
-          <w:sz w:val="21"/>
-        </w:rPr>
-        <w:t xml:space="preserve">1. </w:t>
-      </w:r>
-      <w:r>
-        <w:rPr>
-          <w:b/>
-          <w:sz w:val="21"/>
-        </w:rPr>
-        <w:t>每人一句话</w:t>
-      </w:r>
-      <w:r>
-        <w:rPr>
-          <w:sz w:val="21"/>
-        </w:rPr>
-        <w:t>：今天的练习有什么感受？（可以是"没什么感觉"，也可以是很感动，都可以）</w:t>
-      </w:r>
-    </w:p>
-    <w:p>
-      <w:pPr>
-        <w:ind w:left="340"/>
-      </w:pPr>
-      <w:r>
-        <w:rPr>
-          <w:b/>
-          <w:sz w:val="21"/>
-        </w:rPr>
-        <w:t xml:space="preserve">2. </w:t>
-      </w:r>
-      <w:r>
-        <w:rPr>
-          <w:b/>
-          <w:sz w:val="21"/>
-        </w:rPr>
-        <w:t>下周预告</w:t>
-      </w:r>
-      <w:r>
-        <w:rPr>
-          <w:sz w:val="21"/>
-        </w:rPr>
-        <w:t>：下周我们学第二、三步——对亲爱同性与中性者散播慈爱，同时认识慈心所缘的禁忌（哪些对象不适合作为刚开始修慈心的所缘）。</w:t>
-      </w:r>
-    </w:p>
-    <w:p>
-      <w:pPr>
-        <w:ind w:left="340"/>
-      </w:pPr>
-      <w:r>
-        <w:rPr>
-          <w:b/>
-          <w:sz w:val="21"/>
-        </w:rPr>
-        <w:t xml:space="preserve">3. </w:t>
-      </w:r>
-      <w:r>
-        <w:rPr>
-          <w:b/>
-          <w:sz w:val="21"/>
-        </w:rPr>
-        <w:t>本周作业</w:t>
-      </w:r>
-      <w:r>
-        <w:rPr>
-          <w:sz w:val="21"/>
-        </w:rPr>
-        <w:t>：每天找一个安静的时刻，对身体说一次"谢谢你，辛苦了"；或念四句祝福语。</w:t>
-      </w:r>
-    </w:p>
-    <w:p>
-      <w:pPr>
-        <w:ind w:left="340"/>
-      </w:pPr>
-      <w:r>
-        <w:rPr>
-          <w:b/>
-          <w:sz w:val="21"/>
-        </w:rPr>
-        <w:t xml:space="preserve">4. </w:t>
-      </w:r>
-      <w:r>
-        <w:rPr>
-          <w:b/>
-          <w:sz w:val="21"/>
-        </w:rPr>
-        <w:t>回向</w:t>
-      </w:r>
-      <w:r>
-        <w:rPr>
-          <w:sz w:val="21"/>
-        </w:rPr>
-        <w:t>（一起念）：</w:t>
-      </w:r>
-    </w:p>
-    <w:p>
-      <w:r>
-        <w:rPr>
-          <w:b/>
-          <w:sz w:val="21"/>
-        </w:rPr>
-        <w:t>回向（一起念）</w:t>
-      </w:r>
-      <w:r>
-        <w:rPr>
-          <w:sz w:val="21"/>
-        </w:rPr>
-        <w:t>：</w:t>
-      </w:r>
-    </w:p>
-    <w:p>
-      <w:pPr>
-        <w:spacing w:before="40" w:after="80"/>
-        <w:ind w:left="283"/>
-        <w:shd w:val="clear" w:color="auto" w:fill="EEF2F8"/>
-        <w:pBdr>
-          <w:left w:val="single" w:sz="20" w:space="6" w:color="1F3864"/>
-        </w:pBdr>
-      </w:pPr>
-      <w:r>
-        <w:rPr>
-          <w:b/>
-          <w:sz w:val="20"/>
-        </w:rPr>
-        <w:t>愿我此功德，导向诸漏尽！</w:t>
-      </w:r>
-      <w:r>
-        <w:rPr>
-          <w:sz w:val="20"/>
-        </w:rPr>
-        <w:t xml:space="preserve"> </w:t>
-      </w:r>
-      <w:r>
-        <w:rPr>
-          <w:b/>
-          <w:sz w:val="20"/>
-        </w:rPr>
-        <w:t>愿我此功德，为证涅槃缘！</w:t>
-      </w:r>
-      <w:r>
-        <w:rPr>
-          <w:sz w:val="20"/>
-        </w:rPr>
-        <w:t xml:space="preserve"> </w:t>
-      </w:r>
-      <w:r>
-        <w:rPr>
-          <w:b/>
-          <w:sz w:val="20"/>
-        </w:rPr>
-        <w:t>我此功德分，回向诸有情！</w:t>
-      </w:r>
-      <w:r>
-        <w:rPr>
-          <w:sz w:val="20"/>
-        </w:rPr>
-        <w:t xml:space="preserve"> </w:t>
-      </w:r>
-      <w:r>
-        <w:rPr>
-          <w:b/>
-          <w:sz w:val="20"/>
-        </w:rPr>
-        <w:t>愿彼等一切，同得功德分！</w:t>
-      </w:r>
-    </w:p>
-    <w:p>
-      <w:pPr>
-        <w:spacing w:before="160" w:after="80"/>
-      </w:pPr>
-      <w:r>
-        <w:rPr>
-          <w:rFonts w:ascii="Microsoft YaHei" w:hAnsi="Microsoft YaHei" w:eastAsia="Microsoft YaHei"/>
-          <w:b/>
-          <w:color w:val="1F3864"/>
-          <w:sz w:val="28"/>
+          <w:sz w:val="26"/>
         </w:rPr>
         <w:t>📚 延伸阅读（课后自由选读，均为文字版）</w:t>
       </w:r>
@@ -5373,7 +5155,6 @@
       <w:tblPr>
         <w:tblStyle w:val="TableGrid"/>
         <w:tblW w:type="auto" w:w="0"/>
-        <w:jc w:val="center"/>
         <w:tblLook w:firstColumn="1" w:firstRow="1" w:lastColumn="0" w:lastRow="0" w:noHBand="0" w:noVBand="1" w:val="04A0"/>
       </w:tblPr>
       <w:tblGrid>
@@ -5385,17 +5166,20 @@
         <w:tc>
           <w:tcPr>
             <w:tcW w:type="dxa" w:w="3213"/>
-            <w:shd w:val="clear" w:color="auto" w:fill="1F3864"/>
+            <w:shd w:val="clear" w:fill="1F3864"/>
           </w:tcPr>
           <w:p>
-            <w:pPr>
-              <w:spacing w:after="20"/>
-            </w:pPr>
             <w:r>
               <w:rPr>
-                <w:b/>
                 <w:color w:val="FFFFFF"/>
-                <w:sz w:val="19"/>
+                <w:sz w:val="18"/>
+              </w:rPr>
+            </w:r>
+            <w:r>
+              <w:rPr>
+                <w:b w:val="0"/>
+                <w:color w:val="FFFFFF"/>
+                <w:sz w:val="18"/>
               </w:rPr>
               <w:t>标题</w:t>
             </w:r>
@@ -5404,17 +5188,20 @@
         <w:tc>
           <w:tcPr>
             <w:tcW w:type="dxa" w:w="3213"/>
-            <w:shd w:val="clear" w:color="auto" w:fill="1F3864"/>
+            <w:shd w:val="clear" w:fill="1F3864"/>
           </w:tcPr>
           <w:p>
-            <w:pPr>
-              <w:spacing w:after="20"/>
-            </w:pPr>
             <w:r>
               <w:rPr>
-                <w:b/>
                 <w:color w:val="FFFFFF"/>
-                <w:sz w:val="19"/>
+                <w:sz w:val="18"/>
+              </w:rPr>
+            </w:r>
+            <w:r>
+              <w:rPr>
+                <w:b w:val="0"/>
+                <w:color w:val="FFFFFF"/>
+                <w:sz w:val="18"/>
               </w:rPr>
               <w:t>media_id</w:t>
             </w:r>
@@ -5423,17 +5210,20 @@
         <w:tc>
           <w:tcPr>
             <w:tcW w:type="dxa" w:w="3213"/>
-            <w:shd w:val="clear" w:color="auto" w:fill="1F3864"/>
+            <w:shd w:val="clear" w:fill="1F3864"/>
           </w:tcPr>
           <w:p>
-            <w:pPr>
-              <w:spacing w:after="20"/>
-            </w:pPr>
             <w:r>
               <w:rPr>
-                <w:b/>
                 <w:color w:val="FFFFFF"/>
-                <w:sz w:val="19"/>
+                <w:sz w:val="18"/>
+              </w:rPr>
+            </w:r>
+            <w:r>
+              <w:rPr>
+                <w:b w:val="0"/>
+                <w:color w:val="FFFFFF"/>
+                <w:sz w:val="18"/>
               </w:rPr>
               <w:t>打开方式</w:t>
             </w:r>
@@ -5446,12 +5236,15 @@
             <w:tcW w:type="dxa" w:w="3213"/>
           </w:tcPr>
           <w:p>
-            <w:pPr>
-              <w:spacing w:after="20"/>
-            </w:pPr>
             <w:r>
               <w:rPr>
-                <w:sz w:val="19"/>
+                <w:sz w:val="18"/>
+              </w:rPr>
+            </w:r>
+            <w:r>
+              <w:rPr>
+                <w:b w:val="0"/>
+                <w:sz w:val="18"/>
               </w:rPr>
               <w:t>第189讲 五盖3（docx文字版）</w:t>
             </w:r>
@@ -5462,14 +5255,17 @@
             <w:tcW w:type="dxa" w:w="3213"/>
           </w:tcPr>
           <w:p>
-            <w:pPr>
-              <w:spacing w:after="20"/>
-            </w:pPr>
             <w:r>
               <w:rPr>
-                <w:sz w:val="19"/>
+                <w:sz w:val="18"/>
               </w:rPr>
-              <w:t>`word_d0dd1c0cd17209afe241ece24bf6b7b4_d03b0c87881adbd141fd68f2dc9947ca7439961422831605`</w:t>
+            </w:r>
+            <w:r>
+              <w:rPr>
+                <w:b w:val="0"/>
+                <w:sz w:val="18"/>
+              </w:rPr>
+              <w:t>word_d0dd1c0cd17209afe241ece24bf6b7b4_d03b0c87881adbd141fd68f2dc9947ca7439961422831605</w:t>
             </w:r>
           </w:p>
         </w:tc>
@@ -5478,12 +5274,15 @@
             <w:tcW w:type="dxa" w:w="3213"/>
           </w:tcPr>
           <w:p>
-            <w:pPr>
-              <w:spacing w:after="20"/>
-            </w:pPr>
             <w:r>
               <w:rPr>
-                <w:sz w:val="19"/>
+                <w:sz w:val="18"/>
+              </w:rPr>
+            </w:r>
+            <w:r>
+              <w:rPr>
+                <w:b w:val="0"/>
+                <w:sz w:val="18"/>
               </w:rPr>
               <w:t>ima知识库搜索「189讲 五盖3」</w:t>
             </w:r>
@@ -5494,15 +5293,18 @@
         <w:tc>
           <w:tcPr>
             <w:tcW w:type="dxa" w:w="3213"/>
-            <w:shd w:val="clear" w:color="auto" w:fill="F2F2F2"/>
+            <w:shd w:val="clear" w:fill="F2F5FA"/>
           </w:tcPr>
           <w:p>
-            <w:pPr>
-              <w:spacing w:after="20"/>
-            </w:pPr>
             <w:r>
               <w:rPr>
-                <w:sz w:val="19"/>
+                <w:sz w:val="18"/>
+              </w:rPr>
+            </w:r>
+            <w:r>
+              <w:rPr>
+                <w:b w:val="0"/>
+                <w:sz w:val="18"/>
               </w:rPr>
               <w:t>天湖寺早晚课诵本（PDF，含应作慈爱经全文）</w:t>
             </w:r>
@@ -5511,32 +5313,38 @@
         <w:tc>
           <w:tcPr>
             <w:tcW w:type="dxa" w:w="3213"/>
-            <w:shd w:val="clear" w:color="auto" w:fill="F2F2F2"/>
+            <w:shd w:val="clear" w:fill="F2F5FA"/>
           </w:tcPr>
           <w:p>
-            <w:pPr>
-              <w:spacing w:after="20"/>
-            </w:pPr>
             <w:r>
               <w:rPr>
-                <w:sz w:val="19"/>
+                <w:sz w:val="18"/>
               </w:rPr>
-              <w:t>`pdf_d0dd1c0cd17209afe241ece24bf6b7b4_6f25861a789aee54d314c7169431cab57439961422831605`</w:t>
+            </w:r>
+            <w:r>
+              <w:rPr>
+                <w:b w:val="0"/>
+                <w:sz w:val="18"/>
+              </w:rPr>
+              <w:t>pdf_d0dd1c0cd17209afe241ece24bf6b7b4_6f25861a789aee54d314c7169431cab57439961422831605</w:t>
             </w:r>
           </w:p>
         </w:tc>
         <w:tc>
           <w:tcPr>
             <w:tcW w:type="dxa" w:w="3213"/>
-            <w:shd w:val="clear" w:color="auto" w:fill="F2F2F2"/>
+            <w:shd w:val="clear" w:fill="F2F5FA"/>
           </w:tcPr>
           <w:p>
-            <w:pPr>
-              <w:spacing w:after="20"/>
-            </w:pPr>
             <w:r>
               <w:rPr>
-                <w:sz w:val="19"/>
+                <w:sz w:val="18"/>
+              </w:rPr>
+            </w:r>
+            <w:r>
+              <w:rPr>
+                <w:b w:val="0"/>
+                <w:sz w:val="18"/>
               </w:rPr>
               <w:t>ima知识库搜索「天湖寺早晚课诵本」</w:t>
             </w:r>
@@ -5549,12 +5357,15 @@
             <w:tcW w:type="dxa" w:w="3213"/>
           </w:tcPr>
           <w:p>
-            <w:pPr>
-              <w:spacing w:after="20"/>
-            </w:pPr>
             <w:r>
               <w:rPr>
-                <w:sz w:val="19"/>
+                <w:sz w:val="18"/>
+              </w:rPr>
+            </w:r>
+            <w:r>
+              <w:rPr>
+                <w:b w:val="0"/>
+                <w:sz w:val="18"/>
               </w:rPr>
               <w:t>慈经中的十五种素质10-古源尊者（课件PDF）</w:t>
             </w:r>
@@ -5565,14 +5376,17 @@
             <w:tcW w:type="dxa" w:w="3213"/>
           </w:tcPr>
           <w:p>
-            <w:pPr>
-              <w:spacing w:after="20"/>
-            </w:pPr>
             <w:r>
               <w:rPr>
-                <w:sz w:val="19"/>
+                <w:sz w:val="18"/>
               </w:rPr>
-              <w:t>`pdf_d0dd1c0cd17209afe241ece24bf6b7b4_547626f82b0a3a9421a5e18e119ca3457439961422831605`</w:t>
+            </w:r>
+            <w:r>
+              <w:rPr>
+                <w:b w:val="0"/>
+                <w:sz w:val="18"/>
+              </w:rPr>
+              <w:t>pdf_d0dd1c0cd17209afe241ece24bf6b7b4_547626f82b0a3a9421a5e18e119ca3457439961422831605</w:t>
             </w:r>
           </w:p>
         </w:tc>
@@ -5581,12 +5395,15 @@
             <w:tcW w:type="dxa" w:w="3213"/>
           </w:tcPr>
           <w:p>
-            <w:pPr>
-              <w:spacing w:after="20"/>
-            </w:pPr>
             <w:r>
               <w:rPr>
-                <w:sz w:val="19"/>
+                <w:sz w:val="18"/>
+              </w:rPr>
+            </w:r>
+            <w:r>
+              <w:rPr>
+                <w:b w:val="0"/>
+                <w:sz w:val="18"/>
               </w:rPr>
               <w:t>ima知识库搜索「慈经中的十五种素质10」</w:t>
             </w:r>
@@ -5597,15 +5414,18 @@
         <w:tc>
           <w:tcPr>
             <w:tcW w:type="dxa" w:w="3213"/>
-            <w:shd w:val="clear" w:color="auto" w:fill="F2F2F2"/>
+            <w:shd w:val="clear" w:fill="F2F5FA"/>
           </w:tcPr>
           <w:p>
-            <w:pPr>
-              <w:spacing w:after="20"/>
-            </w:pPr>
             <w:r>
               <w:rPr>
-                <w:sz w:val="19"/>
+                <w:sz w:val="18"/>
+              </w:rPr>
+            </w:r>
+            <w:r>
+              <w:rPr>
+                <w:b w:val="0"/>
+                <w:sz w:val="18"/>
               </w:rPr>
               <w:t>天湖寺早晚课诵本（PDF，应作慈爱经巴利+中文全文）</w:t>
             </w:r>
@@ -5614,32 +5434,38 @@
         <w:tc>
           <w:tcPr>
             <w:tcW w:type="dxa" w:w="3213"/>
-            <w:shd w:val="clear" w:color="auto" w:fill="F2F2F2"/>
+            <w:shd w:val="clear" w:fill="F2F5FA"/>
           </w:tcPr>
           <w:p>
-            <w:pPr>
-              <w:spacing w:after="20"/>
-            </w:pPr>
             <w:r>
               <w:rPr>
-                <w:sz w:val="19"/>
+                <w:sz w:val="18"/>
               </w:rPr>
-              <w:t>`pdf_d0dd1c0cd17209afe241ece24bf6b7b4_6f25861a789aee54d314c7169431cab57439961422831605`</w:t>
+            </w:r>
+            <w:r>
+              <w:rPr>
+                <w:b w:val="0"/>
+                <w:sz w:val="18"/>
+              </w:rPr>
+              <w:t>pdf_d0dd1c0cd17209afe241ece24bf6b7b4_6f25861a789aee54d314c7169431cab57439961422831605</w:t>
             </w:r>
           </w:p>
         </w:tc>
         <w:tc>
           <w:tcPr>
             <w:tcW w:type="dxa" w:w="3213"/>
-            <w:shd w:val="clear" w:color="auto" w:fill="F2F2F2"/>
+            <w:shd w:val="clear" w:fill="F2F5FA"/>
           </w:tcPr>
           <w:p>
-            <w:pPr>
-              <w:spacing w:after="20"/>
-            </w:pPr>
             <w:r>
               <w:rPr>
-                <w:sz w:val="19"/>
+                <w:sz w:val="18"/>
+              </w:rPr>
+            </w:r>
+            <w:r>
+              <w:rPr>
+                <w:b w:val="0"/>
+                <w:sz w:val="18"/>
               </w:rPr>
               <w:t>ima知识库搜索「天湖寺早晚课诵本」</w:t>
             </w:r>
@@ -5648,172 +5474,132 @@
       </w:tr>
     </w:tbl>
     <w:p>
-      <w:pPr>
-        <w:spacing w:before="120" w:after="80"/>
-      </w:pPr>
-      <w:r>
-        <w:rPr>
-          <w:rFonts w:ascii="Microsoft YaHei" w:hAnsi="Microsoft YaHei" w:eastAsia="Microsoft YaHei"/>
+      <w:r>
+        <w:rPr>
           <w:b/>
           <w:color w:val="1F3864"/>
-          <w:sz w:val="25"/>
+          <w:sz w:val="23"/>
         </w:rPr>
         <w:t>本讲主持人特别提醒</w:t>
       </w:r>
     </w:p>
     <w:p>
       <w:pPr>
-        <w:ind w:left="340"/>
+        <w:pStyle w:val="ListBullet"/>
       </w:pPr>
       <w:r>
         <w:rPr>
-          <w:color w:val="1F3864"/>
-          <w:sz w:val="21"/>
-        </w:rPr>
-        <w:t xml:space="preserve">• </w:t>
-      </w:r>
-      <w:r>
-        <w:rPr>
           <w:b/>
-          <w:sz w:val="21"/>
         </w:rPr>
         <w:t>第一次活动</w:t>
       </w:r>
       <w:r>
         <w:rPr>
-          <w:sz w:val="21"/>
+          <w:b w:val="0"/>
         </w:rPr>
         <w:t>：正式开始前先让大家自我介绍（姓名+为什么来参加），营造轻松安全的氛围。</w:t>
       </w:r>
     </w:p>
     <w:p>
       <w:pPr>
-        <w:ind w:left="340"/>
+        <w:pStyle w:val="ListBullet"/>
       </w:pPr>
       <w:r>
         <w:rPr>
-          <w:color w:val="1F3864"/>
-          <w:sz w:val="21"/>
-        </w:rPr>
-        <w:t xml:space="preserve">• </w:t>
-      </w:r>
-      <w:r>
-        <w:rPr>
           <w:b/>
-          <w:sz w:val="21"/>
         </w:rPr>
         <w:t>新主持人</w:t>
       </w:r>
       <w:r>
         <w:rPr>
-          <w:sz w:val="21"/>
+          <w:b w:val="0"/>
         </w:rPr>
         <w:t>：可提前把"静心开场语"自己先念一遍、熟悉节奏；正式念时放慢语速，停顿自然一些即可。</w:t>
       </w:r>
     </w:p>
     <w:p>
       <w:pPr>
-        <w:ind w:left="340"/>
+        <w:pStyle w:val="ListBullet"/>
       </w:pPr>
       <w:r>
         <w:rPr>
-          <w:color w:val="1F3864"/>
-          <w:sz w:val="21"/>
-        </w:rPr>
-        <w:t xml:space="preserve">• </w:t>
-      </w:r>
-      <w:r>
-        <w:rPr>
           <w:b/>
-          <w:sz w:val="21"/>
         </w:rPr>
         <w:t>练习环节是本周重点</w:t>
       </w:r>
       <w:r>
         <w:rPr>
-          <w:sz w:val="21"/>
+          <w:b w:val="0"/>
         </w:rPr>
         <w:t>：引导词</w:t>
       </w:r>
       <w:r>
         <w:rPr>
           <w:b/>
-          <w:sz w:val="21"/>
         </w:rPr>
         <w:t>照读即可，不要解释、不要补充</w:t>
       </w:r>
       <w:r>
         <w:rPr>
-          <w:sz w:val="21"/>
+          <w:b w:val="0"/>
         </w:rPr>
         <w:t>，让大家直接体验。</w:t>
       </w:r>
     </w:p>
     <w:p>
       <w:pPr>
-        <w:ind w:left="340"/>
+        <w:pStyle w:val="ListBullet"/>
       </w:pPr>
       <w:r>
         <w:rPr>
-          <w:color w:val="1F3864"/>
-          <w:sz w:val="21"/>
-        </w:rPr>
-        <w:t xml:space="preserve">• </w:t>
-      </w:r>
-      <w:r>
-        <w:rPr>
           <w:b/>
-          <w:sz w:val="21"/>
         </w:rPr>
         <w:t>情绪可能被触动</w:t>
       </w:r>
       <w:r>
         <w:rPr>
-          <w:sz w:val="21"/>
+          <w:b w:val="0"/>
         </w:rPr>
         <w:t>：有人念祝福语时可能会想哭、会沉默——</w:t>
       </w:r>
       <w:r>
         <w:rPr>
           <w:b/>
-          <w:sz w:val="21"/>
         </w:rPr>
         <w:t>允许沉默</w:t>
       </w:r>
       <w:r>
         <w:rPr>
-          <w:sz w:val="21"/>
+          <w:b w:val="0"/>
         </w:rPr>
         <w:t>，不追问、不过度安慰，尊重每个人的节奏。</w:t>
       </w:r>
     </w:p>
     <w:p>
       <w:pPr>
-        <w:spacing w:before="40" w:after="80"/>
-        <w:ind w:left="283"/>
-        <w:shd w:val="clear" w:color="auto" w:fill="EEF2F8"/>
+        <w:ind w:left="170"/>
         <w:pBdr>
-          <w:left w:val="single" w:sz="20" w:space="6" w:color="1F3864"/>
+          <w:left w:val="single" w:sz="18" w:space="4" w:color="1F3864"/>
         </w:pBdr>
+        <w:shd w:val="clear" w:fill="F2F5FA"/>
       </w:pPr>
       <w:r>
         <w:rPr>
-          <w:sz w:val="20"/>
+          <w:b w:val="0"/>
         </w:rPr>
         <w:t xml:space="preserve">📚 </w:t>
       </w:r>
       <w:r>
         <w:rPr>
           <w:b/>
-          <w:sz w:val="20"/>
         </w:rPr>
         <w:t>下一份文档</w:t>
       </w:r>
       <w:r>
         <w:rPr>
-          <w:sz w:val="20"/>
-        </w:rPr>
-        <w:t>：`第2周_慈心的意义与对自己散播慈爱.md`</w:t>
+          <w:b w:val="0"/>
+        </w:rPr>
+        <w:t>：第2周_慈心的意义与对自己散播慈爱.md</w:t>
       </w:r>
     </w:p>
     <w:sectPr>
@@ -5835,7 +5621,11 @@
       <w:pStyle w:val="Footer"/>
       <w:jc w:val="center"/>
     </w:pPr>
-    <w:fldSimple w:instr="PAGE"/>
+    <w:r>
+      <w:fldChar w:fldCharType="begin"/>
+      <w:instrText xml:space="preserve">PAGE</w:instrText>
+      <w:fldChar w:fldCharType="end"/>
+    </w:r>
   </w:p>
 </w:ftr>
 </file>
@@ -5849,10 +5639,10 @@
     </w:pPr>
     <w:r>
       <w:rPr>
-        <w:color w:val="808080"/>
+        <w:color w:val="1F3864"/>
         <w:sz w:val="16"/>
       </w:rPr>
-      <w:t>读书会02·第1周·慈心的意义与对自己散播慈爱（朗读优化版）</w:t>
+      <w:t>读书会02 · 第1周 · 朗读优化版（4周版） · 主持人版</w:t>
     </w:r>
   </w:p>
 </w:hdr>
@@ -6221,11 +6011,8 @@
     <w:name w:val="Normal"/>
     <w:qFormat/>
     <w:rsid w:val="00FC693F"/>
-    <w:pPr>
-      <w:spacing w:line="324" w:lineRule="auto" w:after="60"/>
-    </w:pPr>
     <w:rPr>
-      <w:rFonts w:ascii="Microsoft YaHei" w:hAnsi="Microsoft YaHei" w:eastAsia="Microsoft YaHei"/>
+      <w:rFonts w:ascii="等线" w:hAnsi="等线" w:eastAsia="宋体"/>
       <w:sz w:val="21"/>
     </w:rPr>
   </w:style>
